--- a/Common/SOLID principles interview questions and answers.docx
+++ b/Common/SOLID principles interview questions and answers.docx
@@ -5075,6 +5075,27 @@
     </w:p>
     <w:p>
       <w:pPr>
+        <w:rPr>
+          <w:rFonts w:cs="B Nazanin"/>
+          <w:sz w:val="28"/>
+          <w:szCs w:val="28"/>
+          <w:rtl/>
+          <w:lang w:bidi="fa-IR"/>
+        </w:rPr>
+      </w:pPr>
+      <w:r>
+        <w:rPr>
+          <w:rFonts w:cs="Times New Roman"/>
+          <w:sz w:val="28"/>
+          <w:szCs w:val="28"/>
+          <w:rtl/>
+          <w:lang w:bidi="fa-IR"/>
+        </w:rPr>
+        <w:br w:type="page"/>
+      </w:r>
+    </w:p>
+    <w:p>
+      <w:pPr>
         <w:pStyle w:val="ListParagraph"/>
         <w:numPr>
           <w:ilvl w:val="0"/>
@@ -5096,8 +5117,5951 @@
           <w:rtl/>
           <w:lang w:bidi="fa-IR"/>
         </w:rPr>
-        <w:t>اصل</w:t>
-      </w:r>
+        <w:lastRenderedPageBreak/>
+        <w:t xml:space="preserve">اصل </w:t>
+      </w:r>
+      <w:r>
+        <w:rPr>
+          <w:rFonts w:cs="B Nazanin"/>
+          <w:sz w:val="28"/>
+          <w:szCs w:val="28"/>
+          <w:lang w:bidi="fa-IR"/>
+        </w:rPr>
+        <w:t>Open/Closed</w:t>
+      </w:r>
+      <w:r>
+        <w:rPr>
+          <w:rFonts w:cs="B Nazanin" w:hint="cs"/>
+          <w:sz w:val="28"/>
+          <w:szCs w:val="28"/>
+          <w:rtl/>
+          <w:lang w:bidi="fa-IR"/>
+        </w:rPr>
+        <w:t xml:space="preserve"> چی میگه؟</w:t>
+      </w:r>
+    </w:p>
+    <w:p>
+      <w:pPr>
+        <w:pStyle w:val="ListParagraph"/>
+        <w:numPr>
+          <w:ilvl w:val="1"/>
+          <w:numId w:val="1"/>
+        </w:numPr>
+        <w:bidi/>
+        <w:rPr>
+          <w:rFonts w:cs="B Nazanin"/>
+          <w:sz w:val="28"/>
+          <w:szCs w:val="28"/>
+          <w:lang w:bidi="fa-IR"/>
+        </w:rPr>
+      </w:pPr>
+      <w:r>
+        <w:rPr>
+          <w:rFonts w:cs="B Nazanin" w:hint="cs"/>
+          <w:sz w:val="28"/>
+          <w:szCs w:val="28"/>
+          <w:rtl/>
+          <w:lang w:bidi="fa-IR"/>
+        </w:rPr>
+        <w:t xml:space="preserve">اول از همه بریم سراغ تعریف </w:t>
+      </w:r>
+      <w:proofErr w:type="spellStart"/>
+      <w:r>
+        <w:rPr>
+          <w:rFonts w:cs="B Nazanin" w:hint="cs"/>
+          <w:sz w:val="28"/>
+          <w:szCs w:val="28"/>
+          <w:rtl/>
+          <w:lang w:bidi="fa-IR"/>
+        </w:rPr>
+        <w:t>رسمیش</w:t>
+      </w:r>
+      <w:proofErr w:type="spellEnd"/>
+      <w:r>
+        <w:rPr>
+          <w:rFonts w:cs="B Nazanin" w:hint="cs"/>
+          <w:sz w:val="28"/>
+          <w:szCs w:val="28"/>
+          <w:rtl/>
+          <w:lang w:bidi="fa-IR"/>
+        </w:rPr>
+        <w:t>:</w:t>
+      </w:r>
+      <w:r>
+        <w:rPr>
+          <w:rFonts w:cs="B Nazanin"/>
+          <w:sz w:val="28"/>
+          <w:szCs w:val="28"/>
+          <w:rtl/>
+          <w:lang w:bidi="fa-IR"/>
+        </w:rPr>
+        <w:br/>
+      </w:r>
+      <w:r>
+        <w:rPr>
+          <w:rFonts w:cs="B Nazanin"/>
+          <w:sz w:val="28"/>
+          <w:szCs w:val="28"/>
+          <w:lang w:bidi="fa-IR"/>
+        </w:rPr>
+        <w:t>a software artifact should be open for extension but closed for modification.</w:t>
+      </w:r>
+    </w:p>
+    <w:p>
+      <w:pPr>
+        <w:pStyle w:val="ListParagraph"/>
+        <w:numPr>
+          <w:ilvl w:val="1"/>
+          <w:numId w:val="1"/>
+        </w:numPr>
+        <w:bidi/>
+        <w:rPr>
+          <w:rFonts w:cs="B Nazanin"/>
+          <w:sz w:val="28"/>
+          <w:szCs w:val="28"/>
+          <w:lang w:bidi="fa-IR"/>
+        </w:rPr>
+      </w:pPr>
+      <w:r>
+        <w:rPr>
+          <w:rFonts w:cs="B Nazanin" w:hint="cs"/>
+          <w:sz w:val="28"/>
+          <w:szCs w:val="28"/>
+          <w:rtl/>
+          <w:lang w:bidi="fa-IR"/>
+        </w:rPr>
+        <w:t xml:space="preserve">این تعریف در نگاه اول </w:t>
+      </w:r>
+      <w:proofErr w:type="spellStart"/>
+      <w:r>
+        <w:rPr>
+          <w:rFonts w:cs="B Nazanin" w:hint="cs"/>
+          <w:sz w:val="28"/>
+          <w:szCs w:val="28"/>
+          <w:rtl/>
+          <w:lang w:bidi="fa-IR"/>
+        </w:rPr>
+        <w:t>یه</w:t>
+      </w:r>
+      <w:proofErr w:type="spellEnd"/>
+      <w:r>
+        <w:rPr>
+          <w:rFonts w:cs="B Nazanin" w:hint="cs"/>
+          <w:sz w:val="28"/>
+          <w:szCs w:val="28"/>
+          <w:rtl/>
+          <w:lang w:bidi="fa-IR"/>
+        </w:rPr>
+        <w:t xml:space="preserve"> مقدار غلط انداز و </w:t>
+      </w:r>
+      <w:proofErr w:type="spellStart"/>
+      <w:r>
+        <w:rPr>
+          <w:rFonts w:cs="B Nazanin" w:hint="cs"/>
+          <w:sz w:val="28"/>
+          <w:szCs w:val="28"/>
+          <w:rtl/>
+          <w:lang w:bidi="fa-IR"/>
+        </w:rPr>
+        <w:t>مبهمه</w:t>
+      </w:r>
+      <w:proofErr w:type="spellEnd"/>
+      <w:r>
+        <w:rPr>
+          <w:rFonts w:cs="B Nazanin" w:hint="cs"/>
+          <w:sz w:val="28"/>
+          <w:szCs w:val="28"/>
+          <w:rtl/>
+          <w:lang w:bidi="fa-IR"/>
+        </w:rPr>
+        <w:t xml:space="preserve">. چطوری </w:t>
+      </w:r>
+      <w:proofErr w:type="spellStart"/>
+      <w:r>
+        <w:rPr>
+          <w:rFonts w:cs="B Nazanin" w:hint="cs"/>
+          <w:sz w:val="28"/>
+          <w:szCs w:val="28"/>
+          <w:rtl/>
+          <w:lang w:bidi="fa-IR"/>
+        </w:rPr>
+        <w:t>یه</w:t>
+      </w:r>
+      <w:proofErr w:type="spellEnd"/>
+      <w:r>
+        <w:rPr>
+          <w:rFonts w:cs="B Nazanin" w:hint="cs"/>
+          <w:sz w:val="28"/>
+          <w:szCs w:val="28"/>
+          <w:rtl/>
+          <w:lang w:bidi="fa-IR"/>
+        </w:rPr>
+        <w:t xml:space="preserve"> بخشی از کد هم قابلیت اینو باید داشته باشه که قابل بزرگتر شدن باشه اما امکان تغییر توی اون وجود نداشته باشه؟!</w:t>
+      </w:r>
+      <w:r>
+        <w:rPr>
+          <w:rFonts w:cs="B Nazanin"/>
+          <w:sz w:val="28"/>
+          <w:szCs w:val="28"/>
+          <w:rtl/>
+          <w:lang w:bidi="fa-IR"/>
+        </w:rPr>
+        <w:br/>
+      </w:r>
+      <w:r>
+        <w:rPr>
+          <w:rFonts w:cs="B Nazanin" w:hint="cs"/>
+          <w:sz w:val="28"/>
+          <w:szCs w:val="28"/>
+          <w:rtl/>
+          <w:lang w:bidi="fa-IR"/>
+        </w:rPr>
+        <w:t xml:space="preserve">سوالات دیگه ای هم حتی پیش میاد. مثلا اینکه </w:t>
+      </w:r>
+      <w:r>
+        <w:rPr>
+          <w:rFonts w:cs="B Nazanin"/>
+          <w:sz w:val="28"/>
+          <w:szCs w:val="28"/>
+          <w:lang w:bidi="fa-IR"/>
+        </w:rPr>
+        <w:t>open</w:t>
+      </w:r>
+      <w:r>
+        <w:rPr>
+          <w:rFonts w:cs="B Nazanin" w:hint="cs"/>
+          <w:sz w:val="28"/>
+          <w:szCs w:val="28"/>
+          <w:rtl/>
+          <w:lang w:bidi="fa-IR"/>
+        </w:rPr>
+        <w:t xml:space="preserve"> بودن آیا به این </w:t>
+      </w:r>
+      <w:proofErr w:type="spellStart"/>
+      <w:r>
+        <w:rPr>
+          <w:rFonts w:cs="B Nazanin" w:hint="cs"/>
+          <w:sz w:val="28"/>
+          <w:szCs w:val="28"/>
+          <w:rtl/>
+          <w:lang w:bidi="fa-IR"/>
+        </w:rPr>
+        <w:t>معنیه</w:t>
+      </w:r>
+      <w:proofErr w:type="spellEnd"/>
+      <w:r>
+        <w:rPr>
+          <w:rFonts w:cs="B Nazanin" w:hint="cs"/>
+          <w:sz w:val="28"/>
+          <w:szCs w:val="28"/>
+          <w:rtl/>
+          <w:lang w:bidi="fa-IR"/>
+        </w:rPr>
+        <w:t xml:space="preserve"> که </w:t>
+      </w:r>
+      <w:proofErr w:type="spellStart"/>
+      <w:r>
+        <w:rPr>
+          <w:rFonts w:cs="B Nazanin" w:hint="cs"/>
+          <w:sz w:val="28"/>
+          <w:szCs w:val="28"/>
+          <w:rtl/>
+          <w:lang w:bidi="fa-IR"/>
+        </w:rPr>
+        <w:t>میتونیم</w:t>
+      </w:r>
+      <w:proofErr w:type="spellEnd"/>
+      <w:r>
+        <w:rPr>
+          <w:rFonts w:cs="B Nazanin" w:hint="cs"/>
+          <w:sz w:val="28"/>
+          <w:szCs w:val="28"/>
+          <w:rtl/>
+          <w:lang w:bidi="fa-IR"/>
+        </w:rPr>
+        <w:t xml:space="preserve"> متد های جدیدی به کلاس مورد نظر اضافه کنیم یا نه؟</w:t>
+      </w:r>
+      <w:r>
+        <w:rPr>
+          <w:rFonts w:cs="B Nazanin" w:hint="cs"/>
+          <w:sz w:val="28"/>
+          <w:szCs w:val="28"/>
+          <w:rtl/>
+          <w:lang w:bidi="fa-IR"/>
+        </w:rPr>
+        <w:t xml:space="preserve"> آیا این کار به معنی </w:t>
+      </w:r>
+      <w:r>
+        <w:rPr>
+          <w:rFonts w:cs="B Nazanin"/>
+          <w:sz w:val="28"/>
+          <w:szCs w:val="28"/>
+          <w:lang w:bidi="fa-IR"/>
+        </w:rPr>
+        <w:t>modify</w:t>
+      </w:r>
+      <w:r>
+        <w:rPr>
+          <w:rFonts w:cs="B Nazanin" w:hint="cs"/>
+          <w:sz w:val="28"/>
+          <w:szCs w:val="28"/>
+          <w:rtl/>
+          <w:lang w:bidi="fa-IR"/>
+        </w:rPr>
+        <w:t xml:space="preserve"> کردن کلاس نیست؟</w:t>
+      </w:r>
+      <w:r>
+        <w:rPr>
+          <w:rFonts w:cs="B Nazanin"/>
+          <w:sz w:val="28"/>
+          <w:szCs w:val="28"/>
+          <w:rtl/>
+          <w:lang w:bidi="fa-IR"/>
+        </w:rPr>
+        <w:br/>
+      </w:r>
+      <w:r>
+        <w:rPr>
+          <w:rFonts w:cs="B Nazanin" w:hint="cs"/>
+          <w:sz w:val="28"/>
+          <w:szCs w:val="28"/>
+          <w:rtl/>
+          <w:lang w:bidi="fa-IR"/>
+        </w:rPr>
+        <w:t xml:space="preserve">یا مثلا کدوم بخش های کد </w:t>
+      </w:r>
+      <w:r>
+        <w:rPr>
+          <w:rFonts w:cs="B Nazanin"/>
+          <w:sz w:val="28"/>
+          <w:szCs w:val="28"/>
+          <w:lang w:bidi="fa-IR"/>
+        </w:rPr>
+        <w:t>closed for modification</w:t>
+      </w:r>
+      <w:r>
+        <w:rPr>
+          <w:rFonts w:cs="B Nazanin" w:hint="cs"/>
+          <w:sz w:val="28"/>
+          <w:szCs w:val="28"/>
+          <w:rtl/>
+          <w:lang w:bidi="fa-IR"/>
+        </w:rPr>
+        <w:t xml:space="preserve"> هستن؟ چطور </w:t>
+      </w:r>
+      <w:proofErr w:type="spellStart"/>
+      <w:r>
+        <w:rPr>
+          <w:rFonts w:cs="B Nazanin" w:hint="cs"/>
+          <w:sz w:val="28"/>
+          <w:szCs w:val="28"/>
+          <w:rtl/>
+          <w:lang w:bidi="fa-IR"/>
+        </w:rPr>
+        <w:t>میتونیم</w:t>
+      </w:r>
+      <w:proofErr w:type="spellEnd"/>
+      <w:r>
+        <w:rPr>
+          <w:rFonts w:cs="B Nazanin" w:hint="cs"/>
+          <w:sz w:val="28"/>
+          <w:szCs w:val="28"/>
+          <w:rtl/>
+          <w:lang w:bidi="fa-IR"/>
+        </w:rPr>
+        <w:t xml:space="preserve"> بدون </w:t>
+      </w:r>
+      <w:r>
+        <w:rPr>
+          <w:rFonts w:cs="B Nazanin"/>
+          <w:sz w:val="28"/>
+          <w:szCs w:val="28"/>
+          <w:lang w:bidi="fa-IR"/>
+        </w:rPr>
+        <w:t>modify</w:t>
+      </w:r>
+      <w:r>
+        <w:rPr>
+          <w:rFonts w:cs="B Nazanin" w:hint="cs"/>
+          <w:sz w:val="28"/>
+          <w:szCs w:val="28"/>
+          <w:rtl/>
+          <w:lang w:bidi="fa-IR"/>
+        </w:rPr>
+        <w:t xml:space="preserve"> کردن کد،‌ </w:t>
+      </w:r>
+      <w:proofErr w:type="spellStart"/>
+      <w:r>
+        <w:rPr>
+          <w:rFonts w:cs="B Nazanin" w:hint="cs"/>
+          <w:sz w:val="28"/>
+          <w:szCs w:val="28"/>
+          <w:rtl/>
+          <w:lang w:bidi="fa-IR"/>
+        </w:rPr>
+        <w:t>فیچر</w:t>
+      </w:r>
+      <w:proofErr w:type="spellEnd"/>
+      <w:r>
+        <w:rPr>
+          <w:rFonts w:cs="B Nazanin" w:hint="cs"/>
+          <w:sz w:val="28"/>
+          <w:szCs w:val="28"/>
+          <w:rtl/>
+          <w:lang w:bidi="fa-IR"/>
+        </w:rPr>
+        <w:t xml:space="preserve"> های جدید اضافه کنیم یا </w:t>
+      </w:r>
+      <w:proofErr w:type="spellStart"/>
+      <w:r>
+        <w:rPr>
+          <w:rFonts w:cs="B Nazanin" w:hint="cs"/>
+          <w:sz w:val="28"/>
+          <w:szCs w:val="28"/>
+          <w:rtl/>
+          <w:lang w:bidi="fa-IR"/>
+        </w:rPr>
+        <w:t>باگ</w:t>
+      </w:r>
+      <w:proofErr w:type="spellEnd"/>
+      <w:r>
+        <w:rPr>
+          <w:rFonts w:cs="B Nazanin" w:hint="cs"/>
+          <w:sz w:val="28"/>
+          <w:szCs w:val="28"/>
+          <w:rtl/>
+          <w:lang w:bidi="fa-IR"/>
+        </w:rPr>
+        <w:t xml:space="preserve"> ها رو رفع کنیم</w:t>
+      </w:r>
+      <w:r>
+        <w:rPr>
+          <w:rFonts w:cs="B Nazanin" w:hint="cs"/>
+          <w:sz w:val="28"/>
+          <w:szCs w:val="28"/>
+          <w:rtl/>
+          <w:lang w:bidi="fa-IR"/>
+        </w:rPr>
+        <w:t xml:space="preserve"> یا اگه </w:t>
+      </w:r>
+      <w:proofErr w:type="spellStart"/>
+      <w:r>
+        <w:rPr>
+          <w:rFonts w:cs="B Nazanin" w:hint="cs"/>
+          <w:sz w:val="28"/>
+          <w:szCs w:val="28"/>
+          <w:rtl/>
+          <w:lang w:bidi="fa-IR"/>
+        </w:rPr>
+        <w:t>یه</w:t>
+      </w:r>
+      <w:proofErr w:type="spellEnd"/>
+      <w:r>
+        <w:rPr>
+          <w:rFonts w:cs="B Nazanin" w:hint="cs"/>
+          <w:sz w:val="28"/>
+          <w:szCs w:val="28"/>
+          <w:rtl/>
+          <w:lang w:bidi="fa-IR"/>
+        </w:rPr>
+        <w:t xml:space="preserve"> </w:t>
+      </w:r>
+      <w:proofErr w:type="spellStart"/>
+      <w:r>
+        <w:rPr>
+          <w:rFonts w:cs="B Nazanin" w:hint="cs"/>
+          <w:sz w:val="28"/>
+          <w:szCs w:val="28"/>
+          <w:rtl/>
+          <w:lang w:bidi="fa-IR"/>
+        </w:rPr>
+        <w:t>متدی</w:t>
+      </w:r>
+      <w:proofErr w:type="spellEnd"/>
+      <w:r>
+        <w:rPr>
+          <w:rFonts w:cs="B Nazanin" w:hint="cs"/>
+          <w:sz w:val="28"/>
+          <w:szCs w:val="28"/>
+          <w:rtl/>
+          <w:lang w:bidi="fa-IR"/>
+        </w:rPr>
+        <w:t xml:space="preserve"> دیگه بهش نیازی نبود،‌ </w:t>
+      </w:r>
+      <w:proofErr w:type="spellStart"/>
+      <w:r>
+        <w:rPr>
+          <w:rFonts w:cs="B Nazanin" w:hint="cs"/>
+          <w:sz w:val="28"/>
+          <w:szCs w:val="28"/>
+          <w:rtl/>
+          <w:lang w:bidi="fa-IR"/>
+        </w:rPr>
+        <w:t>حذفش</w:t>
+      </w:r>
+      <w:proofErr w:type="spellEnd"/>
+      <w:r>
+        <w:rPr>
+          <w:rFonts w:cs="B Nazanin" w:hint="cs"/>
+          <w:sz w:val="28"/>
+          <w:szCs w:val="28"/>
+          <w:rtl/>
+          <w:lang w:bidi="fa-IR"/>
+        </w:rPr>
+        <w:t xml:space="preserve"> </w:t>
+      </w:r>
+      <w:r>
+        <w:rPr>
+          <w:rFonts w:cs="B Nazanin" w:hint="cs"/>
+          <w:sz w:val="28"/>
+          <w:szCs w:val="28"/>
+          <w:rtl/>
+          <w:lang w:bidi="fa-IR"/>
+        </w:rPr>
+        <w:t xml:space="preserve">باید بکنیم یا </w:t>
+      </w:r>
+      <w:proofErr w:type="spellStart"/>
+      <w:r>
+        <w:rPr>
+          <w:rFonts w:cs="B Nazanin" w:hint="cs"/>
+          <w:sz w:val="28"/>
+          <w:szCs w:val="28"/>
+          <w:rtl/>
+          <w:lang w:bidi="fa-IR"/>
+        </w:rPr>
+        <w:t>بذاریم</w:t>
+      </w:r>
+      <w:proofErr w:type="spellEnd"/>
+      <w:r>
+        <w:rPr>
+          <w:rFonts w:cs="B Nazanin" w:hint="cs"/>
+          <w:sz w:val="28"/>
+          <w:szCs w:val="28"/>
+          <w:rtl/>
+          <w:lang w:bidi="fa-IR"/>
+        </w:rPr>
+        <w:t xml:space="preserve"> بمونه</w:t>
+      </w:r>
+      <w:r>
+        <w:rPr>
+          <w:rFonts w:cs="B Nazanin" w:hint="cs"/>
+          <w:sz w:val="28"/>
+          <w:szCs w:val="28"/>
+          <w:rtl/>
+          <w:lang w:bidi="fa-IR"/>
+        </w:rPr>
+        <w:t>؟</w:t>
+      </w:r>
+    </w:p>
+    <w:p>
+      <w:pPr>
+        <w:pStyle w:val="ListParagraph"/>
+        <w:numPr>
+          <w:ilvl w:val="1"/>
+          <w:numId w:val="1"/>
+        </w:numPr>
+        <w:bidi/>
+        <w:rPr>
+          <w:rFonts w:cs="B Nazanin"/>
+          <w:sz w:val="28"/>
+          <w:szCs w:val="28"/>
+          <w:lang w:bidi="fa-IR"/>
+        </w:rPr>
+      </w:pPr>
+      <w:r>
+        <w:rPr>
+          <w:rFonts w:cs="B Nazanin" w:hint="cs"/>
+          <w:sz w:val="28"/>
+          <w:szCs w:val="28"/>
+          <w:rtl/>
+          <w:lang w:bidi="fa-IR"/>
+        </w:rPr>
+        <w:t xml:space="preserve">تعریف دقیقتری که برای این اصل وجود </w:t>
+      </w:r>
+      <w:proofErr w:type="spellStart"/>
+      <w:r>
+        <w:rPr>
+          <w:rFonts w:cs="B Nazanin" w:hint="cs"/>
+          <w:sz w:val="28"/>
+          <w:szCs w:val="28"/>
+          <w:rtl/>
+          <w:lang w:bidi="fa-IR"/>
+        </w:rPr>
+        <w:t>داره</w:t>
+      </w:r>
+      <w:proofErr w:type="spellEnd"/>
+      <w:r>
+        <w:rPr>
+          <w:rFonts w:cs="B Nazanin" w:hint="cs"/>
+          <w:sz w:val="28"/>
+          <w:szCs w:val="28"/>
+          <w:rtl/>
+          <w:lang w:bidi="fa-IR"/>
+        </w:rPr>
+        <w:t xml:space="preserve">،‌ توی کتاب </w:t>
+      </w:r>
+      <w:r>
+        <w:rPr>
+          <w:rFonts w:cs="B Nazanin"/>
+          <w:sz w:val="28"/>
+          <w:szCs w:val="28"/>
+          <w:lang w:bidi="fa-IR"/>
+        </w:rPr>
+        <w:t>object oriented software construction</w:t>
+      </w:r>
+      <w:r>
+        <w:rPr>
+          <w:rFonts w:cs="B Nazanin" w:hint="cs"/>
+          <w:sz w:val="28"/>
+          <w:szCs w:val="28"/>
+          <w:rtl/>
+          <w:lang w:bidi="fa-IR"/>
+        </w:rPr>
+        <w:t xml:space="preserve"> از </w:t>
+      </w:r>
+      <w:proofErr w:type="spellStart"/>
+      <w:r>
+        <w:rPr>
+          <w:rFonts w:cs="B Nazanin"/>
+          <w:sz w:val="28"/>
+          <w:szCs w:val="28"/>
+          <w:lang w:bidi="fa-IR"/>
+        </w:rPr>
+        <w:t>bertrand</w:t>
+      </w:r>
+      <w:proofErr w:type="spellEnd"/>
+      <w:r>
+        <w:rPr>
+          <w:rFonts w:cs="B Nazanin"/>
+          <w:sz w:val="28"/>
+          <w:szCs w:val="28"/>
+          <w:lang w:bidi="fa-IR"/>
+        </w:rPr>
+        <w:t xml:space="preserve"> </w:t>
+      </w:r>
+      <w:proofErr w:type="spellStart"/>
+      <w:r>
+        <w:rPr>
+          <w:rFonts w:cs="B Nazanin"/>
+          <w:sz w:val="28"/>
+          <w:szCs w:val="28"/>
+          <w:lang w:bidi="fa-IR"/>
+        </w:rPr>
+        <w:t>meyer</w:t>
+      </w:r>
+      <w:proofErr w:type="spellEnd"/>
+      <w:r>
+        <w:rPr>
+          <w:rFonts w:cs="B Nazanin" w:hint="cs"/>
+          <w:sz w:val="28"/>
+          <w:szCs w:val="28"/>
+          <w:rtl/>
+          <w:lang w:bidi="fa-IR"/>
+        </w:rPr>
+        <w:t xml:space="preserve"> (خالق این اصل) هست که میگه:</w:t>
+      </w:r>
+      <w:r>
+        <w:rPr>
+          <w:rFonts w:cs="B Nazanin"/>
+          <w:sz w:val="28"/>
+          <w:szCs w:val="28"/>
+          <w:rtl/>
+          <w:lang w:bidi="fa-IR"/>
+        </w:rPr>
+        <w:br/>
+      </w:r>
+      <w:proofErr w:type="spellStart"/>
+      <w:r>
+        <w:rPr>
+          <w:rFonts w:cs="B Nazanin" w:hint="cs"/>
+          <w:sz w:val="28"/>
+          <w:szCs w:val="28"/>
+          <w:rtl/>
+          <w:lang w:bidi="fa-IR"/>
+        </w:rPr>
+        <w:t>یه</w:t>
+      </w:r>
+      <w:proofErr w:type="spellEnd"/>
+      <w:r>
+        <w:rPr>
+          <w:rFonts w:cs="B Nazanin" w:hint="cs"/>
+          <w:sz w:val="28"/>
+          <w:szCs w:val="28"/>
+          <w:rtl/>
+          <w:lang w:bidi="fa-IR"/>
+        </w:rPr>
+        <w:t xml:space="preserve"> </w:t>
+      </w:r>
+      <w:proofErr w:type="spellStart"/>
+      <w:r>
+        <w:rPr>
+          <w:rFonts w:cs="B Nazanin" w:hint="cs"/>
+          <w:sz w:val="28"/>
+          <w:szCs w:val="28"/>
+          <w:rtl/>
+          <w:lang w:bidi="fa-IR"/>
+        </w:rPr>
+        <w:t>ماژول</w:t>
+      </w:r>
+      <w:proofErr w:type="spellEnd"/>
+      <w:r>
+        <w:rPr>
+          <w:rFonts w:cs="B Nazanin" w:hint="cs"/>
+          <w:sz w:val="28"/>
+          <w:szCs w:val="28"/>
+          <w:rtl/>
+          <w:lang w:bidi="fa-IR"/>
+        </w:rPr>
+        <w:t xml:space="preserve"> در صورتی </w:t>
+      </w:r>
+      <w:r>
+        <w:rPr>
+          <w:rFonts w:cs="B Nazanin"/>
+          <w:sz w:val="28"/>
+          <w:szCs w:val="28"/>
+          <w:lang w:bidi="fa-IR"/>
+        </w:rPr>
+        <w:t>open</w:t>
+      </w:r>
+      <w:r>
+        <w:rPr>
+          <w:rFonts w:cs="B Nazanin" w:hint="cs"/>
+          <w:sz w:val="28"/>
+          <w:szCs w:val="28"/>
+          <w:rtl/>
+          <w:lang w:bidi="fa-IR"/>
+        </w:rPr>
+        <w:t xml:space="preserve"> هست که برای </w:t>
+      </w:r>
+      <w:r>
+        <w:rPr>
+          <w:rFonts w:cs="B Nazanin"/>
+          <w:sz w:val="28"/>
+          <w:szCs w:val="28"/>
+          <w:lang w:bidi="fa-IR"/>
+        </w:rPr>
+        <w:t>extension</w:t>
+      </w:r>
+      <w:r>
+        <w:rPr>
+          <w:rFonts w:cs="B Nazanin" w:hint="cs"/>
+          <w:sz w:val="28"/>
+          <w:szCs w:val="28"/>
+          <w:rtl/>
+          <w:lang w:bidi="fa-IR"/>
+        </w:rPr>
+        <w:t xml:space="preserve"> در دسترس باشه. مثلا اینکه بشه بهش فیلد یا متد های جدیدی اضافه کرد.</w:t>
+      </w:r>
+      <w:r>
+        <w:rPr>
+          <w:rFonts w:cs="B Nazanin"/>
+          <w:sz w:val="28"/>
+          <w:szCs w:val="28"/>
+          <w:rtl/>
+          <w:lang w:bidi="fa-IR"/>
+        </w:rPr>
+        <w:br/>
+      </w:r>
+      <w:proofErr w:type="spellStart"/>
+      <w:r>
+        <w:rPr>
+          <w:rFonts w:cs="B Nazanin" w:hint="cs"/>
+          <w:sz w:val="28"/>
+          <w:szCs w:val="28"/>
+          <w:rtl/>
+          <w:lang w:bidi="fa-IR"/>
+        </w:rPr>
+        <w:t>یه</w:t>
+      </w:r>
+      <w:proofErr w:type="spellEnd"/>
+      <w:r>
+        <w:rPr>
+          <w:rFonts w:cs="B Nazanin" w:hint="cs"/>
+          <w:sz w:val="28"/>
+          <w:szCs w:val="28"/>
+          <w:rtl/>
+          <w:lang w:bidi="fa-IR"/>
+        </w:rPr>
+        <w:t xml:space="preserve"> </w:t>
+      </w:r>
+      <w:proofErr w:type="spellStart"/>
+      <w:r>
+        <w:rPr>
+          <w:rFonts w:cs="B Nazanin" w:hint="cs"/>
+          <w:sz w:val="28"/>
+          <w:szCs w:val="28"/>
+          <w:rtl/>
+          <w:lang w:bidi="fa-IR"/>
+        </w:rPr>
+        <w:t>ماژول</w:t>
+      </w:r>
+      <w:proofErr w:type="spellEnd"/>
+      <w:r>
+        <w:rPr>
+          <w:rFonts w:cs="B Nazanin" w:hint="cs"/>
+          <w:sz w:val="28"/>
+          <w:szCs w:val="28"/>
+          <w:rtl/>
+          <w:lang w:bidi="fa-IR"/>
+        </w:rPr>
+        <w:t xml:space="preserve"> در صورتی </w:t>
+      </w:r>
+      <w:r>
+        <w:rPr>
+          <w:rFonts w:cs="B Nazanin"/>
+          <w:sz w:val="28"/>
+          <w:szCs w:val="28"/>
+          <w:lang w:bidi="fa-IR"/>
+        </w:rPr>
+        <w:t>closed</w:t>
+      </w:r>
+      <w:r>
+        <w:rPr>
+          <w:rFonts w:cs="B Nazanin" w:hint="cs"/>
+          <w:sz w:val="28"/>
+          <w:szCs w:val="28"/>
+          <w:rtl/>
+          <w:lang w:bidi="fa-IR"/>
+        </w:rPr>
+        <w:t xml:space="preserve"> هست که برای استفاده توسط </w:t>
+      </w:r>
+      <w:proofErr w:type="spellStart"/>
+      <w:r>
+        <w:rPr>
+          <w:rFonts w:cs="B Nazanin" w:hint="cs"/>
+          <w:sz w:val="28"/>
+          <w:szCs w:val="28"/>
+          <w:rtl/>
+          <w:lang w:bidi="fa-IR"/>
+        </w:rPr>
+        <w:t>ماژول</w:t>
+      </w:r>
+      <w:proofErr w:type="spellEnd"/>
+      <w:r>
+        <w:rPr>
+          <w:rFonts w:cs="B Nazanin" w:hint="cs"/>
+          <w:sz w:val="28"/>
+          <w:szCs w:val="28"/>
+          <w:rtl/>
+          <w:lang w:bidi="fa-IR"/>
+        </w:rPr>
+        <w:t xml:space="preserve"> های دیگه در دسترس باشه.</w:t>
+      </w:r>
+      <w:r>
+        <w:rPr>
+          <w:rFonts w:cs="B Nazanin" w:hint="cs"/>
+          <w:sz w:val="28"/>
+          <w:szCs w:val="28"/>
+          <w:rtl/>
+          <w:lang w:bidi="fa-IR"/>
+        </w:rPr>
+        <w:t xml:space="preserve"> در واقع فرض بر این گرفته میشه که </w:t>
+      </w:r>
+      <w:proofErr w:type="spellStart"/>
+      <w:r>
+        <w:rPr>
+          <w:rFonts w:cs="B Nazanin" w:hint="cs"/>
+          <w:sz w:val="28"/>
+          <w:szCs w:val="28"/>
+          <w:rtl/>
+          <w:lang w:bidi="fa-IR"/>
+        </w:rPr>
+        <w:t>ماژول</w:t>
+      </w:r>
+      <w:proofErr w:type="spellEnd"/>
+      <w:r>
+        <w:rPr>
+          <w:rFonts w:cs="B Nazanin" w:hint="cs"/>
+          <w:sz w:val="28"/>
+          <w:szCs w:val="28"/>
+          <w:rtl/>
+          <w:lang w:bidi="fa-IR"/>
+        </w:rPr>
+        <w:t xml:space="preserve"> مورد بحث به شکلی مناسب</w:t>
+      </w:r>
+      <w:r>
+        <w:rPr>
+          <w:rFonts w:cs="B Nazanin" w:hint="cs"/>
+          <w:sz w:val="28"/>
+          <w:szCs w:val="28"/>
+          <w:rtl/>
+          <w:lang w:bidi="fa-IR"/>
+        </w:rPr>
+        <w:t xml:space="preserve"> (</w:t>
+      </w:r>
+      <w:r>
+        <w:rPr>
+          <w:rFonts w:cs="B Nazanin"/>
+          <w:sz w:val="28"/>
+          <w:szCs w:val="28"/>
+          <w:lang w:bidi="fa-IR"/>
+        </w:rPr>
+        <w:t>well-defined</w:t>
+      </w:r>
+      <w:r>
+        <w:rPr>
+          <w:rFonts w:cs="B Nazanin" w:hint="cs"/>
+          <w:sz w:val="28"/>
+          <w:szCs w:val="28"/>
+          <w:rtl/>
+          <w:lang w:bidi="fa-IR"/>
+        </w:rPr>
+        <w:t>)</w:t>
+      </w:r>
+      <w:r>
+        <w:rPr>
+          <w:rFonts w:cs="B Nazanin" w:hint="cs"/>
+          <w:sz w:val="28"/>
+          <w:szCs w:val="28"/>
+          <w:rtl/>
+          <w:lang w:bidi="fa-IR"/>
+        </w:rPr>
+        <w:t>، دارای ساختار مشخص و با پایداری</w:t>
+      </w:r>
+      <w:r>
+        <w:rPr>
+          <w:rFonts w:cs="B Nazanin" w:hint="cs"/>
+          <w:sz w:val="28"/>
+          <w:szCs w:val="28"/>
+          <w:rtl/>
+          <w:lang w:bidi="fa-IR"/>
+        </w:rPr>
+        <w:t xml:space="preserve"> (</w:t>
+      </w:r>
+      <w:r>
+        <w:rPr>
+          <w:rFonts w:cs="B Nazanin"/>
+          <w:sz w:val="28"/>
+          <w:szCs w:val="28"/>
+          <w:lang w:bidi="fa-IR"/>
+        </w:rPr>
+        <w:t>stable</w:t>
+      </w:r>
+      <w:r>
+        <w:rPr>
+          <w:rFonts w:cs="B Nazanin" w:hint="cs"/>
+          <w:sz w:val="28"/>
+          <w:szCs w:val="28"/>
+          <w:rtl/>
+          <w:lang w:bidi="fa-IR"/>
+        </w:rPr>
+        <w:t>)</w:t>
+      </w:r>
+      <w:r>
+        <w:rPr>
+          <w:rFonts w:cs="B Nazanin" w:hint="cs"/>
+          <w:sz w:val="28"/>
+          <w:szCs w:val="28"/>
+          <w:rtl/>
+          <w:lang w:bidi="fa-IR"/>
+        </w:rPr>
+        <w:t xml:space="preserve"> تعریف شده باشه.</w:t>
+      </w:r>
+      <w:r>
+        <w:rPr>
+          <w:rFonts w:cs="B Nazanin" w:hint="cs"/>
+          <w:sz w:val="28"/>
+          <w:szCs w:val="28"/>
+          <w:rtl/>
+          <w:lang w:bidi="fa-IR"/>
+        </w:rPr>
+        <w:t xml:space="preserve"> چنین </w:t>
+      </w:r>
+      <w:proofErr w:type="spellStart"/>
+      <w:r>
+        <w:rPr>
+          <w:rFonts w:cs="B Nazanin" w:hint="cs"/>
+          <w:sz w:val="28"/>
+          <w:szCs w:val="28"/>
+          <w:rtl/>
+          <w:lang w:bidi="fa-IR"/>
+        </w:rPr>
+        <w:t>ماژولی</w:t>
+      </w:r>
+      <w:proofErr w:type="spellEnd"/>
+      <w:r>
+        <w:rPr>
+          <w:rFonts w:cs="B Nazanin" w:hint="cs"/>
+          <w:sz w:val="28"/>
+          <w:szCs w:val="28"/>
+          <w:rtl/>
+          <w:lang w:bidi="fa-IR"/>
+        </w:rPr>
+        <w:t xml:space="preserve"> میتونه به عنوان </w:t>
+      </w:r>
+      <w:proofErr w:type="spellStart"/>
+      <w:r>
+        <w:rPr>
+          <w:rFonts w:cs="B Nazanin" w:hint="cs"/>
+          <w:sz w:val="28"/>
+          <w:szCs w:val="28"/>
+          <w:rtl/>
+          <w:lang w:bidi="fa-IR"/>
+        </w:rPr>
+        <w:t>یه</w:t>
+      </w:r>
+      <w:proofErr w:type="spellEnd"/>
+      <w:r>
+        <w:rPr>
+          <w:rFonts w:cs="B Nazanin" w:hint="cs"/>
+          <w:sz w:val="28"/>
+          <w:szCs w:val="28"/>
+          <w:rtl/>
+          <w:lang w:bidi="fa-IR"/>
+        </w:rPr>
+        <w:t xml:space="preserve"> </w:t>
+      </w:r>
+      <w:r>
+        <w:rPr>
+          <w:rFonts w:cs="B Nazanin"/>
+          <w:sz w:val="28"/>
+          <w:szCs w:val="28"/>
+          <w:lang w:bidi="fa-IR"/>
+        </w:rPr>
+        <w:t>package</w:t>
+      </w:r>
+      <w:r>
+        <w:rPr>
+          <w:rFonts w:cs="B Nazanin" w:hint="cs"/>
+          <w:sz w:val="28"/>
+          <w:szCs w:val="28"/>
+          <w:rtl/>
+          <w:lang w:bidi="fa-IR"/>
+        </w:rPr>
+        <w:t xml:space="preserve"> </w:t>
+      </w:r>
+      <w:r>
+        <w:rPr>
+          <w:rFonts w:cs="B Nazanin" w:hint="cs"/>
+          <w:sz w:val="28"/>
+          <w:szCs w:val="28"/>
+          <w:rtl/>
+          <w:lang w:bidi="fa-IR"/>
+        </w:rPr>
+        <w:t xml:space="preserve">یا </w:t>
+      </w:r>
+      <w:r>
+        <w:rPr>
+          <w:rFonts w:cs="B Nazanin"/>
+          <w:sz w:val="28"/>
+          <w:szCs w:val="28"/>
+          <w:lang w:bidi="fa-IR"/>
+        </w:rPr>
+        <w:t>library</w:t>
+      </w:r>
+      <w:r>
+        <w:rPr>
+          <w:rFonts w:cs="B Nazanin" w:hint="cs"/>
+          <w:sz w:val="28"/>
+          <w:szCs w:val="28"/>
+          <w:rtl/>
+          <w:lang w:bidi="fa-IR"/>
+        </w:rPr>
+        <w:t xml:space="preserve"> </w:t>
+      </w:r>
+      <w:proofErr w:type="spellStart"/>
+      <w:r>
+        <w:rPr>
+          <w:rFonts w:cs="B Nazanin" w:hint="cs"/>
+          <w:sz w:val="28"/>
+          <w:szCs w:val="28"/>
+          <w:rtl/>
+          <w:lang w:bidi="fa-IR"/>
+        </w:rPr>
+        <w:t>جداگونه</w:t>
+      </w:r>
+      <w:proofErr w:type="spellEnd"/>
+      <w:r>
+        <w:rPr>
+          <w:rFonts w:cs="B Nazanin" w:hint="cs"/>
+          <w:sz w:val="28"/>
+          <w:szCs w:val="28"/>
+          <w:rtl/>
+          <w:lang w:bidi="fa-IR"/>
+        </w:rPr>
+        <w:t xml:space="preserve"> در کد مورد استفاده قرار بگیره.</w:t>
+      </w:r>
+      <w:r>
+        <w:rPr>
+          <w:rFonts w:cs="B Nazanin" w:hint="cs"/>
+          <w:sz w:val="28"/>
+          <w:szCs w:val="28"/>
+          <w:rtl/>
+          <w:lang w:bidi="fa-IR"/>
+        </w:rPr>
+        <w:t xml:space="preserve"> (</w:t>
+      </w:r>
+      <w:proofErr w:type="spellStart"/>
+      <w:r>
+        <w:rPr>
+          <w:rFonts w:cs="B Nazanin" w:hint="cs"/>
+          <w:sz w:val="28"/>
+          <w:szCs w:val="28"/>
+          <w:rtl/>
+          <w:lang w:bidi="fa-IR"/>
+        </w:rPr>
+        <w:t>انقدر</w:t>
+      </w:r>
+      <w:proofErr w:type="spellEnd"/>
+      <w:r>
+        <w:rPr>
+          <w:rFonts w:cs="B Nazanin" w:hint="cs"/>
+          <w:sz w:val="28"/>
+          <w:szCs w:val="28"/>
+          <w:rtl/>
+          <w:lang w:bidi="fa-IR"/>
+        </w:rPr>
+        <w:t xml:space="preserve"> </w:t>
+      </w:r>
+      <w:r>
+        <w:rPr>
+          <w:rFonts w:cs="B Nazanin"/>
+          <w:sz w:val="28"/>
+          <w:szCs w:val="28"/>
+          <w:lang w:bidi="fa-IR"/>
+        </w:rPr>
+        <w:t>stable</w:t>
+      </w:r>
+      <w:r>
+        <w:rPr>
+          <w:rFonts w:cs="B Nazanin" w:hint="cs"/>
+          <w:sz w:val="28"/>
+          <w:szCs w:val="28"/>
+          <w:rtl/>
+          <w:lang w:bidi="fa-IR"/>
+        </w:rPr>
+        <w:t xml:space="preserve"> و </w:t>
+      </w:r>
+      <w:r>
+        <w:rPr>
+          <w:rFonts w:cs="B Nazanin"/>
+          <w:sz w:val="28"/>
+          <w:szCs w:val="28"/>
+          <w:lang w:bidi="fa-IR"/>
+        </w:rPr>
+        <w:t>well defined</w:t>
+      </w:r>
+      <w:r>
+        <w:rPr>
+          <w:rFonts w:cs="B Nazanin" w:hint="cs"/>
+          <w:sz w:val="28"/>
+          <w:szCs w:val="28"/>
+          <w:rtl/>
+          <w:lang w:bidi="fa-IR"/>
+        </w:rPr>
+        <w:t xml:space="preserve"> هست که بشه به عنوان </w:t>
+      </w:r>
+      <w:proofErr w:type="spellStart"/>
+      <w:r>
+        <w:rPr>
+          <w:rFonts w:cs="B Nazanin" w:hint="cs"/>
+          <w:sz w:val="28"/>
+          <w:szCs w:val="28"/>
+          <w:rtl/>
+          <w:lang w:bidi="fa-IR"/>
+        </w:rPr>
+        <w:t>یه</w:t>
+      </w:r>
+      <w:proofErr w:type="spellEnd"/>
+      <w:r>
+        <w:rPr>
+          <w:rFonts w:cs="B Nazanin" w:hint="cs"/>
+          <w:sz w:val="28"/>
+          <w:szCs w:val="28"/>
+          <w:rtl/>
+          <w:lang w:bidi="fa-IR"/>
+        </w:rPr>
+        <w:t xml:space="preserve"> </w:t>
+      </w:r>
+      <w:r>
+        <w:rPr>
+          <w:rFonts w:cs="B Nazanin"/>
+          <w:sz w:val="28"/>
+          <w:szCs w:val="28"/>
+          <w:lang w:bidi="fa-IR"/>
+        </w:rPr>
+        <w:t>library</w:t>
+      </w:r>
+      <w:r>
+        <w:rPr>
+          <w:rFonts w:cs="B Nazanin" w:hint="cs"/>
+          <w:sz w:val="28"/>
+          <w:szCs w:val="28"/>
+          <w:rtl/>
+          <w:lang w:bidi="fa-IR"/>
+        </w:rPr>
+        <w:t xml:space="preserve"> یا </w:t>
+      </w:r>
+      <w:r>
+        <w:rPr>
+          <w:rFonts w:cs="B Nazanin"/>
+          <w:sz w:val="28"/>
+          <w:szCs w:val="28"/>
+          <w:lang w:bidi="fa-IR"/>
+        </w:rPr>
+        <w:t>package</w:t>
+      </w:r>
+      <w:r>
+        <w:rPr>
+          <w:rFonts w:cs="B Nazanin" w:hint="cs"/>
+          <w:sz w:val="28"/>
+          <w:szCs w:val="28"/>
+          <w:rtl/>
+          <w:lang w:bidi="fa-IR"/>
+        </w:rPr>
+        <w:t xml:space="preserve"> </w:t>
+      </w:r>
+      <w:proofErr w:type="spellStart"/>
+      <w:r>
+        <w:rPr>
+          <w:rFonts w:cs="B Nazanin" w:hint="cs"/>
+          <w:sz w:val="28"/>
+          <w:szCs w:val="28"/>
+          <w:rtl/>
+          <w:lang w:bidi="fa-IR"/>
+        </w:rPr>
+        <w:t>ازش</w:t>
+      </w:r>
+      <w:proofErr w:type="spellEnd"/>
+      <w:r>
+        <w:rPr>
+          <w:rFonts w:cs="B Nazanin" w:hint="cs"/>
+          <w:sz w:val="28"/>
+          <w:szCs w:val="28"/>
+          <w:rtl/>
+          <w:lang w:bidi="fa-IR"/>
+        </w:rPr>
+        <w:t xml:space="preserve"> استفاده کرد).</w:t>
+      </w:r>
+      <w:r>
+        <w:rPr>
+          <w:rFonts w:cs="B Nazanin" w:hint="cs"/>
+          <w:sz w:val="28"/>
+          <w:szCs w:val="28"/>
+          <w:rtl/>
+          <w:lang w:bidi="fa-IR"/>
+        </w:rPr>
+        <w:t xml:space="preserve"> از </w:t>
+      </w:r>
+      <w:proofErr w:type="spellStart"/>
+      <w:r>
+        <w:rPr>
+          <w:rFonts w:cs="B Nazanin" w:hint="cs"/>
+          <w:sz w:val="28"/>
+          <w:szCs w:val="28"/>
+          <w:rtl/>
+          <w:lang w:bidi="fa-IR"/>
+        </w:rPr>
+        <w:t>اونجایی</w:t>
+      </w:r>
+      <w:proofErr w:type="spellEnd"/>
+      <w:r>
+        <w:rPr>
+          <w:rFonts w:cs="B Nazanin" w:hint="cs"/>
+          <w:sz w:val="28"/>
+          <w:szCs w:val="28"/>
+          <w:rtl/>
+          <w:lang w:bidi="fa-IR"/>
+        </w:rPr>
+        <w:t xml:space="preserve"> که میتونه </w:t>
+      </w:r>
+      <w:proofErr w:type="spellStart"/>
+      <w:r>
+        <w:rPr>
+          <w:rFonts w:cs="B Nazanin" w:hint="cs"/>
+          <w:sz w:val="28"/>
+          <w:szCs w:val="28"/>
+          <w:rtl/>
+          <w:lang w:bidi="fa-IR"/>
+        </w:rPr>
+        <w:t>یه</w:t>
+      </w:r>
+      <w:proofErr w:type="spellEnd"/>
+      <w:r>
+        <w:rPr>
+          <w:rFonts w:cs="B Nazanin" w:hint="cs"/>
+          <w:sz w:val="28"/>
+          <w:szCs w:val="28"/>
+          <w:rtl/>
+          <w:lang w:bidi="fa-IR"/>
+        </w:rPr>
+        <w:t xml:space="preserve"> </w:t>
+      </w:r>
+      <w:r>
+        <w:rPr>
+          <w:rFonts w:cs="B Nazanin"/>
+          <w:sz w:val="28"/>
+          <w:szCs w:val="28"/>
+          <w:lang w:bidi="fa-IR"/>
+        </w:rPr>
+        <w:t>package</w:t>
+      </w:r>
+      <w:r>
+        <w:rPr>
+          <w:rFonts w:cs="B Nazanin" w:hint="cs"/>
+          <w:sz w:val="28"/>
+          <w:szCs w:val="28"/>
+          <w:rtl/>
+          <w:lang w:bidi="fa-IR"/>
+        </w:rPr>
+        <w:t xml:space="preserve"> باشه، یعنی دیگرانی هم </w:t>
+      </w:r>
+      <w:proofErr w:type="spellStart"/>
+      <w:r>
+        <w:rPr>
+          <w:rFonts w:cs="B Nazanin" w:hint="cs"/>
+          <w:sz w:val="28"/>
+          <w:szCs w:val="28"/>
+          <w:rtl/>
+          <w:lang w:bidi="fa-IR"/>
+        </w:rPr>
+        <w:t>میتونن</w:t>
+      </w:r>
+      <w:proofErr w:type="spellEnd"/>
+      <w:r>
+        <w:rPr>
+          <w:rFonts w:cs="B Nazanin" w:hint="cs"/>
+          <w:sz w:val="28"/>
+          <w:szCs w:val="28"/>
+          <w:rtl/>
+          <w:lang w:bidi="fa-IR"/>
+        </w:rPr>
+        <w:t xml:space="preserve"> توی پروژه های خودشون از این استفاده کنن و خب در صورتی این </w:t>
+      </w:r>
+      <w:proofErr w:type="spellStart"/>
+      <w:r>
+        <w:rPr>
+          <w:rFonts w:cs="B Nazanin" w:hint="cs"/>
+          <w:sz w:val="28"/>
+          <w:szCs w:val="28"/>
+          <w:rtl/>
+          <w:lang w:bidi="fa-IR"/>
+        </w:rPr>
+        <w:t>ماژول</w:t>
+      </w:r>
+      <w:proofErr w:type="spellEnd"/>
+      <w:r>
+        <w:rPr>
+          <w:rFonts w:cs="B Nazanin" w:hint="cs"/>
+          <w:sz w:val="28"/>
+          <w:szCs w:val="28"/>
+          <w:rtl/>
+          <w:lang w:bidi="fa-IR"/>
+        </w:rPr>
+        <w:t xml:space="preserve"> </w:t>
+      </w:r>
+      <w:r>
+        <w:rPr>
+          <w:rFonts w:cs="B Nazanin"/>
+          <w:sz w:val="28"/>
+          <w:szCs w:val="28"/>
+          <w:lang w:bidi="fa-IR"/>
+        </w:rPr>
+        <w:t>stable</w:t>
+      </w:r>
+      <w:r>
+        <w:rPr>
+          <w:rFonts w:cs="B Nazanin" w:hint="cs"/>
+          <w:sz w:val="28"/>
+          <w:szCs w:val="28"/>
+          <w:rtl/>
+          <w:lang w:bidi="fa-IR"/>
+        </w:rPr>
+        <w:t xml:space="preserve"> و </w:t>
+      </w:r>
+      <w:r>
+        <w:rPr>
+          <w:rFonts w:cs="B Nazanin"/>
+          <w:sz w:val="28"/>
+          <w:szCs w:val="28"/>
+          <w:lang w:bidi="fa-IR"/>
+        </w:rPr>
+        <w:t>well defined</w:t>
+      </w:r>
+      <w:r>
+        <w:rPr>
+          <w:rFonts w:cs="B Nazanin" w:hint="cs"/>
+          <w:sz w:val="28"/>
+          <w:szCs w:val="28"/>
+          <w:rtl/>
+          <w:lang w:bidi="fa-IR"/>
+        </w:rPr>
+        <w:t xml:space="preserve"> هست که </w:t>
+      </w:r>
+      <w:r>
+        <w:rPr>
+          <w:rFonts w:cs="B Nazanin" w:hint="cs"/>
+          <w:sz w:val="28"/>
+          <w:szCs w:val="28"/>
+          <w:rtl/>
+          <w:lang w:bidi="fa-IR"/>
+        </w:rPr>
+        <w:t xml:space="preserve">حتی توی </w:t>
+      </w:r>
+      <w:proofErr w:type="spellStart"/>
+      <w:r>
+        <w:rPr>
+          <w:rFonts w:cs="B Nazanin" w:hint="cs"/>
+          <w:sz w:val="28"/>
+          <w:szCs w:val="28"/>
+          <w:rtl/>
+          <w:lang w:bidi="fa-IR"/>
+        </w:rPr>
+        <w:t>ورژن</w:t>
+      </w:r>
+      <w:proofErr w:type="spellEnd"/>
+      <w:r>
+        <w:rPr>
+          <w:rFonts w:cs="B Nazanin" w:hint="cs"/>
+          <w:sz w:val="28"/>
+          <w:szCs w:val="28"/>
+          <w:rtl/>
+          <w:lang w:bidi="fa-IR"/>
+        </w:rPr>
+        <w:t xml:space="preserve"> های </w:t>
+      </w:r>
+      <w:proofErr w:type="spellStart"/>
+      <w:r>
+        <w:rPr>
+          <w:rFonts w:cs="B Nazanin" w:hint="cs"/>
+          <w:sz w:val="28"/>
+          <w:szCs w:val="28"/>
+          <w:rtl/>
+          <w:lang w:bidi="fa-IR"/>
+        </w:rPr>
+        <w:t>بعدیش</w:t>
+      </w:r>
+      <w:proofErr w:type="spellEnd"/>
+      <w:r>
+        <w:rPr>
+          <w:rFonts w:cs="B Nazanin" w:hint="cs"/>
+          <w:sz w:val="28"/>
+          <w:szCs w:val="28"/>
+          <w:rtl/>
+          <w:lang w:bidi="fa-IR"/>
+        </w:rPr>
+        <w:t xml:space="preserve"> اگر تغییری هم صورت بگیره، کد دیگران رو بهم </w:t>
+      </w:r>
+      <w:proofErr w:type="spellStart"/>
+      <w:r>
+        <w:rPr>
+          <w:rFonts w:cs="B Nazanin" w:hint="cs"/>
+          <w:sz w:val="28"/>
+          <w:szCs w:val="28"/>
+          <w:rtl/>
+          <w:lang w:bidi="fa-IR"/>
+        </w:rPr>
+        <w:t>نریزه</w:t>
+      </w:r>
+      <w:proofErr w:type="spellEnd"/>
+      <w:r>
+        <w:rPr>
+          <w:rFonts w:cs="B Nazanin" w:hint="cs"/>
+          <w:sz w:val="28"/>
+          <w:szCs w:val="28"/>
+          <w:rtl/>
+          <w:lang w:bidi="fa-IR"/>
+        </w:rPr>
+        <w:t>.</w:t>
+      </w:r>
+      <w:r>
+        <w:rPr>
+          <w:rFonts w:cs="B Nazanin"/>
+          <w:sz w:val="28"/>
+          <w:szCs w:val="28"/>
+          <w:rtl/>
+          <w:lang w:bidi="fa-IR"/>
+        </w:rPr>
+        <w:br/>
+      </w:r>
+      <w:r>
+        <w:rPr>
+          <w:rFonts w:cs="B Nazanin" w:hint="cs"/>
+          <w:sz w:val="28"/>
+          <w:szCs w:val="28"/>
+          <w:rtl/>
+          <w:lang w:bidi="fa-IR"/>
+        </w:rPr>
+        <w:t xml:space="preserve">نکته کلیدی در بحث </w:t>
+      </w:r>
+      <w:r>
+        <w:rPr>
+          <w:rFonts w:cs="B Nazanin"/>
+          <w:sz w:val="28"/>
+          <w:szCs w:val="28"/>
+          <w:lang w:bidi="fa-IR"/>
+        </w:rPr>
+        <w:t>closed</w:t>
+      </w:r>
+      <w:r>
+        <w:rPr>
+          <w:rFonts w:cs="B Nazanin" w:hint="cs"/>
+          <w:sz w:val="28"/>
+          <w:szCs w:val="28"/>
+          <w:rtl/>
+          <w:lang w:bidi="fa-IR"/>
+        </w:rPr>
+        <w:t xml:space="preserve"> اینه که </w:t>
+      </w:r>
+      <w:proofErr w:type="spellStart"/>
+      <w:r>
+        <w:rPr>
+          <w:rFonts w:cs="B Nazanin" w:hint="cs"/>
+          <w:sz w:val="28"/>
+          <w:szCs w:val="28"/>
+          <w:rtl/>
+          <w:lang w:bidi="fa-IR"/>
+        </w:rPr>
+        <w:t>نمیخوایم</w:t>
+      </w:r>
+      <w:proofErr w:type="spellEnd"/>
+      <w:r>
+        <w:rPr>
+          <w:rFonts w:cs="B Nazanin" w:hint="cs"/>
+          <w:sz w:val="28"/>
+          <w:szCs w:val="28"/>
+          <w:rtl/>
+          <w:lang w:bidi="fa-IR"/>
+        </w:rPr>
+        <w:t xml:space="preserve"> </w:t>
+      </w:r>
+      <w:r>
+        <w:rPr>
+          <w:rFonts w:cs="B Nazanin"/>
+          <w:sz w:val="28"/>
+          <w:szCs w:val="28"/>
+          <w:lang w:bidi="fa-IR"/>
+        </w:rPr>
+        <w:t>interface</w:t>
+      </w:r>
+      <w:r>
+        <w:rPr>
+          <w:rFonts w:cs="B Nazanin" w:hint="cs"/>
+          <w:sz w:val="28"/>
+          <w:szCs w:val="28"/>
+          <w:rtl/>
+          <w:lang w:bidi="fa-IR"/>
+        </w:rPr>
+        <w:t xml:space="preserve"> مونو دستکاری کنیم</w:t>
+      </w:r>
+      <w:r>
+        <w:rPr>
+          <w:rFonts w:cs="B Nazanin" w:hint="cs"/>
+          <w:sz w:val="28"/>
+          <w:szCs w:val="28"/>
+          <w:rtl/>
+          <w:lang w:bidi="fa-IR"/>
+        </w:rPr>
+        <w:t xml:space="preserve"> (تغییر بدیم)</w:t>
+      </w:r>
+      <w:r>
+        <w:rPr>
+          <w:rFonts w:cs="B Nazanin" w:hint="cs"/>
+          <w:sz w:val="28"/>
+          <w:szCs w:val="28"/>
+          <w:rtl/>
+          <w:lang w:bidi="fa-IR"/>
+        </w:rPr>
+        <w:t xml:space="preserve"> چون دیگران بهش وابسته ان و تغییر توی </w:t>
+      </w:r>
+      <w:r>
+        <w:rPr>
+          <w:rFonts w:cs="B Nazanin"/>
+          <w:sz w:val="28"/>
+          <w:szCs w:val="28"/>
+          <w:lang w:bidi="fa-IR"/>
+        </w:rPr>
+        <w:t>interface</w:t>
+      </w:r>
+      <w:r>
+        <w:rPr>
+          <w:rFonts w:cs="B Nazanin" w:hint="cs"/>
+          <w:sz w:val="28"/>
+          <w:szCs w:val="28"/>
+          <w:rtl/>
+          <w:lang w:bidi="fa-IR"/>
+        </w:rPr>
+        <w:t xml:space="preserve"> ممکنه باعث خرابی کد استفاده کننده </w:t>
+      </w:r>
+      <w:proofErr w:type="spellStart"/>
+      <w:r>
+        <w:rPr>
+          <w:rFonts w:cs="B Nazanin" w:hint="cs"/>
+          <w:sz w:val="28"/>
+          <w:szCs w:val="28"/>
+          <w:rtl/>
+          <w:lang w:bidi="fa-IR"/>
+        </w:rPr>
+        <w:t>هاش</w:t>
+      </w:r>
+      <w:proofErr w:type="spellEnd"/>
+      <w:r>
+        <w:rPr>
+          <w:rFonts w:cs="B Nazanin" w:hint="cs"/>
+          <w:sz w:val="28"/>
+          <w:szCs w:val="28"/>
+          <w:rtl/>
+          <w:lang w:bidi="fa-IR"/>
+        </w:rPr>
+        <w:t xml:space="preserve"> بشه.</w:t>
+      </w:r>
+    </w:p>
+    <w:p>
+      <w:pPr>
+        <w:pStyle w:val="ListParagraph"/>
+        <w:numPr>
+          <w:ilvl w:val="1"/>
+          <w:numId w:val="1"/>
+        </w:numPr>
+        <w:bidi/>
+        <w:rPr>
+          <w:rFonts w:cs="B Nazanin"/>
+          <w:sz w:val="28"/>
+          <w:szCs w:val="28"/>
+          <w:lang w:bidi="fa-IR"/>
+        </w:rPr>
+      </w:pPr>
+      <w:r>
+        <w:rPr>
+          <w:rFonts w:cs="B Nazanin" w:hint="cs"/>
+          <w:sz w:val="28"/>
+          <w:szCs w:val="28"/>
+          <w:rtl/>
+          <w:lang w:bidi="fa-IR"/>
+        </w:rPr>
+        <w:t xml:space="preserve">این بخش </w:t>
+      </w:r>
+      <w:r>
+        <w:rPr>
+          <w:rFonts w:cs="B Nazanin"/>
+          <w:sz w:val="28"/>
+          <w:szCs w:val="28"/>
+          <w:lang w:bidi="fa-IR"/>
+        </w:rPr>
+        <w:t>closed</w:t>
+      </w:r>
+      <w:r>
+        <w:rPr>
+          <w:rFonts w:cs="B Nazanin" w:hint="cs"/>
+          <w:sz w:val="28"/>
+          <w:szCs w:val="28"/>
+          <w:rtl/>
+          <w:lang w:bidi="fa-IR"/>
+        </w:rPr>
+        <w:t xml:space="preserve"> شبیه به </w:t>
+      </w:r>
+      <w:proofErr w:type="spellStart"/>
+      <w:r>
+        <w:rPr>
+          <w:rFonts w:cs="B Nazanin" w:hint="cs"/>
+          <w:sz w:val="28"/>
+          <w:szCs w:val="28"/>
+          <w:rtl/>
+          <w:lang w:bidi="fa-IR"/>
+        </w:rPr>
+        <w:t>یه</w:t>
+      </w:r>
+      <w:proofErr w:type="spellEnd"/>
+      <w:r>
+        <w:rPr>
+          <w:rFonts w:cs="B Nazanin" w:hint="cs"/>
+          <w:sz w:val="28"/>
+          <w:szCs w:val="28"/>
+          <w:rtl/>
+          <w:lang w:bidi="fa-IR"/>
+        </w:rPr>
+        <w:t xml:space="preserve"> اصل دیگه ای به اسم </w:t>
+      </w:r>
+      <w:r>
+        <w:rPr>
+          <w:rFonts w:cs="B Nazanin"/>
+          <w:sz w:val="28"/>
+          <w:szCs w:val="28"/>
+          <w:lang w:bidi="fa-IR"/>
+        </w:rPr>
+        <w:t>variation protection</w:t>
+      </w:r>
+      <w:r>
+        <w:rPr>
+          <w:rFonts w:cs="B Nazanin" w:hint="cs"/>
+          <w:sz w:val="28"/>
+          <w:szCs w:val="28"/>
+          <w:rtl/>
+          <w:lang w:bidi="fa-IR"/>
+        </w:rPr>
+        <w:t xml:space="preserve"> هست</w:t>
+      </w:r>
+      <w:r>
+        <w:rPr>
+          <w:rFonts w:cs="B Nazanin" w:hint="cs"/>
+          <w:sz w:val="28"/>
+          <w:szCs w:val="28"/>
+          <w:rtl/>
+          <w:lang w:bidi="fa-IR"/>
+        </w:rPr>
+        <w:t>:</w:t>
+      </w:r>
+      <w:r>
+        <w:rPr>
+          <w:rFonts w:cs="B Nazanin"/>
+          <w:sz w:val="28"/>
+          <w:szCs w:val="28"/>
+          <w:rtl/>
+          <w:lang w:bidi="fa-IR"/>
+        </w:rPr>
+        <w:br/>
+      </w:r>
+      <w:r>
+        <w:rPr>
+          <w:rFonts w:cs="B Nazanin"/>
+          <w:sz w:val="28"/>
+          <w:szCs w:val="28"/>
+          <w:lang w:bidi="fa-IR"/>
+        </w:rPr>
+        <w:t>identify points of predicted var</w:t>
+      </w:r>
+      <w:r>
+        <w:rPr>
+          <w:rFonts w:cs="B Nazanin"/>
+          <w:sz w:val="28"/>
+          <w:szCs w:val="28"/>
+          <w:lang w:bidi="fa-IR"/>
+        </w:rPr>
+        <w:t>i</w:t>
+      </w:r>
+      <w:r>
+        <w:rPr>
+          <w:rFonts w:cs="B Nazanin"/>
+          <w:sz w:val="28"/>
+          <w:szCs w:val="28"/>
+          <w:lang w:bidi="fa-IR"/>
+        </w:rPr>
+        <w:t>ation and create a stable interface around them</w:t>
+      </w:r>
+      <w:r>
+        <w:rPr>
+          <w:rFonts w:cs="B Nazanin"/>
+          <w:sz w:val="28"/>
+          <w:szCs w:val="28"/>
+          <w:lang w:bidi="fa-IR"/>
+        </w:rPr>
+        <w:br/>
+      </w:r>
+      <w:r>
+        <w:rPr>
+          <w:rFonts w:cs="B Nazanin" w:hint="cs"/>
+          <w:sz w:val="28"/>
+          <w:szCs w:val="28"/>
+          <w:rtl/>
+          <w:lang w:bidi="fa-IR"/>
+        </w:rPr>
+        <w:t xml:space="preserve">یعنی بخش </w:t>
+      </w:r>
+      <w:proofErr w:type="spellStart"/>
+      <w:r>
+        <w:rPr>
+          <w:rFonts w:cs="B Nazanin" w:hint="cs"/>
+          <w:sz w:val="28"/>
+          <w:szCs w:val="28"/>
+          <w:rtl/>
+          <w:lang w:bidi="fa-IR"/>
+        </w:rPr>
+        <w:t>هایی</w:t>
+      </w:r>
+      <w:proofErr w:type="spellEnd"/>
+      <w:r>
+        <w:rPr>
+          <w:rFonts w:cs="B Nazanin" w:hint="cs"/>
+          <w:sz w:val="28"/>
+          <w:szCs w:val="28"/>
+          <w:rtl/>
+          <w:lang w:bidi="fa-IR"/>
+        </w:rPr>
+        <w:t xml:space="preserve"> از کد که ممکنه در آینده تغییراتی داشته باشن رو شناسایی کنیم و با </w:t>
+      </w:r>
+      <w:proofErr w:type="spellStart"/>
+      <w:r>
+        <w:rPr>
+          <w:rFonts w:cs="B Nazanin" w:hint="cs"/>
+          <w:sz w:val="28"/>
+          <w:szCs w:val="28"/>
+          <w:rtl/>
+          <w:lang w:bidi="fa-IR"/>
+        </w:rPr>
+        <w:t>قراردادنشون</w:t>
+      </w:r>
+      <w:proofErr w:type="spellEnd"/>
+      <w:r>
+        <w:rPr>
+          <w:rFonts w:cs="B Nazanin" w:hint="cs"/>
+          <w:sz w:val="28"/>
+          <w:szCs w:val="28"/>
+          <w:rtl/>
+          <w:lang w:bidi="fa-IR"/>
+        </w:rPr>
+        <w:t xml:space="preserve"> توی یک یا چند </w:t>
+      </w:r>
+      <w:r>
+        <w:rPr>
+          <w:rFonts w:cs="B Nazanin"/>
+          <w:sz w:val="28"/>
+          <w:szCs w:val="28"/>
+          <w:lang w:bidi="fa-IR"/>
+        </w:rPr>
+        <w:t>interface</w:t>
+      </w:r>
+      <w:r>
+        <w:rPr>
+          <w:rFonts w:cs="B Nazanin" w:hint="cs"/>
+          <w:sz w:val="28"/>
+          <w:szCs w:val="28"/>
+          <w:rtl/>
+          <w:lang w:bidi="fa-IR"/>
+        </w:rPr>
+        <w:t xml:space="preserve"> که </w:t>
+      </w:r>
+      <w:r>
+        <w:rPr>
+          <w:rFonts w:cs="B Nazanin"/>
+          <w:sz w:val="28"/>
+          <w:szCs w:val="28"/>
+          <w:lang w:bidi="fa-IR"/>
+        </w:rPr>
+        <w:t>stable</w:t>
+      </w:r>
+      <w:r>
+        <w:rPr>
+          <w:rFonts w:cs="B Nazanin" w:hint="cs"/>
+          <w:sz w:val="28"/>
+          <w:szCs w:val="28"/>
+          <w:rtl/>
+          <w:lang w:bidi="fa-IR"/>
+        </w:rPr>
+        <w:t xml:space="preserve"> هستن جلوی خراب کردن احتمالی کد استفاده کننده ها رو (در صورتی که این بخش ها توی نسخه های بعدی تغییر کنن) رو بگیریم.</w:t>
+      </w:r>
+    </w:p>
+    <w:p>
+      <w:pPr>
+        <w:rPr>
+          <w:rFonts w:cs="B Nazanin"/>
+          <w:sz w:val="28"/>
+          <w:szCs w:val="28"/>
+          <w:rtl/>
+          <w:lang w:bidi="fa-IR"/>
+        </w:rPr>
+      </w:pPr>
+      <w:r>
+        <w:rPr>
+          <w:rFonts w:cs="Times New Roman"/>
+          <w:sz w:val="28"/>
+          <w:szCs w:val="28"/>
+          <w:rtl/>
+          <w:lang w:bidi="fa-IR"/>
+        </w:rPr>
+        <w:br w:type="page"/>
+      </w:r>
+    </w:p>
+    <w:p>
+      <w:pPr>
+        <w:pStyle w:val="ListParagraph"/>
+        <w:numPr>
+          <w:ilvl w:val="1"/>
+          <w:numId w:val="1"/>
+        </w:numPr>
+        <w:bidi/>
+        <w:rPr>
+          <w:rFonts w:cs="B Nazanin"/>
+          <w:sz w:val="28"/>
+          <w:szCs w:val="28"/>
+          <w:lang w:bidi="fa-IR"/>
+        </w:rPr>
+      </w:pPr>
+      <w:r>
+        <w:rPr>
+          <w:rFonts w:cs="B Nazanin" w:hint="cs"/>
+          <w:sz w:val="28"/>
+          <w:szCs w:val="28"/>
+          <w:rtl/>
+          <w:lang w:bidi="fa-IR"/>
+        </w:rPr>
+        <w:lastRenderedPageBreak/>
+        <w:t xml:space="preserve">یکی از راه </w:t>
+      </w:r>
+      <w:proofErr w:type="spellStart"/>
+      <w:r>
+        <w:rPr>
+          <w:rFonts w:cs="B Nazanin" w:hint="cs"/>
+          <w:sz w:val="28"/>
+          <w:szCs w:val="28"/>
+          <w:rtl/>
+          <w:lang w:bidi="fa-IR"/>
+        </w:rPr>
+        <w:t>هایی</w:t>
+      </w:r>
+      <w:proofErr w:type="spellEnd"/>
+      <w:r>
+        <w:rPr>
+          <w:rFonts w:cs="B Nazanin" w:hint="cs"/>
+          <w:sz w:val="28"/>
+          <w:szCs w:val="28"/>
+          <w:rtl/>
+          <w:lang w:bidi="fa-IR"/>
+        </w:rPr>
+        <w:t xml:space="preserve"> که باهاش </w:t>
+      </w:r>
+      <w:r>
+        <w:rPr>
+          <w:rFonts w:cs="B Nazanin" w:hint="cs"/>
+          <w:sz w:val="28"/>
+          <w:szCs w:val="28"/>
+          <w:rtl/>
+          <w:lang w:bidi="fa-IR"/>
+        </w:rPr>
+        <w:t xml:space="preserve">بشه </w:t>
+      </w:r>
+      <w:proofErr w:type="spellStart"/>
+      <w:r>
+        <w:rPr>
+          <w:rFonts w:cs="B Nazanin" w:hint="cs"/>
+          <w:sz w:val="28"/>
+          <w:szCs w:val="28"/>
+          <w:rtl/>
+          <w:lang w:bidi="fa-IR"/>
+        </w:rPr>
+        <w:t>ماژول</w:t>
+      </w:r>
+      <w:proofErr w:type="spellEnd"/>
+      <w:r>
+        <w:rPr>
+          <w:rFonts w:cs="B Nazanin" w:hint="cs"/>
+          <w:sz w:val="28"/>
+          <w:szCs w:val="28"/>
+          <w:rtl/>
+          <w:lang w:bidi="fa-IR"/>
+        </w:rPr>
+        <w:t xml:space="preserve"> رو به این صورت نوشت، </w:t>
+      </w:r>
+      <w:r>
+        <w:rPr>
+          <w:rFonts w:cs="B Nazanin"/>
+          <w:sz w:val="28"/>
+          <w:szCs w:val="28"/>
+          <w:lang w:bidi="fa-IR"/>
+        </w:rPr>
+        <w:t>abstraction</w:t>
+      </w:r>
+      <w:r>
+        <w:rPr>
+          <w:rFonts w:cs="B Nazanin" w:hint="cs"/>
+          <w:sz w:val="28"/>
+          <w:szCs w:val="28"/>
+          <w:rtl/>
+          <w:lang w:bidi="fa-IR"/>
+        </w:rPr>
+        <w:t xml:space="preserve"> </w:t>
+      </w:r>
+      <w:proofErr w:type="spellStart"/>
+      <w:r>
+        <w:rPr>
+          <w:rFonts w:cs="B Nazanin" w:hint="cs"/>
+          <w:sz w:val="28"/>
+          <w:szCs w:val="28"/>
+          <w:rtl/>
+          <w:lang w:bidi="fa-IR"/>
+        </w:rPr>
+        <w:t>ئه</w:t>
+      </w:r>
+      <w:proofErr w:type="spellEnd"/>
+      <w:r>
+        <w:rPr>
+          <w:rFonts w:cs="B Nazanin" w:hint="cs"/>
+          <w:sz w:val="28"/>
+          <w:szCs w:val="28"/>
+          <w:rtl/>
+          <w:lang w:bidi="fa-IR"/>
+        </w:rPr>
+        <w:t xml:space="preserve"> که شامل این نکات میشه:</w:t>
+      </w:r>
+    </w:p>
+    <w:p>
+      <w:pPr>
+        <w:pStyle w:val="ListParagraph"/>
+        <w:numPr>
+          <w:ilvl w:val="2"/>
+          <w:numId w:val="1"/>
+        </w:numPr>
+        <w:bidi/>
+        <w:rPr>
+          <w:rFonts w:cs="B Nazanin"/>
+          <w:sz w:val="28"/>
+          <w:szCs w:val="28"/>
+          <w:lang w:bidi="fa-IR"/>
+        </w:rPr>
+      </w:pPr>
+      <w:r>
+        <w:rPr>
+          <w:rFonts w:cs="B Nazanin" w:hint="cs"/>
+          <w:sz w:val="28"/>
+          <w:szCs w:val="28"/>
+          <w:rtl/>
+          <w:lang w:bidi="fa-IR"/>
+        </w:rPr>
+        <w:t xml:space="preserve">با </w:t>
+      </w:r>
+      <w:r>
+        <w:rPr>
+          <w:rFonts w:cs="B Nazanin"/>
+          <w:sz w:val="28"/>
+          <w:szCs w:val="28"/>
+          <w:lang w:bidi="fa-IR"/>
+        </w:rPr>
+        <w:t>abstraction</w:t>
+      </w:r>
+      <w:r>
+        <w:rPr>
+          <w:rFonts w:cs="B Nazanin" w:hint="cs"/>
+          <w:sz w:val="28"/>
+          <w:szCs w:val="28"/>
+          <w:rtl/>
+          <w:lang w:bidi="fa-IR"/>
+        </w:rPr>
+        <w:t xml:space="preserve">،‌ طراحی ها و تغییرات رو مخفی میکنیم و </w:t>
+      </w:r>
+      <w:proofErr w:type="spellStart"/>
+      <w:r>
+        <w:rPr>
+          <w:rFonts w:cs="B Nazanin" w:hint="cs"/>
+          <w:sz w:val="28"/>
+          <w:szCs w:val="28"/>
+          <w:rtl/>
+          <w:lang w:bidi="fa-IR"/>
+        </w:rPr>
+        <w:t>یه</w:t>
+      </w:r>
+      <w:proofErr w:type="spellEnd"/>
+      <w:r>
+        <w:rPr>
+          <w:rFonts w:cs="B Nazanin" w:hint="cs"/>
+          <w:sz w:val="28"/>
+          <w:szCs w:val="28"/>
+          <w:rtl/>
+          <w:lang w:bidi="fa-IR"/>
+        </w:rPr>
+        <w:t xml:space="preserve"> قرارداد پایدار (</w:t>
+      </w:r>
+      <w:r>
+        <w:rPr>
+          <w:rFonts w:cs="B Nazanin"/>
+          <w:sz w:val="28"/>
+          <w:szCs w:val="28"/>
+          <w:lang w:bidi="fa-IR"/>
+        </w:rPr>
+        <w:t>stable contract</w:t>
+      </w:r>
+      <w:r>
+        <w:rPr>
+          <w:rFonts w:cs="B Nazanin" w:hint="cs"/>
+          <w:sz w:val="28"/>
+          <w:szCs w:val="28"/>
+          <w:rtl/>
+          <w:lang w:bidi="fa-IR"/>
+        </w:rPr>
+        <w:t>) برای بقیه ایجاد میکنیم.</w:t>
+      </w:r>
+    </w:p>
+    <w:p>
+      <w:pPr>
+        <w:pStyle w:val="ListParagraph"/>
+        <w:numPr>
+          <w:ilvl w:val="2"/>
+          <w:numId w:val="1"/>
+        </w:numPr>
+        <w:bidi/>
+        <w:rPr>
+          <w:rFonts w:cs="B Nazanin"/>
+          <w:sz w:val="28"/>
+          <w:szCs w:val="28"/>
+          <w:lang w:bidi="fa-IR"/>
+        </w:rPr>
+      </w:pPr>
+      <w:proofErr w:type="spellStart"/>
+      <w:r>
+        <w:rPr>
+          <w:rFonts w:cs="B Nazanin" w:hint="cs"/>
+          <w:sz w:val="28"/>
+          <w:szCs w:val="28"/>
+          <w:rtl/>
+          <w:lang w:bidi="fa-IR"/>
+        </w:rPr>
+        <w:t>اینترفیس</w:t>
+      </w:r>
+      <w:proofErr w:type="spellEnd"/>
+      <w:r>
+        <w:rPr>
+          <w:rFonts w:cs="B Nazanin" w:hint="cs"/>
+          <w:sz w:val="28"/>
+          <w:szCs w:val="28"/>
+          <w:rtl/>
+          <w:lang w:bidi="fa-IR"/>
+        </w:rPr>
+        <w:t xml:space="preserve"> ها </w:t>
+      </w:r>
+      <w:proofErr w:type="spellStart"/>
+      <w:r>
+        <w:rPr>
+          <w:rFonts w:cs="B Nazanin" w:hint="cs"/>
+          <w:sz w:val="28"/>
+          <w:szCs w:val="28"/>
+          <w:rtl/>
+          <w:lang w:bidi="fa-IR"/>
+        </w:rPr>
+        <w:t>میتونن</w:t>
+      </w:r>
+      <w:proofErr w:type="spellEnd"/>
+      <w:r>
+        <w:rPr>
+          <w:rFonts w:cs="B Nazanin" w:hint="cs"/>
+          <w:sz w:val="28"/>
+          <w:szCs w:val="28"/>
+          <w:rtl/>
+          <w:lang w:bidi="fa-IR"/>
+        </w:rPr>
+        <w:t xml:space="preserve"> به عنوان </w:t>
+      </w:r>
+      <w:r>
+        <w:rPr>
+          <w:rFonts w:cs="B Nazanin"/>
+          <w:sz w:val="28"/>
+          <w:szCs w:val="28"/>
+          <w:lang w:bidi="fa-IR"/>
+        </w:rPr>
+        <w:t>abstraction</w:t>
+      </w:r>
+      <w:r>
+        <w:rPr>
+          <w:rFonts w:cs="B Nazanin" w:hint="cs"/>
+          <w:sz w:val="28"/>
+          <w:szCs w:val="28"/>
+          <w:rtl/>
+          <w:lang w:bidi="fa-IR"/>
+        </w:rPr>
+        <w:t xml:space="preserve"> استفاده </w:t>
+      </w:r>
+      <w:proofErr w:type="spellStart"/>
+      <w:r>
+        <w:rPr>
+          <w:rFonts w:cs="B Nazanin" w:hint="cs"/>
+          <w:sz w:val="28"/>
+          <w:szCs w:val="28"/>
+          <w:rtl/>
+          <w:lang w:bidi="fa-IR"/>
+        </w:rPr>
+        <w:t>بشن</w:t>
+      </w:r>
+      <w:proofErr w:type="spellEnd"/>
+      <w:r>
+        <w:rPr>
+          <w:rFonts w:cs="B Nazanin" w:hint="cs"/>
+          <w:sz w:val="28"/>
+          <w:szCs w:val="28"/>
+          <w:rtl/>
+          <w:lang w:bidi="fa-IR"/>
+        </w:rPr>
+        <w:t xml:space="preserve"> اما همه </w:t>
+      </w:r>
+      <w:r>
+        <w:rPr>
+          <w:rFonts w:cs="B Nazanin"/>
+          <w:sz w:val="28"/>
+          <w:szCs w:val="28"/>
+          <w:lang w:bidi="fa-IR"/>
+        </w:rPr>
+        <w:t>interface</w:t>
+      </w:r>
+      <w:r>
+        <w:rPr>
+          <w:rFonts w:cs="B Nazanin" w:hint="cs"/>
+          <w:sz w:val="28"/>
+          <w:szCs w:val="28"/>
+          <w:rtl/>
+          <w:lang w:bidi="fa-IR"/>
+        </w:rPr>
+        <w:t xml:space="preserve"> ها </w:t>
+      </w:r>
+      <w:proofErr w:type="spellStart"/>
+      <w:r>
+        <w:rPr>
+          <w:rFonts w:cs="B Nazanin" w:hint="cs"/>
+          <w:sz w:val="28"/>
+          <w:szCs w:val="28"/>
+          <w:rtl/>
+          <w:lang w:bidi="fa-IR"/>
+        </w:rPr>
+        <w:t>یه</w:t>
+      </w:r>
+      <w:proofErr w:type="spellEnd"/>
+      <w:r>
+        <w:rPr>
+          <w:rFonts w:cs="B Nazanin" w:hint="cs"/>
+          <w:sz w:val="28"/>
+          <w:szCs w:val="28"/>
+          <w:rtl/>
+          <w:lang w:bidi="fa-IR"/>
+        </w:rPr>
+        <w:t xml:space="preserve"> </w:t>
+      </w:r>
+      <w:r>
+        <w:rPr>
+          <w:rFonts w:cs="B Nazanin"/>
+          <w:sz w:val="28"/>
+          <w:szCs w:val="28"/>
+          <w:lang w:bidi="fa-IR"/>
+        </w:rPr>
+        <w:t>abstraction</w:t>
+      </w:r>
+      <w:r>
+        <w:rPr>
+          <w:rFonts w:cs="B Nazanin" w:hint="cs"/>
+          <w:sz w:val="28"/>
+          <w:szCs w:val="28"/>
+          <w:rtl/>
+          <w:lang w:bidi="fa-IR"/>
+        </w:rPr>
+        <w:t xml:space="preserve"> </w:t>
+      </w:r>
+      <w:proofErr w:type="spellStart"/>
+      <w:r>
+        <w:rPr>
+          <w:rFonts w:cs="B Nazanin" w:hint="cs"/>
+          <w:sz w:val="28"/>
+          <w:szCs w:val="28"/>
+          <w:rtl/>
+          <w:lang w:bidi="fa-IR"/>
+        </w:rPr>
+        <w:t>نیستن</w:t>
+      </w:r>
+      <w:proofErr w:type="spellEnd"/>
+      <w:r>
+        <w:rPr>
+          <w:rFonts w:cs="B Nazanin" w:hint="cs"/>
+          <w:sz w:val="28"/>
+          <w:szCs w:val="28"/>
+          <w:rtl/>
+          <w:lang w:bidi="fa-IR"/>
+        </w:rPr>
+        <w:t>.</w:t>
+      </w:r>
+    </w:p>
+    <w:p>
+      <w:pPr>
+        <w:pStyle w:val="ListParagraph"/>
+        <w:numPr>
+          <w:ilvl w:val="2"/>
+          <w:numId w:val="1"/>
+        </w:numPr>
+        <w:bidi/>
+        <w:rPr>
+          <w:rFonts w:cs="B Nazanin"/>
+          <w:sz w:val="28"/>
+          <w:szCs w:val="28"/>
+          <w:lang w:bidi="fa-IR"/>
+        </w:rPr>
+      </w:pPr>
+      <w:r>
+        <w:rPr>
+          <w:rFonts w:cs="B Nazanin" w:hint="cs"/>
+          <w:sz w:val="28"/>
+          <w:szCs w:val="28"/>
+          <w:rtl/>
+          <w:lang w:bidi="fa-IR"/>
+        </w:rPr>
+        <w:t>پیاده سازی از چشم کاربر پنهان میمونه</w:t>
+      </w:r>
+      <w:r>
+        <w:rPr>
+          <w:rFonts w:cs="B Nazanin" w:hint="cs"/>
+          <w:sz w:val="28"/>
+          <w:szCs w:val="28"/>
+          <w:rtl/>
+          <w:lang w:bidi="fa-IR"/>
+        </w:rPr>
+        <w:t>.</w:t>
+      </w:r>
+    </w:p>
+    <w:p>
+      <w:pPr>
+        <w:pStyle w:val="ListParagraph"/>
+        <w:numPr>
+          <w:ilvl w:val="2"/>
+          <w:numId w:val="1"/>
+        </w:numPr>
+        <w:bidi/>
+        <w:rPr>
+          <w:rFonts w:cs="B Nazanin"/>
+          <w:sz w:val="28"/>
+          <w:szCs w:val="28"/>
+          <w:lang w:bidi="fa-IR"/>
+        </w:rPr>
+      </w:pPr>
+      <w:r>
+        <w:rPr>
+          <w:rFonts w:cs="B Nazanin" w:hint="cs"/>
+          <w:sz w:val="28"/>
+          <w:szCs w:val="28"/>
+          <w:rtl/>
+          <w:lang w:bidi="fa-IR"/>
+        </w:rPr>
+        <w:t xml:space="preserve">اگر پیاده سازی ها تغییر کنن، </w:t>
+      </w:r>
+      <w:r>
+        <w:rPr>
+          <w:rFonts w:cs="B Nazanin"/>
+          <w:sz w:val="28"/>
+          <w:szCs w:val="28"/>
+          <w:lang w:bidi="fa-IR"/>
+        </w:rPr>
+        <w:t>Abstraction</w:t>
+      </w:r>
+      <w:r>
+        <w:rPr>
+          <w:rFonts w:cs="B Nazanin" w:hint="cs"/>
+          <w:sz w:val="28"/>
+          <w:szCs w:val="28"/>
+          <w:rtl/>
+          <w:lang w:bidi="fa-IR"/>
+        </w:rPr>
+        <w:t xml:space="preserve"> ها قرار نیست تغییر کنن</w:t>
+      </w:r>
+    </w:p>
+    <w:p>
+      <w:pPr>
+        <w:pStyle w:val="ListParagraph"/>
+        <w:numPr>
+          <w:ilvl w:val="2"/>
+          <w:numId w:val="1"/>
+        </w:numPr>
+        <w:bidi/>
+        <w:rPr>
+          <w:rFonts w:cs="B Nazanin"/>
+          <w:sz w:val="28"/>
+          <w:szCs w:val="28"/>
+          <w:lang w:bidi="fa-IR"/>
+        </w:rPr>
+      </w:pPr>
+      <w:r>
+        <w:rPr>
+          <w:rFonts w:cs="B Nazanin"/>
+          <w:sz w:val="28"/>
+          <w:szCs w:val="28"/>
+          <w:lang w:bidi="fa-IR"/>
+        </w:rPr>
+        <w:t>Abstraction</w:t>
+      </w:r>
+      <w:r>
+        <w:rPr>
+          <w:rFonts w:cs="B Nazanin" w:hint="cs"/>
+          <w:sz w:val="28"/>
+          <w:szCs w:val="28"/>
+          <w:rtl/>
+          <w:lang w:bidi="fa-IR"/>
+        </w:rPr>
+        <w:t xml:space="preserve"> زیادی میتونه فهم کد رو سخت کنه.</w:t>
+      </w:r>
+    </w:p>
+    <w:p>
+      <w:pPr>
+        <w:pStyle w:val="ListParagraph"/>
+        <w:numPr>
+          <w:ilvl w:val="1"/>
+          <w:numId w:val="1"/>
+        </w:numPr>
+        <w:bidi/>
+        <w:rPr>
+          <w:rFonts w:cs="B Nazanin"/>
+          <w:sz w:val="28"/>
+          <w:szCs w:val="28"/>
+          <w:lang w:bidi="fa-IR"/>
+        </w:rPr>
+      </w:pPr>
+      <w:r>
+        <w:rPr>
+          <w:rFonts w:cs="B Nazanin" w:hint="cs"/>
+          <w:sz w:val="28"/>
+          <w:szCs w:val="28"/>
+          <w:rtl/>
+          <w:lang w:bidi="fa-IR"/>
+        </w:rPr>
+        <w:t xml:space="preserve">از راه های پیاده سازی این اصل میشه به استفاده از </w:t>
+      </w:r>
+      <w:r>
+        <w:rPr>
+          <w:rFonts w:cs="B Nazanin"/>
+          <w:sz w:val="28"/>
+          <w:szCs w:val="28"/>
+          <w:lang w:bidi="fa-IR"/>
+        </w:rPr>
+        <w:t>decorator pattern</w:t>
+      </w:r>
+      <w:r>
+        <w:rPr>
+          <w:rFonts w:cs="B Nazanin" w:hint="cs"/>
+          <w:sz w:val="28"/>
+          <w:szCs w:val="28"/>
+          <w:rtl/>
+          <w:lang w:bidi="fa-IR"/>
+        </w:rPr>
+        <w:t xml:space="preserve"> و </w:t>
+      </w:r>
+      <w:r>
+        <w:rPr>
+          <w:rFonts w:cs="B Nazanin"/>
+          <w:sz w:val="28"/>
+          <w:szCs w:val="28"/>
+          <w:lang w:bidi="fa-IR"/>
+        </w:rPr>
+        <w:br/>
+        <w:t>extension method</w:t>
+      </w:r>
+      <w:r>
+        <w:rPr>
+          <w:rFonts w:cs="B Nazanin" w:hint="cs"/>
+          <w:sz w:val="28"/>
+          <w:szCs w:val="28"/>
+          <w:rtl/>
+          <w:lang w:bidi="fa-IR"/>
+        </w:rPr>
+        <w:t xml:space="preserve"> اشاره کرد.</w:t>
+      </w:r>
+      <w:r>
+        <w:rPr>
+          <w:rFonts w:cs="B Nazanin" w:hint="cs"/>
+          <w:sz w:val="28"/>
+          <w:szCs w:val="28"/>
+          <w:rtl/>
+          <w:lang w:bidi="fa-IR"/>
+        </w:rPr>
+        <w:t xml:space="preserve"> (منظور از راه های پیاده سازی این نیست که کلا این اصل با این راه ها اعمال میشه بلکه منظور اینه که با استفاده از این روش ها </w:t>
+      </w:r>
+      <w:proofErr w:type="spellStart"/>
+      <w:r>
+        <w:rPr>
+          <w:rFonts w:cs="B Nazanin" w:hint="cs"/>
+          <w:sz w:val="28"/>
+          <w:szCs w:val="28"/>
+          <w:rtl/>
+          <w:lang w:bidi="fa-IR"/>
+        </w:rPr>
+        <w:t>راحتتر</w:t>
+      </w:r>
+      <w:proofErr w:type="spellEnd"/>
+      <w:r>
+        <w:rPr>
+          <w:rFonts w:cs="B Nazanin" w:hint="cs"/>
+          <w:sz w:val="28"/>
+          <w:szCs w:val="28"/>
+          <w:rtl/>
+          <w:lang w:bidi="fa-IR"/>
+        </w:rPr>
+        <w:t xml:space="preserve"> میشه کد رو به نحوی نوشت که این اصل رو رعایت کنه)</w:t>
+      </w:r>
+    </w:p>
+    <w:p>
+      <w:pPr>
+        <w:pStyle w:val="ListParagraph"/>
+        <w:numPr>
+          <w:ilvl w:val="1"/>
+          <w:numId w:val="1"/>
+        </w:numPr>
+        <w:bidi/>
+        <w:rPr>
+          <w:rFonts w:cs="B Nazanin"/>
+          <w:sz w:val="28"/>
+          <w:szCs w:val="28"/>
+          <w:lang w:bidi="fa-IR"/>
+        </w:rPr>
+      </w:pPr>
+      <w:r>
+        <w:rPr>
+          <w:rFonts w:cs="B Nazanin"/>
+          <w:sz w:val="28"/>
+          <w:szCs w:val="28"/>
+          <w:lang w:bidi="fa-IR"/>
+        </w:rPr>
+        <w:t>A module is closed for modification once it is available to others</w:t>
+      </w:r>
+    </w:p>
+    <w:p>
+      <w:pPr>
+        <w:pStyle w:val="ListParagraph"/>
+        <w:numPr>
+          <w:ilvl w:val="1"/>
+          <w:numId w:val="1"/>
+        </w:numPr>
+        <w:bidi/>
+        <w:rPr>
+          <w:rFonts w:cs="B Nazanin"/>
+          <w:sz w:val="28"/>
+          <w:szCs w:val="28"/>
+          <w:lang w:bidi="fa-IR"/>
+        </w:rPr>
+      </w:pPr>
+      <w:r>
+        <w:rPr>
+          <w:rFonts w:cs="B Nazanin"/>
+          <w:sz w:val="28"/>
+          <w:szCs w:val="28"/>
+          <w:lang w:bidi="fa-IR"/>
+        </w:rPr>
+        <w:t>Closed does not mean no changes can be made; bug fixes are still allowed</w:t>
+      </w:r>
+    </w:p>
+    <w:p>
+      <w:pPr>
+        <w:pStyle w:val="ListParagraph"/>
+        <w:numPr>
+          <w:ilvl w:val="1"/>
+          <w:numId w:val="1"/>
+        </w:numPr>
+        <w:bidi/>
+        <w:rPr>
+          <w:rFonts w:cs="B Nazanin"/>
+          <w:sz w:val="28"/>
+          <w:szCs w:val="28"/>
+          <w:lang w:bidi="fa-IR"/>
+        </w:rPr>
+      </w:pPr>
+      <w:r>
+        <w:rPr>
+          <w:rFonts w:cs="B Nazanin"/>
+          <w:sz w:val="28"/>
+          <w:szCs w:val="28"/>
+          <w:lang w:bidi="fa-IR"/>
+        </w:rPr>
+        <w:t>This principle cannot be used everywhere; at some point, modifications must be made.</w:t>
+      </w:r>
+    </w:p>
+    <w:p>
+      <w:pPr>
+        <w:rPr>
+          <w:rFonts w:cs="B Nazanin"/>
+          <w:sz w:val="28"/>
+          <w:szCs w:val="28"/>
+          <w:lang w:bidi="fa-IR"/>
+        </w:rPr>
+      </w:pPr>
+      <w:r>
+        <w:rPr>
+          <w:rFonts w:cs="B Nazanin"/>
+          <w:sz w:val="28"/>
+          <w:szCs w:val="28"/>
+          <w:lang w:bidi="fa-IR"/>
+        </w:rPr>
+        <w:br w:type="page"/>
+      </w:r>
+    </w:p>
+    <w:p>
+      <w:pPr>
+        <w:pStyle w:val="ListParagraph"/>
+        <w:numPr>
+          <w:ilvl w:val="0"/>
+          <w:numId w:val="1"/>
+        </w:numPr>
+        <w:bidi/>
+        <w:rPr>
+          <w:rFonts w:cs="B Nazanin"/>
+          <w:sz w:val="28"/>
+          <w:szCs w:val="28"/>
+          <w:lang w:bidi="fa-IR"/>
+        </w:rPr>
+      </w:pPr>
+      <w:r>
+        <w:rPr>
+          <w:rFonts w:cs="B Nazanin" w:hint="cs"/>
+          <w:sz w:val="28"/>
+          <w:szCs w:val="28"/>
+          <w:rtl/>
+          <w:lang w:bidi="fa-IR"/>
+        </w:rPr>
+        <w:lastRenderedPageBreak/>
+        <w:t xml:space="preserve">اصل </w:t>
+      </w:r>
+      <w:proofErr w:type="spellStart"/>
+      <w:r>
+        <w:rPr>
+          <w:rFonts w:cs="B Nazanin"/>
+          <w:sz w:val="28"/>
+          <w:szCs w:val="28"/>
+          <w:lang w:bidi="fa-IR"/>
+        </w:rPr>
+        <w:t>Liskov</w:t>
+      </w:r>
+      <w:proofErr w:type="spellEnd"/>
+      <w:r>
+        <w:rPr>
+          <w:rFonts w:cs="B Nazanin"/>
+          <w:sz w:val="28"/>
+          <w:szCs w:val="28"/>
+          <w:lang w:bidi="fa-IR"/>
+        </w:rPr>
+        <w:t xml:space="preserve"> substitution</w:t>
+      </w:r>
+      <w:r>
+        <w:rPr>
+          <w:rFonts w:cs="B Nazanin" w:hint="cs"/>
+          <w:sz w:val="28"/>
+          <w:szCs w:val="28"/>
+          <w:rtl/>
+          <w:lang w:bidi="fa-IR"/>
+        </w:rPr>
+        <w:t xml:space="preserve"> چی میگه؟</w:t>
+      </w:r>
+    </w:p>
+    <w:p>
+      <w:pPr>
+        <w:pStyle w:val="ListParagraph"/>
+        <w:numPr>
+          <w:ilvl w:val="1"/>
+          <w:numId w:val="1"/>
+        </w:numPr>
+        <w:bidi/>
+        <w:rPr>
+          <w:rFonts w:cs="B Nazanin"/>
+          <w:sz w:val="28"/>
+          <w:szCs w:val="28"/>
+          <w:lang w:bidi="fa-IR"/>
+        </w:rPr>
+      </w:pPr>
+      <w:r>
+        <w:rPr>
+          <w:rFonts w:cs="B Nazanin" w:hint="cs"/>
+          <w:sz w:val="28"/>
+          <w:szCs w:val="28"/>
+          <w:rtl/>
+          <w:lang w:bidi="fa-IR"/>
+        </w:rPr>
+        <w:t xml:space="preserve">این اصل که تنها اصلی هست که از روی اسم </w:t>
+      </w:r>
+      <w:proofErr w:type="spellStart"/>
+      <w:r>
+        <w:rPr>
+          <w:rFonts w:cs="B Nazanin" w:hint="cs"/>
+          <w:sz w:val="28"/>
+          <w:szCs w:val="28"/>
+          <w:rtl/>
+          <w:lang w:bidi="fa-IR"/>
+        </w:rPr>
+        <w:t>یه</w:t>
+      </w:r>
+      <w:proofErr w:type="spellEnd"/>
+      <w:r>
+        <w:rPr>
+          <w:rFonts w:cs="B Nazanin" w:hint="cs"/>
+          <w:sz w:val="28"/>
+          <w:szCs w:val="28"/>
+          <w:rtl/>
+          <w:lang w:bidi="fa-IR"/>
+        </w:rPr>
+        <w:t xml:space="preserve"> نفر برداشته شده (</w:t>
+      </w:r>
+      <w:r>
+        <w:rPr>
+          <w:rFonts w:cs="B Nazanin"/>
+          <w:sz w:val="28"/>
+          <w:szCs w:val="28"/>
+          <w:lang w:bidi="fa-IR"/>
+        </w:rPr>
+        <w:t xml:space="preserve">Barbara </w:t>
+      </w:r>
+      <w:proofErr w:type="spellStart"/>
+      <w:r>
+        <w:rPr>
+          <w:rFonts w:cs="B Nazanin"/>
+          <w:sz w:val="28"/>
+          <w:szCs w:val="28"/>
+          <w:lang w:bidi="fa-IR"/>
+        </w:rPr>
+        <w:t>liskov</w:t>
+      </w:r>
+      <w:proofErr w:type="spellEnd"/>
+      <w:r>
+        <w:rPr>
+          <w:rFonts w:cs="B Nazanin" w:hint="cs"/>
+          <w:sz w:val="28"/>
+          <w:szCs w:val="28"/>
+          <w:rtl/>
+          <w:lang w:bidi="fa-IR"/>
+        </w:rPr>
+        <w:t xml:space="preserve">) </w:t>
+      </w:r>
+      <w:proofErr w:type="spellStart"/>
+      <w:r>
+        <w:rPr>
+          <w:rFonts w:cs="B Nazanin" w:hint="cs"/>
+          <w:sz w:val="28"/>
+          <w:szCs w:val="28"/>
+          <w:rtl/>
+          <w:lang w:bidi="fa-IR"/>
+        </w:rPr>
+        <w:t>یه</w:t>
+      </w:r>
+      <w:proofErr w:type="spellEnd"/>
+      <w:r>
+        <w:rPr>
+          <w:rFonts w:cs="B Nazanin" w:hint="cs"/>
+          <w:sz w:val="28"/>
+          <w:szCs w:val="28"/>
+          <w:rtl/>
+          <w:lang w:bidi="fa-IR"/>
+        </w:rPr>
+        <w:t xml:space="preserve"> </w:t>
+      </w:r>
+      <w:proofErr w:type="spellStart"/>
+      <w:r>
+        <w:rPr>
+          <w:rFonts w:cs="B Nazanin" w:hint="cs"/>
+          <w:sz w:val="28"/>
+          <w:szCs w:val="28"/>
+          <w:rtl/>
+          <w:lang w:bidi="fa-IR"/>
+        </w:rPr>
+        <w:t>جورایی</w:t>
+      </w:r>
+      <w:proofErr w:type="spellEnd"/>
+      <w:r>
+        <w:rPr>
+          <w:rFonts w:cs="B Nazanin" w:hint="cs"/>
+          <w:sz w:val="28"/>
+          <w:szCs w:val="28"/>
+          <w:rtl/>
+          <w:lang w:bidi="fa-IR"/>
+        </w:rPr>
+        <w:t xml:space="preserve"> سختترین اصل به حساب میاد که البته بیشتر به خاطر تعریف عجیب و غریبیه که </w:t>
+      </w:r>
+      <w:proofErr w:type="spellStart"/>
+      <w:r>
+        <w:rPr>
+          <w:rFonts w:cs="B Nazanin" w:hint="cs"/>
+          <w:sz w:val="28"/>
+          <w:szCs w:val="28"/>
+          <w:rtl/>
+          <w:lang w:bidi="fa-IR"/>
+        </w:rPr>
+        <w:t>داره</w:t>
+      </w:r>
+      <w:proofErr w:type="spellEnd"/>
+      <w:r>
+        <w:rPr>
+          <w:rFonts w:cs="B Nazanin" w:hint="cs"/>
+          <w:sz w:val="28"/>
+          <w:szCs w:val="28"/>
+          <w:rtl/>
+          <w:lang w:bidi="fa-IR"/>
+        </w:rPr>
+        <w:t xml:space="preserve">. </w:t>
+      </w:r>
+      <w:proofErr w:type="spellStart"/>
+      <w:r>
+        <w:rPr>
+          <w:rFonts w:cs="B Nazanin" w:hint="cs"/>
+          <w:sz w:val="28"/>
+          <w:szCs w:val="28"/>
+          <w:rtl/>
+          <w:lang w:bidi="fa-IR"/>
+        </w:rPr>
+        <w:t>تعریفش</w:t>
+      </w:r>
+      <w:proofErr w:type="spellEnd"/>
+      <w:r>
+        <w:rPr>
+          <w:rFonts w:cs="B Nazanin" w:hint="cs"/>
+          <w:sz w:val="28"/>
+          <w:szCs w:val="28"/>
+          <w:rtl/>
+          <w:lang w:bidi="fa-IR"/>
+        </w:rPr>
+        <w:t xml:space="preserve"> بیشتر </w:t>
+      </w:r>
+      <w:proofErr w:type="spellStart"/>
+      <w:r>
+        <w:rPr>
+          <w:rFonts w:cs="B Nazanin" w:hint="cs"/>
+          <w:sz w:val="28"/>
+          <w:szCs w:val="28"/>
+          <w:rtl/>
+          <w:lang w:bidi="fa-IR"/>
+        </w:rPr>
+        <w:t>ریاضیاتیه</w:t>
+      </w:r>
+      <w:proofErr w:type="spellEnd"/>
+      <w:r>
+        <w:rPr>
+          <w:rFonts w:cs="B Nazanin" w:hint="cs"/>
+          <w:sz w:val="28"/>
+          <w:szCs w:val="28"/>
+          <w:rtl/>
+          <w:lang w:bidi="fa-IR"/>
+        </w:rPr>
+        <w:t xml:space="preserve"> و در اون حالت پیچیده اس اما در حالت کلی این اصل اینو میگه که وقتی </w:t>
+      </w:r>
+      <w:proofErr w:type="spellStart"/>
+      <w:r>
+        <w:rPr>
+          <w:rFonts w:cs="B Nazanin" w:hint="cs"/>
+          <w:sz w:val="28"/>
+          <w:szCs w:val="28"/>
+          <w:rtl/>
+          <w:lang w:bidi="fa-IR"/>
+        </w:rPr>
+        <w:t>یه</w:t>
+      </w:r>
+      <w:proofErr w:type="spellEnd"/>
+      <w:r>
+        <w:rPr>
+          <w:rFonts w:cs="B Nazanin" w:hint="cs"/>
+          <w:sz w:val="28"/>
+          <w:szCs w:val="28"/>
+          <w:rtl/>
+          <w:lang w:bidi="fa-IR"/>
+        </w:rPr>
+        <w:t xml:space="preserve"> کلاس از کلاس دیگه ای </w:t>
+      </w:r>
+      <w:proofErr w:type="spellStart"/>
+      <w:r>
+        <w:rPr>
+          <w:rFonts w:cs="B Nazanin" w:hint="cs"/>
+          <w:sz w:val="28"/>
+          <w:szCs w:val="28"/>
+          <w:rtl/>
+          <w:lang w:bidi="fa-IR"/>
+        </w:rPr>
+        <w:t>داره</w:t>
+      </w:r>
+      <w:proofErr w:type="spellEnd"/>
+      <w:r>
+        <w:rPr>
+          <w:rFonts w:cs="B Nazanin" w:hint="cs"/>
+          <w:sz w:val="28"/>
+          <w:szCs w:val="28"/>
+          <w:rtl/>
+          <w:lang w:bidi="fa-IR"/>
+        </w:rPr>
+        <w:t xml:space="preserve"> ارث بری میکنه، باید تمامی رفتار های کلاس والد رو داشته باشه و اونا رو تغییر </w:t>
+      </w:r>
+      <w:proofErr w:type="spellStart"/>
+      <w:r>
+        <w:rPr>
+          <w:rFonts w:cs="B Nazanin" w:hint="cs"/>
+          <w:sz w:val="28"/>
+          <w:szCs w:val="28"/>
+          <w:rtl/>
+          <w:lang w:bidi="fa-IR"/>
+        </w:rPr>
+        <w:t>نده</w:t>
+      </w:r>
+      <w:proofErr w:type="spellEnd"/>
+      <w:r>
+        <w:rPr>
+          <w:rFonts w:cs="B Nazanin" w:hint="cs"/>
+          <w:sz w:val="28"/>
+          <w:szCs w:val="28"/>
+          <w:rtl/>
+          <w:lang w:bidi="fa-IR"/>
+        </w:rPr>
+        <w:t>.</w:t>
+      </w:r>
+    </w:p>
+    <w:p>
+      <w:pPr>
+        <w:pStyle w:val="ListParagraph"/>
+        <w:numPr>
+          <w:ilvl w:val="1"/>
+          <w:numId w:val="1"/>
+        </w:numPr>
+        <w:bidi/>
+        <w:rPr>
+          <w:rFonts w:cs="B Nazanin"/>
+          <w:sz w:val="28"/>
+          <w:szCs w:val="28"/>
+          <w:lang w:bidi="fa-IR"/>
+        </w:rPr>
+      </w:pPr>
+      <w:proofErr w:type="spellStart"/>
+      <w:r>
+        <w:rPr>
+          <w:rFonts w:cs="B Nazanin" w:hint="cs"/>
+          <w:sz w:val="28"/>
+          <w:szCs w:val="28"/>
+          <w:rtl/>
+          <w:lang w:bidi="fa-IR"/>
+        </w:rPr>
+        <w:t>یه</w:t>
+      </w:r>
+      <w:proofErr w:type="spellEnd"/>
+      <w:r>
+        <w:rPr>
+          <w:rFonts w:cs="B Nazanin" w:hint="cs"/>
+          <w:sz w:val="28"/>
+          <w:szCs w:val="28"/>
+          <w:rtl/>
+          <w:lang w:bidi="fa-IR"/>
+        </w:rPr>
+        <w:t xml:space="preserve"> </w:t>
+      </w:r>
+      <w:proofErr w:type="spellStart"/>
+      <w:r>
+        <w:rPr>
+          <w:rFonts w:cs="B Nazanin" w:hint="cs"/>
+          <w:sz w:val="28"/>
+          <w:szCs w:val="28"/>
+          <w:rtl/>
+          <w:lang w:bidi="fa-IR"/>
+        </w:rPr>
+        <w:t>مثال</w:t>
+      </w:r>
+      <w:proofErr w:type="spellEnd"/>
+      <w:r>
+        <w:rPr>
+          <w:rFonts w:cs="B Nazanin" w:hint="cs"/>
+          <w:sz w:val="28"/>
+          <w:szCs w:val="28"/>
+          <w:rtl/>
+          <w:lang w:bidi="fa-IR"/>
+        </w:rPr>
+        <w:t xml:space="preserve"> میزنیم. فرض کنیم </w:t>
+      </w:r>
+      <w:proofErr w:type="spellStart"/>
+      <w:r>
+        <w:rPr>
+          <w:rFonts w:cs="B Nazanin" w:hint="cs"/>
+          <w:sz w:val="28"/>
+          <w:szCs w:val="28"/>
+          <w:rtl/>
+          <w:lang w:bidi="fa-IR"/>
+        </w:rPr>
+        <w:t>یه</w:t>
+      </w:r>
+      <w:proofErr w:type="spellEnd"/>
+      <w:r>
+        <w:rPr>
+          <w:rFonts w:cs="B Nazanin" w:hint="cs"/>
+          <w:sz w:val="28"/>
+          <w:szCs w:val="28"/>
+          <w:rtl/>
+          <w:lang w:bidi="fa-IR"/>
+        </w:rPr>
+        <w:t xml:space="preserve"> </w:t>
+      </w:r>
+      <w:proofErr w:type="spellStart"/>
+      <w:r>
+        <w:rPr>
+          <w:rFonts w:cs="B Nazanin" w:hint="cs"/>
+          <w:sz w:val="28"/>
+          <w:szCs w:val="28"/>
+          <w:rtl/>
+          <w:lang w:bidi="fa-IR"/>
+        </w:rPr>
+        <w:t>اینترفیس</w:t>
+      </w:r>
+      <w:proofErr w:type="spellEnd"/>
+      <w:r>
+        <w:rPr>
+          <w:rFonts w:cs="B Nazanin" w:hint="cs"/>
+          <w:sz w:val="28"/>
+          <w:szCs w:val="28"/>
+          <w:rtl/>
+          <w:lang w:bidi="fa-IR"/>
+        </w:rPr>
+        <w:t xml:space="preserve"> </w:t>
+      </w:r>
+      <w:proofErr w:type="spellStart"/>
+      <w:r>
+        <w:rPr>
+          <w:rFonts w:cs="B Nazanin"/>
+          <w:sz w:val="28"/>
+          <w:szCs w:val="28"/>
+          <w:lang w:bidi="fa-IR"/>
+        </w:rPr>
+        <w:t>IAnimal</w:t>
+      </w:r>
+      <w:proofErr w:type="spellEnd"/>
+      <w:r>
+        <w:rPr>
+          <w:rFonts w:cs="B Nazanin" w:hint="cs"/>
+          <w:sz w:val="28"/>
+          <w:szCs w:val="28"/>
+          <w:rtl/>
+          <w:lang w:bidi="fa-IR"/>
+        </w:rPr>
+        <w:t xml:space="preserve"> داریم که شامل متد های </w:t>
+      </w:r>
+      <w:r>
+        <w:rPr>
+          <w:rFonts w:cs="B Nazanin"/>
+          <w:sz w:val="28"/>
+          <w:szCs w:val="28"/>
+          <w:lang w:bidi="fa-IR"/>
+        </w:rPr>
+        <w:t>eat, drink, sleep, speak</w:t>
+      </w:r>
+      <w:r>
+        <w:rPr>
+          <w:rFonts w:cs="B Nazanin" w:hint="cs"/>
+          <w:sz w:val="28"/>
+          <w:szCs w:val="28"/>
+          <w:rtl/>
+          <w:lang w:bidi="fa-IR"/>
+        </w:rPr>
+        <w:t xml:space="preserve"> هست. کلاس </w:t>
+      </w:r>
+      <w:proofErr w:type="spellStart"/>
+      <w:r>
+        <w:rPr>
+          <w:rFonts w:cs="B Nazanin" w:hint="cs"/>
+          <w:sz w:val="28"/>
+          <w:szCs w:val="28"/>
+          <w:rtl/>
+          <w:lang w:bidi="fa-IR"/>
+        </w:rPr>
+        <w:t>هایی</w:t>
+      </w:r>
+      <w:proofErr w:type="spellEnd"/>
+      <w:r>
+        <w:rPr>
+          <w:rFonts w:cs="B Nazanin" w:hint="cs"/>
+          <w:sz w:val="28"/>
+          <w:szCs w:val="28"/>
+          <w:rtl/>
+          <w:lang w:bidi="fa-IR"/>
+        </w:rPr>
+        <w:t xml:space="preserve"> مثل </w:t>
+      </w:r>
+      <w:r>
+        <w:rPr>
+          <w:rFonts w:cs="B Nazanin"/>
+          <w:sz w:val="28"/>
+          <w:szCs w:val="28"/>
+          <w:lang w:bidi="fa-IR"/>
+        </w:rPr>
+        <w:t>cat</w:t>
+      </w:r>
+      <w:r>
+        <w:rPr>
+          <w:rFonts w:cs="B Nazanin" w:hint="cs"/>
+          <w:sz w:val="28"/>
+          <w:szCs w:val="28"/>
+          <w:rtl/>
+          <w:lang w:bidi="fa-IR"/>
+        </w:rPr>
+        <w:t xml:space="preserve"> یا </w:t>
+      </w:r>
+      <w:r>
+        <w:rPr>
+          <w:rFonts w:cs="B Nazanin"/>
+          <w:sz w:val="28"/>
+          <w:szCs w:val="28"/>
+          <w:lang w:bidi="fa-IR"/>
+        </w:rPr>
+        <w:t>dog</w:t>
+      </w:r>
+      <w:r>
+        <w:rPr>
+          <w:rFonts w:cs="B Nazanin" w:hint="cs"/>
+          <w:sz w:val="28"/>
+          <w:szCs w:val="28"/>
+          <w:rtl/>
+          <w:lang w:bidi="fa-IR"/>
+        </w:rPr>
+        <w:t xml:space="preserve"> تمام این متد ها رو </w:t>
+      </w:r>
+      <w:proofErr w:type="spellStart"/>
+      <w:r>
+        <w:rPr>
+          <w:rFonts w:cs="B Nazanin" w:hint="cs"/>
+          <w:sz w:val="28"/>
+          <w:szCs w:val="28"/>
+          <w:rtl/>
+          <w:lang w:bidi="fa-IR"/>
+        </w:rPr>
+        <w:t>میتونن</w:t>
+      </w:r>
+      <w:proofErr w:type="spellEnd"/>
+      <w:r>
+        <w:rPr>
+          <w:rFonts w:cs="B Nazanin" w:hint="cs"/>
+          <w:sz w:val="28"/>
+          <w:szCs w:val="28"/>
+          <w:rtl/>
+          <w:lang w:bidi="fa-IR"/>
+        </w:rPr>
+        <w:t xml:space="preserve"> </w:t>
+      </w:r>
+      <w:proofErr w:type="spellStart"/>
+      <w:r>
+        <w:rPr>
+          <w:rFonts w:cs="B Nazanin" w:hint="cs"/>
+          <w:sz w:val="28"/>
+          <w:szCs w:val="28"/>
+          <w:rtl/>
+          <w:lang w:bidi="fa-IR"/>
+        </w:rPr>
+        <w:t>واقعا</w:t>
+      </w:r>
+      <w:proofErr w:type="spellEnd"/>
+      <w:r>
+        <w:rPr>
+          <w:rFonts w:cs="B Nazanin" w:hint="cs"/>
+          <w:sz w:val="28"/>
+          <w:szCs w:val="28"/>
+          <w:rtl/>
+          <w:lang w:bidi="fa-IR"/>
+        </w:rPr>
+        <w:t xml:space="preserve"> داخل خودشون داشته باشن اما اگه کلاسی مثل </w:t>
+      </w:r>
+      <w:r>
+        <w:rPr>
+          <w:rFonts w:cs="B Nazanin"/>
+          <w:sz w:val="28"/>
+          <w:szCs w:val="28"/>
+          <w:lang w:bidi="fa-IR"/>
+        </w:rPr>
+        <w:t>whale</w:t>
+      </w:r>
+      <w:r>
+        <w:rPr>
+          <w:rFonts w:cs="B Nazanin" w:hint="cs"/>
+          <w:sz w:val="28"/>
+          <w:szCs w:val="28"/>
+          <w:rtl/>
+          <w:lang w:bidi="fa-IR"/>
+        </w:rPr>
+        <w:t xml:space="preserve"> داشته باشیم، دیگه متد </w:t>
+      </w:r>
+      <w:r>
+        <w:rPr>
+          <w:rFonts w:cs="B Nazanin"/>
+          <w:sz w:val="28"/>
+          <w:szCs w:val="28"/>
+          <w:lang w:bidi="fa-IR"/>
+        </w:rPr>
+        <w:t>sleep</w:t>
+      </w:r>
+      <w:r>
+        <w:rPr>
+          <w:rFonts w:cs="B Nazanin" w:hint="cs"/>
+          <w:sz w:val="28"/>
+          <w:szCs w:val="28"/>
+          <w:rtl/>
+          <w:lang w:bidi="fa-IR"/>
+        </w:rPr>
+        <w:t xml:space="preserve"> معنی </w:t>
+      </w:r>
+      <w:proofErr w:type="spellStart"/>
+      <w:r>
+        <w:rPr>
+          <w:rFonts w:cs="B Nazanin" w:hint="cs"/>
+          <w:sz w:val="28"/>
+          <w:szCs w:val="28"/>
+          <w:rtl/>
+          <w:lang w:bidi="fa-IR"/>
+        </w:rPr>
+        <w:t>نمیده</w:t>
+      </w:r>
+      <w:proofErr w:type="spellEnd"/>
+      <w:r>
+        <w:rPr>
+          <w:rFonts w:cs="B Nazanin" w:hint="cs"/>
+          <w:sz w:val="28"/>
+          <w:szCs w:val="28"/>
+          <w:rtl/>
+          <w:lang w:bidi="fa-IR"/>
+        </w:rPr>
+        <w:t xml:space="preserve"> چون این کلاس همچین </w:t>
+      </w:r>
+      <w:proofErr w:type="spellStart"/>
+      <w:r>
+        <w:rPr>
+          <w:rFonts w:cs="B Nazanin" w:hint="cs"/>
+          <w:sz w:val="28"/>
+          <w:szCs w:val="28"/>
+          <w:rtl/>
+          <w:lang w:bidi="fa-IR"/>
+        </w:rPr>
+        <w:t>متدی</w:t>
+      </w:r>
+      <w:proofErr w:type="spellEnd"/>
+      <w:r>
+        <w:rPr>
+          <w:rFonts w:cs="B Nazanin" w:hint="cs"/>
+          <w:sz w:val="28"/>
+          <w:szCs w:val="28"/>
+          <w:rtl/>
+          <w:lang w:bidi="fa-IR"/>
+        </w:rPr>
+        <w:t xml:space="preserve"> رو </w:t>
+      </w:r>
+      <w:proofErr w:type="spellStart"/>
+      <w:r>
+        <w:rPr>
+          <w:rFonts w:cs="B Nazanin" w:hint="cs"/>
+          <w:sz w:val="28"/>
+          <w:szCs w:val="28"/>
+          <w:rtl/>
+          <w:lang w:bidi="fa-IR"/>
+        </w:rPr>
+        <w:t>واقعا</w:t>
+      </w:r>
+      <w:proofErr w:type="spellEnd"/>
+      <w:r>
+        <w:rPr>
+          <w:rFonts w:cs="B Nazanin" w:hint="cs"/>
+          <w:sz w:val="28"/>
+          <w:szCs w:val="28"/>
+          <w:rtl/>
+          <w:lang w:bidi="fa-IR"/>
+        </w:rPr>
+        <w:t xml:space="preserve"> درون خودش تعریف نمیکنه (در واقعیت نهنگ ها </w:t>
+      </w:r>
+      <w:proofErr w:type="spellStart"/>
+      <w:r>
+        <w:rPr>
+          <w:rFonts w:cs="B Nazanin" w:hint="cs"/>
+          <w:sz w:val="28"/>
+          <w:szCs w:val="28"/>
+          <w:rtl/>
+          <w:lang w:bidi="fa-IR"/>
+        </w:rPr>
+        <w:t>نمیخوابن</w:t>
+      </w:r>
+      <w:proofErr w:type="spellEnd"/>
+      <w:r>
+        <w:rPr>
+          <w:rFonts w:cs="B Nazanin" w:hint="cs"/>
+          <w:sz w:val="28"/>
+          <w:szCs w:val="28"/>
+          <w:rtl/>
+          <w:lang w:bidi="fa-IR"/>
+        </w:rPr>
+        <w:t xml:space="preserve"> پس تعریف عملی مثل خوابیدن برای کلاس </w:t>
+      </w:r>
+      <w:r>
+        <w:rPr>
+          <w:rFonts w:cs="B Nazanin"/>
+          <w:sz w:val="28"/>
+          <w:szCs w:val="28"/>
+          <w:lang w:bidi="fa-IR"/>
+        </w:rPr>
+        <w:t>whale</w:t>
+      </w:r>
+      <w:r>
+        <w:rPr>
+          <w:rFonts w:cs="B Nazanin" w:hint="cs"/>
+          <w:sz w:val="28"/>
+          <w:szCs w:val="28"/>
+          <w:rtl/>
+          <w:lang w:bidi="fa-IR"/>
+        </w:rPr>
+        <w:t xml:space="preserve"> بی </w:t>
+      </w:r>
+      <w:proofErr w:type="spellStart"/>
+      <w:r>
+        <w:rPr>
+          <w:rFonts w:cs="B Nazanin" w:hint="cs"/>
+          <w:sz w:val="28"/>
+          <w:szCs w:val="28"/>
+          <w:rtl/>
+          <w:lang w:bidi="fa-IR"/>
+        </w:rPr>
+        <w:t>معنیه</w:t>
+      </w:r>
+      <w:proofErr w:type="spellEnd"/>
+      <w:r>
+        <w:rPr>
+          <w:rFonts w:cs="B Nazanin" w:hint="cs"/>
+          <w:sz w:val="28"/>
+          <w:szCs w:val="28"/>
+          <w:rtl/>
+          <w:lang w:bidi="fa-IR"/>
+        </w:rPr>
+        <w:t xml:space="preserve">). یا مثلا </w:t>
+      </w:r>
+      <w:r>
+        <w:rPr>
+          <w:rFonts w:cs="B Nazanin"/>
+          <w:sz w:val="28"/>
+          <w:szCs w:val="28"/>
+          <w:lang w:bidi="fa-IR"/>
+        </w:rPr>
+        <w:t>frog</w:t>
+      </w:r>
+      <w:r>
+        <w:rPr>
+          <w:rFonts w:cs="B Nazanin" w:hint="cs"/>
+          <w:sz w:val="28"/>
+          <w:szCs w:val="28"/>
+          <w:rtl/>
+          <w:lang w:bidi="fa-IR"/>
+        </w:rPr>
+        <w:t xml:space="preserve"> چیزی </w:t>
+      </w:r>
+      <w:proofErr w:type="spellStart"/>
+      <w:r>
+        <w:rPr>
+          <w:rFonts w:cs="B Nazanin" w:hint="cs"/>
+          <w:sz w:val="28"/>
+          <w:szCs w:val="28"/>
+          <w:rtl/>
+          <w:lang w:bidi="fa-IR"/>
+        </w:rPr>
+        <w:t>نمینوشه</w:t>
+      </w:r>
+      <w:proofErr w:type="spellEnd"/>
+      <w:r>
+        <w:rPr>
+          <w:rFonts w:cs="B Nazanin" w:hint="cs"/>
+          <w:sz w:val="28"/>
+          <w:szCs w:val="28"/>
+          <w:rtl/>
+          <w:lang w:bidi="fa-IR"/>
+        </w:rPr>
+        <w:t xml:space="preserve"> پس </w:t>
+      </w:r>
+      <w:r>
+        <w:rPr>
+          <w:rFonts w:cs="B Nazanin"/>
+          <w:sz w:val="28"/>
+          <w:szCs w:val="28"/>
+          <w:lang w:bidi="fa-IR"/>
+        </w:rPr>
+        <w:t>drink</w:t>
+      </w:r>
+      <w:r>
+        <w:rPr>
+          <w:rFonts w:cs="B Nazanin" w:hint="cs"/>
+          <w:sz w:val="28"/>
+          <w:szCs w:val="28"/>
+          <w:rtl/>
+          <w:lang w:bidi="fa-IR"/>
+        </w:rPr>
+        <w:t xml:space="preserve"> معنی </w:t>
+      </w:r>
+      <w:proofErr w:type="spellStart"/>
+      <w:r>
+        <w:rPr>
+          <w:rFonts w:cs="B Nazanin" w:hint="cs"/>
+          <w:sz w:val="28"/>
+          <w:szCs w:val="28"/>
+          <w:rtl/>
+          <w:lang w:bidi="fa-IR"/>
+        </w:rPr>
+        <w:t>نمیده</w:t>
+      </w:r>
+      <w:proofErr w:type="spellEnd"/>
+      <w:r>
+        <w:rPr>
+          <w:rFonts w:cs="B Nazanin" w:hint="cs"/>
+          <w:sz w:val="28"/>
+          <w:szCs w:val="28"/>
+          <w:rtl/>
+          <w:lang w:bidi="fa-IR"/>
+        </w:rPr>
+        <w:t xml:space="preserve"> براش. همینطور کلاسی مثل </w:t>
+      </w:r>
+      <w:r>
+        <w:rPr>
+          <w:rFonts w:cs="B Nazanin"/>
+          <w:sz w:val="28"/>
+          <w:szCs w:val="28"/>
+          <w:lang w:bidi="fa-IR"/>
+        </w:rPr>
+        <w:t>jellyfish</w:t>
+      </w:r>
+      <w:r>
+        <w:rPr>
+          <w:rFonts w:cs="B Nazanin" w:hint="cs"/>
+          <w:sz w:val="28"/>
+          <w:szCs w:val="28"/>
+          <w:rtl/>
+          <w:lang w:bidi="fa-IR"/>
+        </w:rPr>
+        <w:t xml:space="preserve"> که </w:t>
+      </w:r>
+      <w:r>
+        <w:rPr>
+          <w:rFonts w:cs="B Nazanin"/>
+          <w:sz w:val="28"/>
+          <w:szCs w:val="28"/>
+          <w:lang w:bidi="fa-IR"/>
+        </w:rPr>
+        <w:t>speak</w:t>
+      </w:r>
+      <w:r>
+        <w:rPr>
+          <w:rFonts w:cs="B Nazanin" w:hint="cs"/>
+          <w:sz w:val="28"/>
+          <w:szCs w:val="28"/>
+          <w:rtl/>
+          <w:lang w:bidi="fa-IR"/>
+        </w:rPr>
+        <w:t xml:space="preserve"> براش معنی </w:t>
+      </w:r>
+      <w:proofErr w:type="spellStart"/>
+      <w:r>
+        <w:rPr>
+          <w:rFonts w:cs="B Nazanin" w:hint="cs"/>
+          <w:sz w:val="28"/>
+          <w:szCs w:val="28"/>
+          <w:rtl/>
+          <w:lang w:bidi="fa-IR"/>
+        </w:rPr>
+        <w:t>نمیده</w:t>
+      </w:r>
+      <w:proofErr w:type="spellEnd"/>
+      <w:r>
+        <w:rPr>
+          <w:rFonts w:cs="B Nazanin" w:hint="cs"/>
+          <w:sz w:val="28"/>
+          <w:szCs w:val="28"/>
+          <w:rtl/>
+          <w:lang w:bidi="fa-IR"/>
+        </w:rPr>
+        <w:t xml:space="preserve">. </w:t>
+      </w:r>
+      <w:r>
+        <w:rPr>
+          <w:rFonts w:cs="B Nazanin"/>
+          <w:sz w:val="28"/>
+          <w:szCs w:val="28"/>
+          <w:rtl/>
+          <w:lang w:bidi="fa-IR"/>
+        </w:rPr>
+        <w:br/>
+      </w:r>
+      <w:r>
+        <w:rPr>
+          <w:rFonts w:cs="B Nazanin" w:hint="cs"/>
+          <w:sz w:val="28"/>
+          <w:szCs w:val="28"/>
+          <w:rtl/>
+          <w:lang w:bidi="fa-IR"/>
+        </w:rPr>
+        <w:t xml:space="preserve">در تمامی این کلاس ها حداقل </w:t>
+      </w:r>
+      <w:proofErr w:type="spellStart"/>
+      <w:r>
+        <w:rPr>
+          <w:rFonts w:cs="B Nazanin" w:hint="cs"/>
+          <w:sz w:val="28"/>
+          <w:szCs w:val="28"/>
+          <w:rtl/>
+          <w:lang w:bidi="fa-IR"/>
+        </w:rPr>
+        <w:t>یه</w:t>
+      </w:r>
+      <w:proofErr w:type="spellEnd"/>
+      <w:r>
+        <w:rPr>
+          <w:rFonts w:cs="B Nazanin" w:hint="cs"/>
+          <w:sz w:val="28"/>
+          <w:szCs w:val="28"/>
+          <w:rtl/>
+          <w:lang w:bidi="fa-IR"/>
+        </w:rPr>
+        <w:t xml:space="preserve"> متد هست که گرچه در </w:t>
+      </w:r>
+      <w:r>
+        <w:rPr>
+          <w:rFonts w:cs="B Nazanin"/>
+          <w:sz w:val="28"/>
+          <w:szCs w:val="28"/>
+          <w:lang w:bidi="fa-IR"/>
+        </w:rPr>
+        <w:t>abstraction</w:t>
+      </w:r>
+      <w:r>
+        <w:rPr>
+          <w:rFonts w:cs="B Nazanin" w:hint="cs"/>
+          <w:sz w:val="28"/>
+          <w:szCs w:val="28"/>
+          <w:rtl/>
+          <w:lang w:bidi="fa-IR"/>
+        </w:rPr>
+        <w:t xml:space="preserve"> ما (</w:t>
+      </w:r>
+      <w:proofErr w:type="spellStart"/>
+      <w:r>
+        <w:rPr>
+          <w:rFonts w:cs="B Nazanin"/>
+          <w:sz w:val="28"/>
+          <w:szCs w:val="28"/>
+          <w:lang w:bidi="fa-IR"/>
+        </w:rPr>
+        <w:t>IAnimal</w:t>
+      </w:r>
+      <w:proofErr w:type="spellEnd"/>
+      <w:r>
+        <w:rPr>
+          <w:rFonts w:cs="B Nazanin" w:hint="cs"/>
+          <w:sz w:val="28"/>
+          <w:szCs w:val="28"/>
+          <w:rtl/>
+          <w:lang w:bidi="fa-IR"/>
+        </w:rPr>
+        <w:t xml:space="preserve">) وجود </w:t>
+      </w:r>
+      <w:proofErr w:type="spellStart"/>
+      <w:r>
+        <w:rPr>
+          <w:rFonts w:cs="B Nazanin" w:hint="cs"/>
+          <w:sz w:val="28"/>
+          <w:szCs w:val="28"/>
+          <w:rtl/>
+          <w:lang w:bidi="fa-IR"/>
+        </w:rPr>
+        <w:t>داره</w:t>
+      </w:r>
+      <w:proofErr w:type="spellEnd"/>
+      <w:r>
+        <w:rPr>
+          <w:rFonts w:cs="B Nazanin" w:hint="cs"/>
+          <w:sz w:val="28"/>
+          <w:szCs w:val="28"/>
+          <w:rtl/>
+          <w:lang w:bidi="fa-IR"/>
+        </w:rPr>
+        <w:t xml:space="preserve"> اما اون کلاس ها که دارن از </w:t>
+      </w:r>
+      <w:r>
+        <w:rPr>
+          <w:rFonts w:cs="B Nazanin"/>
+          <w:sz w:val="28"/>
+          <w:szCs w:val="28"/>
+          <w:lang w:bidi="fa-IR"/>
+        </w:rPr>
+        <w:t>abstraction</w:t>
+      </w:r>
+      <w:r>
+        <w:rPr>
+          <w:rFonts w:cs="B Nazanin" w:hint="cs"/>
+          <w:sz w:val="28"/>
+          <w:szCs w:val="28"/>
+          <w:rtl/>
+          <w:lang w:bidi="fa-IR"/>
+        </w:rPr>
+        <w:t xml:space="preserve"> ما ارث بری میکنن این متد رو </w:t>
+      </w:r>
+      <w:proofErr w:type="spellStart"/>
+      <w:r>
+        <w:rPr>
+          <w:rFonts w:cs="B Nazanin" w:hint="cs"/>
+          <w:sz w:val="28"/>
+          <w:szCs w:val="28"/>
+          <w:rtl/>
+          <w:lang w:bidi="fa-IR"/>
+        </w:rPr>
+        <w:t>نمیخوان</w:t>
+      </w:r>
+      <w:proofErr w:type="spellEnd"/>
+      <w:r>
+        <w:rPr>
+          <w:rFonts w:cs="B Nazanin" w:hint="cs"/>
+          <w:sz w:val="28"/>
+          <w:szCs w:val="28"/>
+          <w:rtl/>
+          <w:lang w:bidi="fa-IR"/>
+        </w:rPr>
+        <w:t xml:space="preserve">.. اصل </w:t>
+      </w:r>
+      <w:proofErr w:type="spellStart"/>
+      <w:r>
+        <w:rPr>
+          <w:rFonts w:cs="B Nazanin"/>
+          <w:sz w:val="28"/>
+          <w:szCs w:val="28"/>
+          <w:lang w:bidi="fa-IR"/>
+        </w:rPr>
+        <w:t>liskov</w:t>
+      </w:r>
+      <w:proofErr w:type="spellEnd"/>
+      <w:r>
+        <w:rPr>
+          <w:rFonts w:cs="B Nazanin" w:hint="cs"/>
+          <w:sz w:val="28"/>
+          <w:szCs w:val="28"/>
+          <w:rtl/>
+          <w:lang w:bidi="fa-IR"/>
+        </w:rPr>
+        <w:t xml:space="preserve"> هم </w:t>
+      </w:r>
+      <w:proofErr w:type="spellStart"/>
+      <w:r>
+        <w:rPr>
+          <w:rFonts w:cs="B Nazanin" w:hint="cs"/>
+          <w:sz w:val="28"/>
+          <w:szCs w:val="28"/>
+          <w:rtl/>
+          <w:lang w:bidi="fa-IR"/>
+        </w:rPr>
+        <w:t>همینو</w:t>
+      </w:r>
+      <w:proofErr w:type="spellEnd"/>
+      <w:r>
+        <w:rPr>
+          <w:rFonts w:cs="B Nazanin" w:hint="cs"/>
+          <w:sz w:val="28"/>
+          <w:szCs w:val="28"/>
+          <w:rtl/>
+          <w:lang w:bidi="fa-IR"/>
+        </w:rPr>
+        <w:t xml:space="preserve"> میگه که هر کلاسی که </w:t>
+      </w:r>
+      <w:proofErr w:type="spellStart"/>
+      <w:r>
+        <w:rPr>
+          <w:rFonts w:cs="B Nazanin" w:hint="cs"/>
+          <w:sz w:val="28"/>
+          <w:szCs w:val="28"/>
+          <w:rtl/>
+          <w:lang w:bidi="fa-IR"/>
+        </w:rPr>
+        <w:t>داره</w:t>
+      </w:r>
+      <w:proofErr w:type="spellEnd"/>
+      <w:r>
+        <w:rPr>
+          <w:rFonts w:cs="B Nazanin" w:hint="cs"/>
+          <w:sz w:val="28"/>
+          <w:szCs w:val="28"/>
+          <w:rtl/>
+          <w:lang w:bidi="fa-IR"/>
+        </w:rPr>
+        <w:t xml:space="preserve"> از </w:t>
+      </w:r>
+      <w:r>
+        <w:rPr>
+          <w:rFonts w:cs="B Nazanin"/>
+          <w:sz w:val="28"/>
+          <w:szCs w:val="28"/>
+          <w:lang w:bidi="fa-IR"/>
+        </w:rPr>
+        <w:t>abstraction</w:t>
+      </w:r>
+      <w:r>
+        <w:rPr>
+          <w:rFonts w:cs="B Nazanin" w:hint="cs"/>
+          <w:sz w:val="28"/>
+          <w:szCs w:val="28"/>
+          <w:rtl/>
+          <w:lang w:bidi="fa-IR"/>
+        </w:rPr>
+        <w:t xml:space="preserve"> ای مثل </w:t>
+      </w:r>
+      <w:proofErr w:type="spellStart"/>
+      <w:r>
+        <w:rPr>
+          <w:rFonts w:cs="B Nazanin"/>
+          <w:sz w:val="28"/>
+          <w:szCs w:val="28"/>
+          <w:lang w:bidi="fa-IR"/>
+        </w:rPr>
+        <w:t>IAnimal</w:t>
+      </w:r>
+      <w:proofErr w:type="spellEnd"/>
+      <w:r>
+        <w:rPr>
+          <w:rFonts w:cs="B Nazanin" w:hint="cs"/>
+          <w:sz w:val="28"/>
+          <w:szCs w:val="28"/>
+          <w:rtl/>
+          <w:lang w:bidi="fa-IR"/>
+        </w:rPr>
+        <w:t xml:space="preserve"> ارث بری میکنه، باید </w:t>
+      </w:r>
+      <w:proofErr w:type="spellStart"/>
+      <w:r>
+        <w:rPr>
+          <w:rFonts w:cs="B Nazanin" w:hint="cs"/>
+          <w:sz w:val="28"/>
+          <w:szCs w:val="28"/>
+          <w:rtl/>
+          <w:lang w:bidi="fa-IR"/>
+        </w:rPr>
+        <w:t>واقعا</w:t>
+      </w:r>
+      <w:proofErr w:type="spellEnd"/>
+      <w:r>
+        <w:rPr>
+          <w:rFonts w:cs="B Nazanin" w:hint="cs"/>
+          <w:sz w:val="28"/>
+          <w:szCs w:val="28"/>
+          <w:rtl/>
+          <w:lang w:bidi="fa-IR"/>
+        </w:rPr>
+        <w:t xml:space="preserve"> شامل همه اون </w:t>
+      </w:r>
+      <w:r>
+        <w:rPr>
+          <w:rFonts w:cs="B Nazanin"/>
+          <w:sz w:val="28"/>
+          <w:szCs w:val="28"/>
+          <w:lang w:bidi="fa-IR"/>
+        </w:rPr>
+        <w:t>functionality</w:t>
+      </w:r>
+      <w:r>
+        <w:rPr>
+          <w:rFonts w:cs="B Nazanin" w:hint="cs"/>
+          <w:sz w:val="28"/>
+          <w:szCs w:val="28"/>
+          <w:rtl/>
+          <w:lang w:bidi="fa-IR"/>
+        </w:rPr>
+        <w:t xml:space="preserve"> ها و رفتار های کلاس والد باشه نه اینکه مثلا </w:t>
+      </w:r>
+      <w:r>
+        <w:rPr>
+          <w:rFonts w:cs="B Nazanin"/>
+          <w:sz w:val="28"/>
+          <w:szCs w:val="28"/>
+          <w:lang w:bidi="fa-IR"/>
+        </w:rPr>
+        <w:t>whale</w:t>
+      </w:r>
+      <w:r>
+        <w:rPr>
+          <w:rFonts w:cs="B Nazanin" w:hint="cs"/>
+          <w:sz w:val="28"/>
+          <w:szCs w:val="28"/>
+          <w:rtl/>
+          <w:lang w:bidi="fa-IR"/>
+        </w:rPr>
+        <w:t xml:space="preserve"> زورکی </w:t>
+      </w:r>
+      <w:r>
+        <w:rPr>
+          <w:rFonts w:cs="B Nazanin"/>
+          <w:sz w:val="28"/>
+          <w:szCs w:val="28"/>
+          <w:lang w:bidi="fa-IR"/>
+        </w:rPr>
+        <w:t>sleep</w:t>
+      </w:r>
+      <w:r>
+        <w:rPr>
+          <w:rFonts w:cs="B Nazanin" w:hint="cs"/>
+          <w:sz w:val="28"/>
+          <w:szCs w:val="28"/>
+          <w:rtl/>
+          <w:lang w:bidi="fa-IR"/>
+        </w:rPr>
+        <w:t xml:space="preserve"> رو داشته باشه اما چون معنی نداره </w:t>
+      </w:r>
+      <w:proofErr w:type="spellStart"/>
+      <w:r>
+        <w:rPr>
+          <w:rFonts w:cs="B Nazanin" w:hint="cs"/>
+          <w:sz w:val="28"/>
+          <w:szCs w:val="28"/>
+          <w:rtl/>
+          <w:lang w:bidi="fa-IR"/>
+        </w:rPr>
+        <w:t>تعریفش</w:t>
+      </w:r>
+      <w:proofErr w:type="spellEnd"/>
+      <w:r>
+        <w:rPr>
+          <w:rFonts w:cs="B Nazanin" w:hint="cs"/>
+          <w:sz w:val="28"/>
+          <w:szCs w:val="28"/>
+          <w:rtl/>
+          <w:lang w:bidi="fa-IR"/>
+        </w:rPr>
+        <w:t xml:space="preserve"> در این کلاس،‌ بیاد و </w:t>
+      </w:r>
+      <w:proofErr w:type="spellStart"/>
+      <w:r>
+        <w:rPr>
+          <w:rFonts w:cs="B Nazanin" w:hint="cs"/>
+          <w:sz w:val="28"/>
+          <w:szCs w:val="28"/>
+          <w:rtl/>
+          <w:lang w:bidi="fa-IR"/>
+        </w:rPr>
+        <w:t>یه</w:t>
+      </w:r>
+      <w:proofErr w:type="spellEnd"/>
+      <w:r>
+        <w:rPr>
+          <w:rFonts w:cs="B Nazanin" w:hint="cs"/>
+          <w:sz w:val="28"/>
+          <w:szCs w:val="28"/>
+          <w:rtl/>
+          <w:lang w:bidi="fa-IR"/>
+        </w:rPr>
+        <w:t xml:space="preserve"> </w:t>
+      </w:r>
+      <w:proofErr w:type="spellStart"/>
+      <w:r>
+        <w:rPr>
+          <w:rFonts w:cs="B Nazanin"/>
+          <w:sz w:val="28"/>
+          <w:szCs w:val="28"/>
+          <w:lang w:bidi="fa-IR"/>
+        </w:rPr>
+        <w:t>NotImplementedException</w:t>
+      </w:r>
+      <w:proofErr w:type="spellEnd"/>
+      <w:r>
+        <w:rPr>
+          <w:rFonts w:cs="B Nazanin" w:hint="cs"/>
+          <w:sz w:val="28"/>
+          <w:szCs w:val="28"/>
+          <w:rtl/>
+          <w:lang w:bidi="fa-IR"/>
+        </w:rPr>
+        <w:t xml:space="preserve"> بده.</w:t>
+      </w:r>
+    </w:p>
+    <w:p>
+      <w:pPr>
+        <w:pStyle w:val="ListParagraph"/>
+        <w:numPr>
+          <w:ilvl w:val="1"/>
+          <w:numId w:val="1"/>
+        </w:numPr>
+        <w:bidi/>
+        <w:rPr>
+          <w:rFonts w:cs="B Nazanin"/>
+          <w:sz w:val="28"/>
+          <w:szCs w:val="28"/>
+          <w:lang w:bidi="fa-IR"/>
+        </w:rPr>
+      </w:pPr>
+      <w:r>
+        <w:rPr>
+          <w:rFonts w:cs="B Nazanin" w:hint="cs"/>
+          <w:sz w:val="28"/>
+          <w:szCs w:val="28"/>
+          <w:rtl/>
+          <w:lang w:bidi="fa-IR"/>
+        </w:rPr>
+        <w:t xml:space="preserve">خانم </w:t>
+      </w:r>
+      <w:proofErr w:type="spellStart"/>
+      <w:r>
+        <w:rPr>
+          <w:rFonts w:cs="B Nazanin"/>
+          <w:sz w:val="28"/>
+          <w:szCs w:val="28"/>
+          <w:lang w:bidi="fa-IR"/>
+        </w:rPr>
+        <w:t>liskov</w:t>
+      </w:r>
+      <w:proofErr w:type="spellEnd"/>
+      <w:r>
+        <w:rPr>
+          <w:rFonts w:cs="B Nazanin" w:hint="cs"/>
+          <w:sz w:val="28"/>
+          <w:szCs w:val="28"/>
+          <w:rtl/>
+          <w:lang w:bidi="fa-IR"/>
+        </w:rPr>
+        <w:t xml:space="preserve"> </w:t>
+      </w:r>
+      <w:proofErr w:type="spellStart"/>
+      <w:r>
+        <w:rPr>
+          <w:rFonts w:cs="B Nazanin" w:hint="cs"/>
+          <w:sz w:val="28"/>
+          <w:szCs w:val="28"/>
+          <w:rtl/>
+          <w:lang w:bidi="fa-IR"/>
+        </w:rPr>
+        <w:t>یه</w:t>
+      </w:r>
+      <w:proofErr w:type="spellEnd"/>
+      <w:r>
+        <w:rPr>
+          <w:rFonts w:cs="B Nazanin" w:hint="cs"/>
+          <w:sz w:val="28"/>
+          <w:szCs w:val="28"/>
+          <w:rtl/>
+          <w:lang w:bidi="fa-IR"/>
+        </w:rPr>
+        <w:t xml:space="preserve"> سری قواعد برای این اصل تعریف کرده که با رعایت اونا داریم این اصل رو رعایت میکنیم. بعضی از این قواعد برای کلاس ها هستن و برخی برای متد ها:</w:t>
+      </w:r>
+    </w:p>
+    <w:p>
+      <w:pPr>
+        <w:pStyle w:val="ListParagraph"/>
+        <w:numPr>
+          <w:ilvl w:val="1"/>
+          <w:numId w:val="1"/>
+        </w:numPr>
+        <w:bidi/>
+        <w:rPr>
+          <w:rFonts w:cs="B Nazanin"/>
+          <w:sz w:val="28"/>
+          <w:szCs w:val="28"/>
+          <w:lang w:bidi="fa-IR"/>
+        </w:rPr>
+      </w:pPr>
+      <w:r>
+        <w:rPr>
+          <w:rFonts w:cs="B Nazanin" w:hint="cs"/>
+          <w:sz w:val="28"/>
+          <w:szCs w:val="28"/>
+          <w:rtl/>
+          <w:lang w:bidi="fa-IR"/>
+        </w:rPr>
+        <w:t>قواعد متد ها:</w:t>
+      </w:r>
+    </w:p>
+    <w:p>
+      <w:pPr>
+        <w:pStyle w:val="ListParagraph"/>
+        <w:numPr>
+          <w:ilvl w:val="2"/>
+          <w:numId w:val="1"/>
+        </w:numPr>
+        <w:bidi/>
+        <w:rPr>
+          <w:rFonts w:cs="B Nazanin"/>
+          <w:sz w:val="28"/>
+          <w:szCs w:val="28"/>
+          <w:lang w:bidi="fa-IR"/>
+        </w:rPr>
+      </w:pPr>
+      <w:r>
+        <w:rPr>
+          <w:rFonts w:cs="B Nazanin" w:hint="cs"/>
+          <w:sz w:val="28"/>
+          <w:szCs w:val="28"/>
+          <w:rtl/>
+          <w:lang w:bidi="fa-IR"/>
+        </w:rPr>
+        <w:t>متد های ارث بری شده در کلاس فرزند باید به همان تعداد متدهای کلاس والد ورودی داشته باشند.</w:t>
+      </w:r>
+      <w:r>
+        <w:rPr>
+          <w:rFonts w:cs="B Nazanin" w:hint="cs"/>
+          <w:sz w:val="28"/>
+          <w:szCs w:val="28"/>
+          <w:rtl/>
+          <w:lang w:bidi="fa-IR"/>
+        </w:rPr>
+        <w:t xml:space="preserve"> این ورودی ها نیز باید از یک نوع باشند (نه اینکه همه ورودی ها مثلا </w:t>
+      </w:r>
+      <w:r>
+        <w:rPr>
+          <w:rFonts w:cs="B Nazanin"/>
+          <w:sz w:val="28"/>
+          <w:szCs w:val="28"/>
+          <w:lang w:bidi="fa-IR"/>
+        </w:rPr>
+        <w:t>int</w:t>
+      </w:r>
+      <w:r>
+        <w:rPr>
+          <w:rFonts w:cs="B Nazanin" w:hint="cs"/>
+          <w:sz w:val="28"/>
+          <w:szCs w:val="28"/>
+          <w:rtl/>
+          <w:lang w:bidi="fa-IR"/>
+        </w:rPr>
+        <w:t xml:space="preserve"> باشن بلکه به این </w:t>
+      </w:r>
+      <w:proofErr w:type="spellStart"/>
+      <w:r>
+        <w:rPr>
+          <w:rFonts w:cs="B Nazanin" w:hint="cs"/>
+          <w:sz w:val="28"/>
+          <w:szCs w:val="28"/>
+          <w:rtl/>
+          <w:lang w:bidi="fa-IR"/>
+        </w:rPr>
+        <w:t>معنیه</w:t>
+      </w:r>
+      <w:proofErr w:type="spellEnd"/>
+      <w:r>
+        <w:rPr>
+          <w:rFonts w:cs="B Nazanin" w:hint="cs"/>
+          <w:sz w:val="28"/>
+          <w:szCs w:val="28"/>
+          <w:rtl/>
+          <w:lang w:bidi="fa-IR"/>
+        </w:rPr>
+        <w:t xml:space="preserve"> که اگه توی کلاس والد داریم </w:t>
+      </w:r>
+      <w:proofErr w:type="spellStart"/>
+      <w:r>
+        <w:rPr>
+          <w:rFonts w:cs="B Nazanin" w:hint="cs"/>
+          <w:sz w:val="28"/>
+          <w:szCs w:val="28"/>
+          <w:rtl/>
+          <w:lang w:bidi="fa-IR"/>
+        </w:rPr>
+        <w:t>یه</w:t>
+      </w:r>
+      <w:proofErr w:type="spellEnd"/>
+      <w:r>
+        <w:rPr>
+          <w:rFonts w:cs="B Nazanin" w:hint="cs"/>
+          <w:sz w:val="28"/>
+          <w:szCs w:val="28"/>
+          <w:rtl/>
+          <w:lang w:bidi="fa-IR"/>
+        </w:rPr>
+        <w:t xml:space="preserve"> </w:t>
+      </w:r>
+      <w:r>
+        <w:rPr>
+          <w:rFonts w:cs="B Nazanin"/>
+          <w:sz w:val="28"/>
+          <w:szCs w:val="28"/>
+          <w:lang w:bidi="fa-IR"/>
+        </w:rPr>
+        <w:t>int, string</w:t>
+      </w:r>
+      <w:r>
+        <w:rPr>
+          <w:rFonts w:cs="B Nazanin" w:hint="cs"/>
+          <w:sz w:val="28"/>
+          <w:szCs w:val="28"/>
+          <w:rtl/>
+          <w:lang w:bidi="fa-IR"/>
+        </w:rPr>
+        <w:t xml:space="preserve"> میگیریم،‌ داخل کلاس فرزند هم اون متد باید </w:t>
+      </w:r>
+      <w:proofErr w:type="spellStart"/>
+      <w:r>
+        <w:rPr>
+          <w:rFonts w:cs="B Nazanin" w:hint="cs"/>
+          <w:sz w:val="28"/>
+          <w:szCs w:val="28"/>
+          <w:rtl/>
+          <w:lang w:bidi="fa-IR"/>
+        </w:rPr>
+        <w:t>یه</w:t>
+      </w:r>
+      <w:proofErr w:type="spellEnd"/>
+      <w:r>
+        <w:rPr>
+          <w:rFonts w:cs="B Nazanin" w:hint="cs"/>
+          <w:sz w:val="28"/>
+          <w:szCs w:val="28"/>
+          <w:rtl/>
+          <w:lang w:bidi="fa-IR"/>
+        </w:rPr>
+        <w:t xml:space="preserve"> </w:t>
+      </w:r>
+      <w:r>
+        <w:rPr>
+          <w:rFonts w:cs="B Nazanin"/>
+          <w:sz w:val="28"/>
+          <w:szCs w:val="28"/>
+          <w:lang w:bidi="fa-IR"/>
+        </w:rPr>
+        <w:t>int, string</w:t>
+      </w:r>
+      <w:r>
+        <w:rPr>
+          <w:rFonts w:cs="B Nazanin" w:hint="cs"/>
+          <w:sz w:val="28"/>
+          <w:szCs w:val="28"/>
+          <w:rtl/>
+          <w:lang w:bidi="fa-IR"/>
+        </w:rPr>
+        <w:t xml:space="preserve"> با همین ترتیب بگیره)</w:t>
+      </w:r>
+      <w:r>
+        <w:rPr>
+          <w:rFonts w:cs="B Nazanin" w:hint="cs"/>
+          <w:sz w:val="28"/>
+          <w:szCs w:val="28"/>
+          <w:rtl/>
+          <w:lang w:bidi="fa-IR"/>
+        </w:rPr>
+        <w:t xml:space="preserve"> (همچنین اگه </w:t>
+      </w:r>
+      <w:proofErr w:type="spellStart"/>
+      <w:r>
+        <w:rPr>
+          <w:rFonts w:cs="B Nazanin" w:hint="cs"/>
+          <w:sz w:val="28"/>
+          <w:szCs w:val="28"/>
+          <w:rtl/>
+          <w:lang w:bidi="fa-IR"/>
+        </w:rPr>
+        <w:t>قراره</w:t>
+      </w:r>
+      <w:proofErr w:type="spellEnd"/>
+      <w:r>
+        <w:rPr>
+          <w:rFonts w:cs="B Nazanin" w:hint="cs"/>
+          <w:sz w:val="28"/>
+          <w:szCs w:val="28"/>
+          <w:rtl/>
+          <w:lang w:bidi="fa-IR"/>
+        </w:rPr>
+        <w:t xml:space="preserve"> </w:t>
+      </w:r>
+      <w:proofErr w:type="spellStart"/>
+      <w:r>
+        <w:rPr>
+          <w:rFonts w:cs="B Nazanin" w:hint="cs"/>
+          <w:sz w:val="28"/>
+          <w:szCs w:val="28"/>
+          <w:rtl/>
+          <w:lang w:bidi="fa-IR"/>
+        </w:rPr>
+        <w:t>یه</w:t>
+      </w:r>
+      <w:proofErr w:type="spellEnd"/>
+      <w:r>
+        <w:rPr>
+          <w:rFonts w:cs="B Nazanin" w:hint="cs"/>
+          <w:sz w:val="28"/>
+          <w:szCs w:val="28"/>
+          <w:rtl/>
+          <w:lang w:bidi="fa-IR"/>
+        </w:rPr>
+        <w:t xml:space="preserve"> کلاس رو به عنوان ورودی بگیره، اون کلاس باید خودش </w:t>
+      </w:r>
+      <w:proofErr w:type="spellStart"/>
+      <w:r>
+        <w:rPr>
+          <w:rFonts w:cs="B Nazanin" w:hint="cs"/>
+          <w:sz w:val="28"/>
+          <w:szCs w:val="28"/>
+          <w:rtl/>
+          <w:lang w:bidi="fa-IR"/>
+        </w:rPr>
+        <w:t>یه</w:t>
+      </w:r>
+      <w:proofErr w:type="spellEnd"/>
+      <w:r>
+        <w:rPr>
+          <w:rFonts w:cs="B Nazanin" w:hint="cs"/>
+          <w:sz w:val="28"/>
+          <w:szCs w:val="28"/>
+          <w:rtl/>
+          <w:lang w:bidi="fa-IR"/>
+        </w:rPr>
+        <w:t xml:space="preserve"> کلاس والد باشه نه </w:t>
+      </w:r>
+      <w:proofErr w:type="spellStart"/>
+      <w:r>
+        <w:rPr>
+          <w:rFonts w:cs="B Nazanin" w:hint="cs"/>
+          <w:sz w:val="28"/>
+          <w:szCs w:val="28"/>
+          <w:rtl/>
+          <w:lang w:bidi="fa-IR"/>
+        </w:rPr>
+        <w:t>یه</w:t>
+      </w:r>
+      <w:proofErr w:type="spellEnd"/>
+      <w:r>
+        <w:rPr>
+          <w:rFonts w:cs="B Nazanin" w:hint="cs"/>
+          <w:sz w:val="28"/>
+          <w:szCs w:val="28"/>
+          <w:rtl/>
+          <w:lang w:bidi="fa-IR"/>
+        </w:rPr>
+        <w:t xml:space="preserve"> کلاس فرزند از اون کلاس والد خاص که </w:t>
+      </w:r>
+      <w:proofErr w:type="spellStart"/>
+      <w:r>
+        <w:rPr>
+          <w:rFonts w:cs="B Nazanin" w:hint="cs"/>
+          <w:sz w:val="28"/>
+          <w:szCs w:val="28"/>
+          <w:rtl/>
+          <w:lang w:bidi="fa-IR"/>
+        </w:rPr>
+        <w:t>میخوایم</w:t>
+      </w:r>
+      <w:proofErr w:type="spellEnd"/>
+      <w:r>
+        <w:rPr>
+          <w:rFonts w:cs="B Nazanin" w:hint="cs"/>
+          <w:sz w:val="28"/>
+          <w:szCs w:val="28"/>
+          <w:rtl/>
+          <w:lang w:bidi="fa-IR"/>
+        </w:rPr>
+        <w:t xml:space="preserve"> به عنوان ورودی بدیم مثلا </w:t>
+      </w:r>
+      <w:proofErr w:type="spellStart"/>
+      <w:r>
+        <w:rPr>
+          <w:rFonts w:cs="B Nazanin" w:hint="cs"/>
+          <w:sz w:val="28"/>
+          <w:szCs w:val="28"/>
+          <w:rtl/>
+          <w:lang w:bidi="fa-IR"/>
+        </w:rPr>
+        <w:t>یه</w:t>
+      </w:r>
+      <w:proofErr w:type="spellEnd"/>
+      <w:r>
+        <w:rPr>
+          <w:rFonts w:cs="B Nazanin" w:hint="cs"/>
+          <w:sz w:val="28"/>
+          <w:szCs w:val="28"/>
+          <w:rtl/>
+          <w:lang w:bidi="fa-IR"/>
+        </w:rPr>
+        <w:t xml:space="preserve"> </w:t>
+      </w:r>
+      <w:r>
+        <w:rPr>
+          <w:rFonts w:cs="B Nazanin"/>
+          <w:sz w:val="28"/>
+          <w:szCs w:val="28"/>
+          <w:lang w:bidi="fa-IR"/>
+        </w:rPr>
+        <w:t>Car</w:t>
+      </w:r>
+      <w:r>
+        <w:rPr>
+          <w:rFonts w:cs="B Nazanin" w:hint="cs"/>
+          <w:sz w:val="28"/>
+          <w:szCs w:val="28"/>
+          <w:rtl/>
+          <w:lang w:bidi="fa-IR"/>
+        </w:rPr>
+        <w:t xml:space="preserve"> رو به عنوان ورودی </w:t>
+      </w:r>
+      <w:proofErr w:type="spellStart"/>
+      <w:r>
+        <w:rPr>
+          <w:rFonts w:cs="B Nazanin" w:hint="cs"/>
+          <w:sz w:val="28"/>
+          <w:szCs w:val="28"/>
+          <w:rtl/>
+          <w:lang w:bidi="fa-IR"/>
+        </w:rPr>
+        <w:t>یه</w:t>
+      </w:r>
+      <w:proofErr w:type="spellEnd"/>
+      <w:r>
+        <w:rPr>
+          <w:rFonts w:cs="B Nazanin" w:hint="cs"/>
+          <w:sz w:val="28"/>
+          <w:szCs w:val="28"/>
+          <w:rtl/>
+          <w:lang w:bidi="fa-IR"/>
+        </w:rPr>
+        <w:t xml:space="preserve"> </w:t>
+      </w:r>
+      <w:proofErr w:type="spellStart"/>
+      <w:r>
+        <w:rPr>
+          <w:rFonts w:cs="B Nazanin" w:hint="cs"/>
+          <w:sz w:val="28"/>
+          <w:szCs w:val="28"/>
+          <w:rtl/>
+          <w:lang w:bidi="fa-IR"/>
+        </w:rPr>
+        <w:t>متدی</w:t>
+      </w:r>
+      <w:proofErr w:type="spellEnd"/>
+      <w:r>
+        <w:rPr>
+          <w:rFonts w:cs="B Nazanin" w:hint="cs"/>
+          <w:sz w:val="28"/>
+          <w:szCs w:val="28"/>
+          <w:rtl/>
+          <w:lang w:bidi="fa-IR"/>
+        </w:rPr>
+        <w:t xml:space="preserve"> بدیم نه </w:t>
+      </w:r>
+      <w:proofErr w:type="spellStart"/>
+      <w:r>
+        <w:rPr>
+          <w:rFonts w:cs="B Nazanin"/>
+          <w:sz w:val="28"/>
+          <w:szCs w:val="28"/>
+          <w:lang w:bidi="fa-IR"/>
+        </w:rPr>
+        <w:t>lamborgini</w:t>
+      </w:r>
+      <w:proofErr w:type="spellEnd"/>
+      <w:r>
+        <w:rPr>
+          <w:rFonts w:cs="B Nazanin" w:hint="cs"/>
+          <w:sz w:val="28"/>
+          <w:szCs w:val="28"/>
+          <w:rtl/>
+          <w:lang w:bidi="fa-IR"/>
+        </w:rPr>
+        <w:t xml:space="preserve">. البته اگه توی ورودی متد توی کلاس والد به هر دلیلی </w:t>
+      </w:r>
+      <w:proofErr w:type="spellStart"/>
+      <w:r>
+        <w:rPr>
+          <w:rFonts w:cs="B Nazanin"/>
+          <w:sz w:val="28"/>
+          <w:szCs w:val="28"/>
+          <w:lang w:bidi="fa-IR"/>
+        </w:rPr>
+        <w:t>lamborgini</w:t>
+      </w:r>
+      <w:proofErr w:type="spellEnd"/>
+      <w:r>
+        <w:rPr>
+          <w:rFonts w:cs="B Nazanin" w:hint="cs"/>
+          <w:sz w:val="28"/>
+          <w:szCs w:val="28"/>
+          <w:rtl/>
+          <w:lang w:bidi="fa-IR"/>
+        </w:rPr>
+        <w:t xml:space="preserve"> گذاشتیم </w:t>
+      </w:r>
+      <w:proofErr w:type="spellStart"/>
+      <w:r>
+        <w:rPr>
+          <w:rFonts w:cs="B Nazanin" w:hint="cs"/>
+          <w:sz w:val="28"/>
+          <w:szCs w:val="28"/>
+          <w:rtl/>
+          <w:lang w:bidi="fa-IR"/>
+        </w:rPr>
+        <w:t>اوکیه</w:t>
+      </w:r>
+      <w:proofErr w:type="spellEnd"/>
+      <w:r>
+        <w:rPr>
+          <w:rFonts w:cs="B Nazanin" w:hint="cs"/>
+          <w:sz w:val="28"/>
+          <w:szCs w:val="28"/>
+          <w:rtl/>
+          <w:lang w:bidi="fa-IR"/>
+        </w:rPr>
+        <w:t xml:space="preserve"> اما مشکل اینجا میشه که بیایم توی کلاس فرزند از </w:t>
+      </w:r>
+      <w:proofErr w:type="spellStart"/>
+      <w:r>
+        <w:rPr>
+          <w:rFonts w:cs="B Nazanin"/>
+          <w:sz w:val="28"/>
+          <w:szCs w:val="28"/>
+          <w:lang w:bidi="fa-IR"/>
+        </w:rPr>
+        <w:t>aventador</w:t>
+      </w:r>
+      <w:proofErr w:type="spellEnd"/>
+      <w:r>
+        <w:rPr>
+          <w:rFonts w:cs="B Nazanin" w:hint="cs"/>
+          <w:sz w:val="28"/>
+          <w:szCs w:val="28"/>
+          <w:rtl/>
+          <w:lang w:bidi="fa-IR"/>
+        </w:rPr>
+        <w:t xml:space="preserve"> استفاده کنیم که خودش فرزند اون کلاس فرزند </w:t>
+      </w:r>
+      <w:proofErr w:type="spellStart"/>
+      <w:r>
+        <w:rPr>
+          <w:rFonts w:cs="B Nazanin" w:hint="cs"/>
+          <w:sz w:val="28"/>
+          <w:szCs w:val="28"/>
+          <w:rtl/>
+          <w:lang w:bidi="fa-IR"/>
+        </w:rPr>
+        <w:t>قبلیه</w:t>
+      </w:r>
+      <w:proofErr w:type="spellEnd"/>
+      <w:r>
+        <w:rPr>
+          <w:rFonts w:cs="B Nazanin" w:hint="cs"/>
+          <w:sz w:val="28"/>
+          <w:szCs w:val="28"/>
+          <w:rtl/>
+          <w:lang w:bidi="fa-IR"/>
+        </w:rPr>
+        <w:t xml:space="preserve">. اما اگه به جای </w:t>
+      </w:r>
+      <w:proofErr w:type="spellStart"/>
+      <w:r>
+        <w:rPr>
+          <w:rFonts w:cs="B Nazanin"/>
+          <w:sz w:val="28"/>
+          <w:szCs w:val="28"/>
+          <w:lang w:bidi="fa-IR"/>
+        </w:rPr>
+        <w:t>aventador</w:t>
+      </w:r>
+      <w:proofErr w:type="spellEnd"/>
+      <w:r>
+        <w:rPr>
+          <w:rFonts w:cs="B Nazanin" w:hint="cs"/>
+          <w:sz w:val="28"/>
+          <w:szCs w:val="28"/>
+          <w:rtl/>
+          <w:lang w:bidi="fa-IR"/>
+        </w:rPr>
+        <w:t xml:space="preserve"> بیایم خود </w:t>
+      </w:r>
+      <w:r>
+        <w:rPr>
+          <w:rFonts w:cs="B Nazanin"/>
+          <w:sz w:val="28"/>
+          <w:szCs w:val="28"/>
+          <w:lang w:bidi="fa-IR"/>
+        </w:rPr>
+        <w:t>Car</w:t>
+      </w:r>
+      <w:r>
+        <w:rPr>
+          <w:rFonts w:cs="B Nazanin" w:hint="cs"/>
+          <w:sz w:val="28"/>
+          <w:szCs w:val="28"/>
+          <w:rtl/>
+          <w:lang w:bidi="fa-IR"/>
+        </w:rPr>
+        <w:t xml:space="preserve"> رو به عنوان ورودی توی کلاس فرزند تعریف کنیم اونوقت </w:t>
+      </w:r>
+      <w:proofErr w:type="spellStart"/>
+      <w:r>
+        <w:rPr>
+          <w:rFonts w:cs="B Nazanin" w:hint="cs"/>
+          <w:sz w:val="28"/>
+          <w:szCs w:val="28"/>
+          <w:rtl/>
+          <w:lang w:bidi="fa-IR"/>
+        </w:rPr>
+        <w:t>اوکیه</w:t>
+      </w:r>
+      <w:proofErr w:type="spellEnd"/>
+      <w:r>
+        <w:rPr>
+          <w:rFonts w:cs="B Nazanin" w:hint="cs"/>
+          <w:sz w:val="28"/>
+          <w:szCs w:val="28"/>
+          <w:rtl/>
+          <w:lang w:bidi="fa-IR"/>
+        </w:rPr>
+        <w:t xml:space="preserve"> و مشکلی نیست</w:t>
+      </w:r>
+      <w:r>
+        <w:rPr>
+          <w:rFonts w:cs="B Nazanin" w:hint="cs"/>
+          <w:sz w:val="28"/>
+          <w:szCs w:val="28"/>
+          <w:rtl/>
+          <w:lang w:bidi="fa-IR"/>
+        </w:rPr>
+        <w:t xml:space="preserve">. آخرین نکته درباره این اصل اینه که توی </w:t>
+      </w:r>
+      <w:proofErr w:type="spellStart"/>
+      <w:r>
+        <w:rPr>
+          <w:rFonts w:cs="B Nazanin"/>
+          <w:sz w:val="28"/>
+          <w:szCs w:val="28"/>
+          <w:lang w:bidi="fa-IR"/>
+        </w:rPr>
+        <w:t>c#</w:t>
+      </w:r>
+      <w:proofErr w:type="spellEnd"/>
+      <w:r>
+        <w:rPr>
+          <w:rFonts w:cs="B Nazanin" w:hint="cs"/>
+          <w:sz w:val="28"/>
+          <w:szCs w:val="28"/>
+          <w:rtl/>
+          <w:lang w:bidi="fa-IR"/>
+        </w:rPr>
+        <w:t xml:space="preserve"> استفاده از </w:t>
+      </w:r>
+      <w:r>
+        <w:rPr>
+          <w:rFonts w:cs="B Nazanin"/>
+          <w:sz w:val="28"/>
+          <w:szCs w:val="28"/>
+          <w:lang w:bidi="fa-IR"/>
+        </w:rPr>
+        <w:t>Car</w:t>
+      </w:r>
+      <w:r>
+        <w:rPr>
+          <w:rFonts w:cs="B Nazanin" w:hint="cs"/>
+          <w:sz w:val="28"/>
+          <w:szCs w:val="28"/>
+          <w:rtl/>
+          <w:lang w:bidi="fa-IR"/>
+        </w:rPr>
+        <w:t xml:space="preserve"> داخل متد کلاس فرزند در صورتی که داخل کلاس والد از </w:t>
+      </w:r>
+      <w:proofErr w:type="spellStart"/>
+      <w:r>
+        <w:rPr>
+          <w:rFonts w:cs="B Nazanin"/>
+          <w:sz w:val="28"/>
+          <w:szCs w:val="28"/>
+          <w:lang w:bidi="fa-IR"/>
+        </w:rPr>
+        <w:t>lamborgini</w:t>
+      </w:r>
+      <w:proofErr w:type="spellEnd"/>
+      <w:r>
+        <w:rPr>
+          <w:rFonts w:cs="B Nazanin" w:hint="cs"/>
+          <w:sz w:val="28"/>
+          <w:szCs w:val="28"/>
+          <w:rtl/>
+          <w:lang w:bidi="fa-IR"/>
+        </w:rPr>
+        <w:t xml:space="preserve"> استفاده شده باشه وجود نداره و این کار رو داخل </w:t>
+      </w:r>
+      <w:proofErr w:type="spellStart"/>
+      <w:r>
+        <w:rPr>
+          <w:rFonts w:cs="B Nazanin"/>
+          <w:sz w:val="28"/>
+          <w:szCs w:val="28"/>
+          <w:lang w:bidi="fa-IR"/>
+        </w:rPr>
+        <w:t>cpp</w:t>
+      </w:r>
+      <w:proofErr w:type="spellEnd"/>
+      <w:r>
+        <w:rPr>
+          <w:rFonts w:cs="B Nazanin" w:hint="cs"/>
+          <w:sz w:val="28"/>
+          <w:szCs w:val="28"/>
+          <w:rtl/>
+          <w:lang w:bidi="fa-IR"/>
+        </w:rPr>
+        <w:t xml:space="preserve"> میشه انجام داد</w:t>
+      </w:r>
+      <w:r>
+        <w:rPr>
+          <w:rFonts w:cs="B Nazanin" w:hint="cs"/>
+          <w:sz w:val="28"/>
+          <w:szCs w:val="28"/>
+          <w:rtl/>
+          <w:lang w:bidi="fa-IR"/>
+        </w:rPr>
+        <w:t>).</w:t>
+      </w:r>
+    </w:p>
+    <w:p>
+      <w:pPr>
+        <w:pStyle w:val="ListParagraph"/>
+        <w:numPr>
+          <w:ilvl w:val="2"/>
+          <w:numId w:val="1"/>
+        </w:numPr>
+        <w:bidi/>
+        <w:rPr>
+          <w:rFonts w:cs="B Nazanin"/>
+          <w:sz w:val="28"/>
+          <w:szCs w:val="28"/>
+          <w:lang w:bidi="fa-IR"/>
+        </w:rPr>
+      </w:pPr>
+      <w:r>
+        <w:rPr>
+          <w:rFonts w:cs="B Nazanin" w:hint="cs"/>
+          <w:sz w:val="28"/>
+          <w:szCs w:val="28"/>
+          <w:rtl/>
+          <w:lang w:bidi="fa-IR"/>
+        </w:rPr>
+        <w:lastRenderedPageBreak/>
+        <w:t>این قاعده عین قبلی هستش اما برعکس و برای خروجی متد ها هستش.</w:t>
+      </w:r>
+    </w:p>
+    <w:p>
+      <w:pPr>
+        <w:pStyle w:val="ListParagraph"/>
+        <w:numPr>
+          <w:ilvl w:val="2"/>
+          <w:numId w:val="1"/>
+        </w:numPr>
+        <w:bidi/>
+        <w:rPr>
+          <w:rFonts w:cs="B Nazanin"/>
+          <w:sz w:val="28"/>
+          <w:szCs w:val="28"/>
+          <w:lang w:bidi="fa-IR"/>
+        </w:rPr>
+      </w:pPr>
+      <w:r>
+        <w:rPr>
+          <w:rFonts w:cs="B Nazanin"/>
+          <w:sz w:val="28"/>
+          <w:szCs w:val="28"/>
+          <w:lang w:bidi="fa-IR"/>
+        </w:rPr>
+        <w:t>Exception</w:t>
+      </w:r>
+      <w:r>
+        <w:rPr>
+          <w:rFonts w:cs="B Nazanin" w:hint="cs"/>
+          <w:sz w:val="28"/>
+          <w:szCs w:val="28"/>
+          <w:rtl/>
+          <w:lang w:bidi="fa-IR"/>
+        </w:rPr>
+        <w:t xml:space="preserve"> </w:t>
+      </w:r>
+      <w:proofErr w:type="spellStart"/>
+      <w:r>
+        <w:rPr>
+          <w:rFonts w:cs="B Nazanin" w:hint="cs"/>
+          <w:sz w:val="28"/>
+          <w:szCs w:val="28"/>
+          <w:rtl/>
+          <w:lang w:bidi="fa-IR"/>
+        </w:rPr>
+        <w:t>هایی</w:t>
+      </w:r>
+      <w:proofErr w:type="spellEnd"/>
+      <w:r>
+        <w:rPr>
+          <w:rFonts w:cs="B Nazanin" w:hint="cs"/>
+          <w:sz w:val="28"/>
+          <w:szCs w:val="28"/>
+          <w:rtl/>
+          <w:lang w:bidi="fa-IR"/>
+        </w:rPr>
+        <w:t xml:space="preserve"> که متد داخل کلاس فرزند </w:t>
+      </w:r>
+      <w:proofErr w:type="spellStart"/>
+      <w:r>
+        <w:rPr>
+          <w:rFonts w:cs="B Nazanin" w:hint="cs"/>
+          <w:sz w:val="28"/>
+          <w:szCs w:val="28"/>
+          <w:rtl/>
+          <w:lang w:bidi="fa-IR"/>
+        </w:rPr>
+        <w:t>داره</w:t>
+      </w:r>
+      <w:proofErr w:type="spellEnd"/>
+      <w:r>
+        <w:rPr>
+          <w:rFonts w:cs="B Nazanin" w:hint="cs"/>
+          <w:sz w:val="28"/>
+          <w:szCs w:val="28"/>
+          <w:rtl/>
+          <w:lang w:bidi="fa-IR"/>
+        </w:rPr>
+        <w:t xml:space="preserve"> </w:t>
+      </w:r>
+      <w:r>
+        <w:rPr>
+          <w:rFonts w:cs="B Nazanin"/>
+          <w:sz w:val="28"/>
+          <w:szCs w:val="28"/>
+          <w:lang w:bidi="fa-IR"/>
+        </w:rPr>
+        <w:t>throw</w:t>
+      </w:r>
+      <w:r>
+        <w:rPr>
+          <w:rFonts w:cs="B Nazanin" w:hint="cs"/>
+          <w:sz w:val="28"/>
+          <w:szCs w:val="28"/>
+          <w:rtl/>
+          <w:lang w:bidi="fa-IR"/>
+        </w:rPr>
+        <w:t xml:space="preserve"> میکنه،‌ باید داخل کلاس والد هم قبلا </w:t>
+      </w:r>
+      <w:r>
+        <w:rPr>
+          <w:rFonts w:cs="B Nazanin"/>
+          <w:sz w:val="28"/>
+          <w:szCs w:val="28"/>
+          <w:lang w:bidi="fa-IR"/>
+        </w:rPr>
+        <w:t>throw</w:t>
+      </w:r>
+      <w:r>
+        <w:rPr>
+          <w:rFonts w:cs="B Nazanin" w:hint="cs"/>
+          <w:sz w:val="28"/>
+          <w:szCs w:val="28"/>
+          <w:rtl/>
+          <w:lang w:bidi="fa-IR"/>
+        </w:rPr>
+        <w:t xml:space="preserve"> شده باشن. </w:t>
+      </w:r>
+      <w:r>
+        <w:rPr>
+          <w:rFonts w:cs="B Nazanin" w:hint="cs"/>
+          <w:sz w:val="28"/>
+          <w:szCs w:val="28"/>
+          <w:rtl/>
+          <w:lang w:bidi="fa-IR"/>
+        </w:rPr>
+        <w:t xml:space="preserve">دلیل این مورد اینه که </w:t>
+      </w:r>
+      <w:proofErr w:type="spellStart"/>
+      <w:r>
+        <w:rPr>
+          <w:rFonts w:cs="B Nazanin" w:hint="cs"/>
+          <w:sz w:val="28"/>
+          <w:szCs w:val="28"/>
+          <w:rtl/>
+          <w:lang w:bidi="fa-IR"/>
+        </w:rPr>
+        <w:t>فرضا</w:t>
+      </w:r>
+      <w:proofErr w:type="spellEnd"/>
+      <w:r>
+        <w:rPr>
+          <w:rFonts w:cs="B Nazanin" w:hint="cs"/>
+          <w:sz w:val="28"/>
+          <w:szCs w:val="28"/>
+          <w:rtl/>
+          <w:lang w:bidi="fa-IR"/>
+        </w:rPr>
+        <w:t xml:space="preserve"> اگه داریم داخل </w:t>
+      </w:r>
+      <w:proofErr w:type="spellStart"/>
+      <w:r>
+        <w:rPr>
+          <w:rFonts w:cs="B Nazanin" w:hint="cs"/>
+          <w:sz w:val="28"/>
+          <w:szCs w:val="28"/>
+          <w:rtl/>
+          <w:lang w:bidi="fa-IR"/>
+        </w:rPr>
+        <w:t>یه</w:t>
+      </w:r>
+      <w:proofErr w:type="spellEnd"/>
+      <w:r>
+        <w:rPr>
+          <w:rFonts w:cs="B Nazanin" w:hint="cs"/>
+          <w:sz w:val="28"/>
+          <w:szCs w:val="28"/>
+          <w:rtl/>
+          <w:lang w:bidi="fa-IR"/>
+        </w:rPr>
+        <w:t xml:space="preserve"> </w:t>
+      </w:r>
+      <w:r>
+        <w:rPr>
+          <w:rFonts w:cs="B Nazanin"/>
+          <w:sz w:val="28"/>
+          <w:szCs w:val="28"/>
+          <w:lang w:bidi="fa-IR"/>
+        </w:rPr>
+        <w:t>try/catch</w:t>
+      </w:r>
+      <w:r>
+        <w:rPr>
+          <w:rFonts w:cs="B Nazanin" w:hint="cs"/>
+          <w:sz w:val="28"/>
+          <w:szCs w:val="28"/>
+          <w:rtl/>
+          <w:lang w:bidi="fa-IR"/>
+        </w:rPr>
+        <w:t xml:space="preserve"> کد رو مینویسیم و </w:t>
+      </w:r>
+      <w:proofErr w:type="spellStart"/>
+      <w:r>
+        <w:rPr>
+          <w:rFonts w:cs="B Nazanin" w:hint="cs"/>
+          <w:sz w:val="28"/>
+          <w:szCs w:val="28"/>
+          <w:rtl/>
+          <w:lang w:bidi="fa-IR"/>
+        </w:rPr>
+        <w:t>میخوایم</w:t>
+      </w:r>
+      <w:proofErr w:type="spellEnd"/>
+      <w:r>
+        <w:rPr>
+          <w:rFonts w:cs="B Nazanin" w:hint="cs"/>
+          <w:sz w:val="28"/>
+          <w:szCs w:val="28"/>
+          <w:rtl/>
+          <w:lang w:bidi="fa-IR"/>
+        </w:rPr>
+        <w:t xml:space="preserve"> که به </w:t>
+      </w:r>
+      <w:proofErr w:type="spellStart"/>
+      <w:r>
+        <w:rPr>
+          <w:rFonts w:cs="B Nazanin" w:hint="cs"/>
+          <w:sz w:val="28"/>
+          <w:szCs w:val="28"/>
+          <w:rtl/>
+          <w:lang w:bidi="fa-IR"/>
+        </w:rPr>
+        <w:t>ازای</w:t>
+      </w:r>
+      <w:proofErr w:type="spellEnd"/>
+      <w:r>
+        <w:rPr>
+          <w:rFonts w:cs="B Nazanin" w:hint="cs"/>
+          <w:sz w:val="28"/>
+          <w:szCs w:val="28"/>
+          <w:rtl/>
+          <w:lang w:bidi="fa-IR"/>
+        </w:rPr>
+        <w:t xml:space="preserve"> هر کدوم </w:t>
+      </w:r>
+      <w:r>
+        <w:rPr>
+          <w:rFonts w:cs="B Nazanin"/>
+          <w:sz w:val="28"/>
+          <w:szCs w:val="28"/>
+          <w:lang w:bidi="fa-IR"/>
+        </w:rPr>
+        <w:t>exception</w:t>
+      </w:r>
+      <w:r>
+        <w:rPr>
+          <w:rFonts w:cs="B Nazanin" w:hint="cs"/>
+          <w:sz w:val="28"/>
+          <w:szCs w:val="28"/>
+          <w:rtl/>
+          <w:lang w:bidi="fa-IR"/>
+        </w:rPr>
+        <w:t xml:space="preserve"> </w:t>
+      </w:r>
+      <w:proofErr w:type="spellStart"/>
+      <w:r>
+        <w:rPr>
+          <w:rFonts w:cs="B Nazanin" w:hint="cs"/>
+          <w:sz w:val="28"/>
+          <w:szCs w:val="28"/>
+          <w:rtl/>
+          <w:lang w:bidi="fa-IR"/>
+        </w:rPr>
+        <w:t>هایی</w:t>
+      </w:r>
+      <w:proofErr w:type="spellEnd"/>
+      <w:r>
+        <w:rPr>
+          <w:rFonts w:cs="B Nazanin" w:hint="cs"/>
+          <w:sz w:val="28"/>
+          <w:szCs w:val="28"/>
+          <w:rtl/>
+          <w:lang w:bidi="fa-IR"/>
+        </w:rPr>
+        <w:t xml:space="preserve"> که میاد،‌ متفاوت </w:t>
+      </w:r>
+      <w:proofErr w:type="spellStart"/>
+      <w:r>
+        <w:rPr>
+          <w:rFonts w:cs="B Nazanin" w:hint="cs"/>
+          <w:sz w:val="28"/>
+          <w:szCs w:val="28"/>
+          <w:rtl/>
+          <w:lang w:bidi="fa-IR"/>
+        </w:rPr>
+        <w:t>هندلش</w:t>
+      </w:r>
+      <w:proofErr w:type="spellEnd"/>
+      <w:r>
+        <w:rPr>
+          <w:rFonts w:cs="B Nazanin" w:hint="cs"/>
+          <w:sz w:val="28"/>
+          <w:szCs w:val="28"/>
+          <w:rtl/>
+          <w:lang w:bidi="fa-IR"/>
+        </w:rPr>
+        <w:t xml:space="preserve"> کنیم در این صورت اگه توی کلاس فرزند </w:t>
+      </w:r>
+      <w:proofErr w:type="spellStart"/>
+      <w:r>
+        <w:rPr>
+          <w:rFonts w:cs="B Nazanin" w:hint="cs"/>
+          <w:sz w:val="28"/>
+          <w:szCs w:val="28"/>
+          <w:rtl/>
+          <w:lang w:bidi="fa-IR"/>
+        </w:rPr>
+        <w:t>یه</w:t>
+      </w:r>
+      <w:proofErr w:type="spellEnd"/>
+      <w:r>
+        <w:rPr>
+          <w:rFonts w:cs="B Nazanin" w:hint="cs"/>
+          <w:sz w:val="28"/>
+          <w:szCs w:val="28"/>
+          <w:rtl/>
+          <w:lang w:bidi="fa-IR"/>
+        </w:rPr>
+        <w:t xml:space="preserve"> </w:t>
+      </w:r>
+      <w:r>
+        <w:rPr>
+          <w:rFonts w:cs="B Nazanin"/>
+          <w:sz w:val="28"/>
+          <w:szCs w:val="28"/>
+          <w:lang w:bidi="fa-IR"/>
+        </w:rPr>
+        <w:t>exception</w:t>
+      </w:r>
+      <w:r>
+        <w:rPr>
+          <w:rFonts w:cs="B Nazanin" w:hint="cs"/>
+          <w:sz w:val="28"/>
+          <w:szCs w:val="28"/>
+          <w:rtl/>
+          <w:lang w:bidi="fa-IR"/>
+        </w:rPr>
+        <w:t xml:space="preserve"> ای باشه که توی کلاس والد نیست، اونوقت دیگه این </w:t>
+      </w:r>
+      <w:r>
+        <w:rPr>
+          <w:rFonts w:cs="B Nazanin"/>
+          <w:sz w:val="28"/>
+          <w:szCs w:val="28"/>
+          <w:lang w:bidi="fa-IR"/>
+        </w:rPr>
+        <w:t>exception</w:t>
+      </w:r>
+      <w:r>
+        <w:rPr>
+          <w:rFonts w:cs="B Nazanin" w:hint="cs"/>
+          <w:sz w:val="28"/>
+          <w:szCs w:val="28"/>
+          <w:rtl/>
+          <w:lang w:bidi="fa-IR"/>
+        </w:rPr>
+        <w:t xml:space="preserve"> </w:t>
+      </w:r>
+      <w:proofErr w:type="spellStart"/>
+      <w:r>
+        <w:rPr>
+          <w:rFonts w:cs="B Nazanin" w:hint="cs"/>
+          <w:sz w:val="28"/>
+          <w:szCs w:val="28"/>
+          <w:rtl/>
+          <w:lang w:bidi="fa-IR"/>
+        </w:rPr>
+        <w:t>هندل</w:t>
+      </w:r>
+      <w:proofErr w:type="spellEnd"/>
+      <w:r>
+        <w:rPr>
+          <w:rFonts w:cs="B Nazanin" w:hint="cs"/>
+          <w:sz w:val="28"/>
+          <w:szCs w:val="28"/>
+          <w:rtl/>
+          <w:lang w:bidi="fa-IR"/>
+        </w:rPr>
+        <w:t xml:space="preserve"> نشده و ممکنه به مشکل بخوریم.</w:t>
+      </w:r>
+      <w:r>
+        <w:rPr>
+          <w:rFonts w:cs="B Nazanin" w:hint="cs"/>
+          <w:sz w:val="28"/>
+          <w:szCs w:val="28"/>
+          <w:rtl/>
+          <w:lang w:bidi="fa-IR"/>
+        </w:rPr>
+        <w:t xml:space="preserve"> </w:t>
+      </w:r>
+    </w:p>
+    <w:p>
+      <w:pPr>
+        <w:pStyle w:val="ListParagraph"/>
+        <w:numPr>
+          <w:ilvl w:val="2"/>
+          <w:numId w:val="1"/>
+        </w:numPr>
+        <w:bidi/>
+        <w:rPr>
+          <w:rFonts w:cs="B Nazanin"/>
+          <w:sz w:val="28"/>
+          <w:szCs w:val="28"/>
+          <w:lang w:bidi="fa-IR"/>
+        </w:rPr>
+      </w:pPr>
+      <w:r>
+        <w:rPr>
+          <w:rFonts w:cs="B Nazanin" w:hint="cs"/>
+          <w:sz w:val="28"/>
+          <w:szCs w:val="28"/>
+          <w:rtl/>
+          <w:lang w:bidi="fa-IR"/>
+        </w:rPr>
+        <w:t xml:space="preserve">توی متد های کلاس فرزند نباید شروط و محدودیت ها بیشتر از کلاس والد باشن. مثلا اگه </w:t>
+      </w:r>
+      <w:proofErr w:type="spellStart"/>
+      <w:r>
+        <w:rPr>
+          <w:rFonts w:cs="B Nazanin" w:hint="cs"/>
+          <w:sz w:val="28"/>
+          <w:szCs w:val="28"/>
+          <w:rtl/>
+          <w:lang w:bidi="fa-IR"/>
+        </w:rPr>
+        <w:t>یه</w:t>
+      </w:r>
+      <w:proofErr w:type="spellEnd"/>
+      <w:r>
+        <w:rPr>
+          <w:rFonts w:cs="B Nazanin" w:hint="cs"/>
+          <w:sz w:val="28"/>
+          <w:szCs w:val="28"/>
+          <w:rtl/>
+          <w:lang w:bidi="fa-IR"/>
+        </w:rPr>
+        <w:t xml:space="preserve"> متد داریم توی کلاس والد که </w:t>
+      </w:r>
+      <w:proofErr w:type="spellStart"/>
+      <w:r>
+        <w:rPr>
+          <w:rFonts w:cs="B Nazanin" w:hint="cs"/>
+          <w:sz w:val="28"/>
+          <w:szCs w:val="28"/>
+          <w:rtl/>
+          <w:lang w:bidi="fa-IR"/>
+        </w:rPr>
+        <w:t>یه</w:t>
+      </w:r>
+      <w:proofErr w:type="spellEnd"/>
+      <w:r>
+        <w:rPr>
+          <w:rFonts w:cs="B Nazanin" w:hint="cs"/>
+          <w:sz w:val="28"/>
+          <w:szCs w:val="28"/>
+          <w:rtl/>
+          <w:lang w:bidi="fa-IR"/>
+        </w:rPr>
+        <w:t xml:space="preserve"> </w:t>
+      </w:r>
+      <w:r>
+        <w:rPr>
+          <w:rFonts w:cs="B Nazanin"/>
+          <w:sz w:val="28"/>
+          <w:szCs w:val="28"/>
+          <w:lang w:bidi="fa-IR"/>
+        </w:rPr>
+        <w:t>int</w:t>
+      </w:r>
+      <w:r>
+        <w:rPr>
+          <w:rFonts w:cs="B Nazanin" w:hint="cs"/>
+          <w:sz w:val="28"/>
+          <w:szCs w:val="28"/>
+          <w:rtl/>
+          <w:lang w:bidi="fa-IR"/>
+        </w:rPr>
+        <w:t xml:space="preserve"> رو به عنوان ورودی میگیره و این </w:t>
+      </w:r>
+      <w:r>
+        <w:rPr>
+          <w:rFonts w:cs="B Nazanin"/>
+          <w:sz w:val="28"/>
+          <w:szCs w:val="28"/>
+          <w:lang w:bidi="fa-IR"/>
+        </w:rPr>
+        <w:t>int</w:t>
+      </w:r>
+      <w:r>
+        <w:rPr>
+          <w:rFonts w:cs="B Nazanin" w:hint="cs"/>
+          <w:sz w:val="28"/>
+          <w:szCs w:val="28"/>
+          <w:rtl/>
+          <w:lang w:bidi="fa-IR"/>
+        </w:rPr>
+        <w:t xml:space="preserve"> میتونه برابر، بزرگتر یا کوچکتر از صفر باشه، اونوقت اگه داخل کلاس فرزند این متد رو </w:t>
+      </w:r>
+      <w:r>
+        <w:rPr>
+          <w:rFonts w:cs="B Nazanin"/>
+          <w:sz w:val="28"/>
+          <w:szCs w:val="28"/>
+          <w:lang w:bidi="fa-IR"/>
+        </w:rPr>
+        <w:t>override</w:t>
+      </w:r>
+      <w:r>
+        <w:rPr>
+          <w:rFonts w:cs="B Nazanin" w:hint="cs"/>
+          <w:sz w:val="28"/>
+          <w:szCs w:val="28"/>
+          <w:rtl/>
+          <w:lang w:bidi="fa-IR"/>
+        </w:rPr>
+        <w:t xml:space="preserve"> کردیم و شرط </w:t>
+      </w:r>
+      <w:proofErr w:type="spellStart"/>
+      <w:r>
+        <w:rPr>
+          <w:rFonts w:cs="B Nazanin" w:hint="cs"/>
+          <w:sz w:val="28"/>
+          <w:szCs w:val="28"/>
+          <w:rtl/>
+          <w:lang w:bidi="fa-IR"/>
+        </w:rPr>
+        <w:t>بذاریم</w:t>
+      </w:r>
+      <w:proofErr w:type="spellEnd"/>
+      <w:r>
+        <w:rPr>
+          <w:rFonts w:cs="B Nazanin" w:hint="cs"/>
+          <w:sz w:val="28"/>
+          <w:szCs w:val="28"/>
+          <w:rtl/>
+          <w:lang w:bidi="fa-IR"/>
+        </w:rPr>
+        <w:t xml:space="preserve"> که حتما این ورودی فقط مثبت باشه، اونوقت محدودیتی بیشتر از کلاس والد لحاظ کردیم و این خلاف این قاعده اس.</w:t>
+      </w:r>
+    </w:p>
+    <w:p>
+      <w:pPr>
+        <w:pStyle w:val="ListParagraph"/>
+        <w:numPr>
+          <w:ilvl w:val="1"/>
+          <w:numId w:val="1"/>
+        </w:numPr>
+        <w:bidi/>
+        <w:rPr>
+          <w:rFonts w:cs="B Nazanin"/>
+          <w:sz w:val="28"/>
+          <w:szCs w:val="28"/>
+          <w:lang w:bidi="fa-IR"/>
+        </w:rPr>
+      </w:pPr>
+      <w:r>
+        <w:rPr>
+          <w:rFonts w:cs="B Nazanin" w:hint="cs"/>
+          <w:sz w:val="28"/>
+          <w:szCs w:val="28"/>
+          <w:rtl/>
+          <w:lang w:bidi="fa-IR"/>
+        </w:rPr>
+        <w:t xml:space="preserve">قواعد </w:t>
+      </w:r>
+      <w:proofErr w:type="spellStart"/>
+      <w:r>
+        <w:rPr>
+          <w:rFonts w:cs="B Nazanin" w:hint="cs"/>
+          <w:sz w:val="28"/>
+          <w:szCs w:val="28"/>
+          <w:rtl/>
+          <w:lang w:bidi="fa-IR"/>
+        </w:rPr>
+        <w:t>پراپرتی</w:t>
+      </w:r>
+      <w:proofErr w:type="spellEnd"/>
+      <w:r>
+        <w:rPr>
+          <w:rFonts w:cs="B Nazanin" w:hint="cs"/>
+          <w:sz w:val="28"/>
+          <w:szCs w:val="28"/>
+          <w:rtl/>
+          <w:lang w:bidi="fa-IR"/>
+        </w:rPr>
+        <w:t xml:space="preserve"> های کلاس ها:</w:t>
+      </w:r>
+    </w:p>
+    <w:p>
+      <w:pPr>
+        <w:pStyle w:val="ListParagraph"/>
+        <w:numPr>
+          <w:ilvl w:val="2"/>
+          <w:numId w:val="1"/>
+        </w:numPr>
+        <w:bidi/>
+        <w:rPr>
+          <w:rFonts w:cs="B Nazanin"/>
+          <w:sz w:val="28"/>
+          <w:szCs w:val="28"/>
+          <w:lang w:bidi="fa-IR"/>
+        </w:rPr>
+      </w:pPr>
+      <w:r>
+        <w:rPr>
+          <w:rFonts w:cs="B Nazanin" w:hint="cs"/>
+          <w:sz w:val="28"/>
+          <w:szCs w:val="28"/>
+          <w:rtl/>
+          <w:lang w:bidi="fa-IR"/>
+        </w:rPr>
+        <w:t xml:space="preserve">۲ تا قاعده هست در این مورد که توی تعریف یکی هستن اما موضوعیت </w:t>
+      </w:r>
+      <w:proofErr w:type="spellStart"/>
+      <w:r>
+        <w:rPr>
+          <w:rFonts w:cs="B Nazanin" w:hint="cs"/>
+          <w:sz w:val="28"/>
+          <w:szCs w:val="28"/>
+          <w:rtl/>
+          <w:lang w:bidi="fa-IR"/>
+        </w:rPr>
+        <w:t>شون</w:t>
+      </w:r>
+      <w:proofErr w:type="spellEnd"/>
+      <w:r>
+        <w:rPr>
+          <w:rFonts w:cs="B Nazanin" w:hint="cs"/>
+          <w:sz w:val="28"/>
+          <w:szCs w:val="28"/>
+          <w:rtl/>
+          <w:lang w:bidi="fa-IR"/>
+        </w:rPr>
+        <w:t xml:space="preserve"> </w:t>
+      </w:r>
+      <w:proofErr w:type="spellStart"/>
+      <w:r>
+        <w:rPr>
+          <w:rFonts w:cs="B Nazanin" w:hint="cs"/>
+          <w:sz w:val="28"/>
+          <w:szCs w:val="28"/>
+          <w:rtl/>
+          <w:lang w:bidi="fa-IR"/>
+        </w:rPr>
+        <w:t>یه</w:t>
+      </w:r>
+      <w:proofErr w:type="spellEnd"/>
+      <w:r>
+        <w:rPr>
+          <w:rFonts w:cs="B Nazanin" w:hint="cs"/>
+          <w:sz w:val="28"/>
+          <w:szCs w:val="28"/>
+          <w:rtl/>
+          <w:lang w:bidi="fa-IR"/>
+        </w:rPr>
+        <w:t xml:space="preserve"> تفاوت ظریفی </w:t>
+      </w:r>
+      <w:proofErr w:type="spellStart"/>
+      <w:r>
+        <w:rPr>
+          <w:rFonts w:cs="B Nazanin" w:hint="cs"/>
+          <w:sz w:val="28"/>
+          <w:szCs w:val="28"/>
+          <w:rtl/>
+          <w:lang w:bidi="fa-IR"/>
+        </w:rPr>
+        <w:t>داره</w:t>
+      </w:r>
+      <w:proofErr w:type="spellEnd"/>
+      <w:r>
+        <w:rPr>
+          <w:rFonts w:cs="B Nazanin" w:hint="cs"/>
+          <w:sz w:val="28"/>
+          <w:szCs w:val="28"/>
+          <w:rtl/>
+          <w:lang w:bidi="fa-IR"/>
+        </w:rPr>
+        <w:t xml:space="preserve">: هر </w:t>
+      </w:r>
+      <w:r>
+        <w:rPr>
+          <w:rFonts w:cs="B Nazanin"/>
+          <w:sz w:val="28"/>
+          <w:szCs w:val="28"/>
+          <w:lang w:bidi="fa-IR"/>
+        </w:rPr>
+        <w:t>invariant/constraint</w:t>
+      </w:r>
+      <w:r>
+        <w:rPr>
+          <w:rFonts w:cs="B Nazanin" w:hint="cs"/>
+          <w:sz w:val="28"/>
+          <w:szCs w:val="28"/>
+          <w:rtl/>
+          <w:lang w:bidi="fa-IR"/>
+        </w:rPr>
+        <w:t xml:space="preserve"> در کلاس فرزند باید از معادل خودش در کلاس والد تبعیت کنه.</w:t>
+      </w:r>
+    </w:p>
+    <w:p>
+      <w:pPr>
+        <w:pStyle w:val="ListParagraph"/>
+        <w:numPr>
+          <w:ilvl w:val="2"/>
+          <w:numId w:val="1"/>
+        </w:numPr>
+        <w:bidi/>
+        <w:rPr>
+          <w:rFonts w:cs="B Nazanin"/>
+          <w:sz w:val="28"/>
+          <w:szCs w:val="28"/>
+          <w:lang w:bidi="fa-IR"/>
+        </w:rPr>
+      </w:pPr>
+      <w:r>
+        <w:rPr>
+          <w:rFonts w:cs="B Nazanin" w:hint="cs"/>
+          <w:sz w:val="28"/>
+          <w:szCs w:val="28"/>
+          <w:rtl/>
+          <w:lang w:bidi="fa-IR"/>
+        </w:rPr>
+        <w:t xml:space="preserve">یکم گنگ هست نه؟ اول از همه بگیم که این دوتا عبارت یعنی چی. </w:t>
+      </w:r>
+      <w:r>
+        <w:rPr>
+          <w:rFonts w:cs="B Nazanin"/>
+          <w:sz w:val="28"/>
+          <w:szCs w:val="28"/>
+          <w:lang w:bidi="fa-IR"/>
+        </w:rPr>
+        <w:t>Invariant</w:t>
+      </w:r>
+      <w:r>
+        <w:rPr>
+          <w:rFonts w:cs="B Nazanin" w:hint="cs"/>
+          <w:sz w:val="28"/>
+          <w:szCs w:val="28"/>
+          <w:rtl/>
+          <w:lang w:bidi="fa-IR"/>
+        </w:rPr>
+        <w:t xml:space="preserve"> یعنی </w:t>
+      </w:r>
+      <w:r>
+        <w:rPr>
+          <w:rFonts w:cs="B Nazanin" w:hint="cs"/>
+          <w:sz w:val="28"/>
+          <w:szCs w:val="28"/>
+          <w:rtl/>
+          <w:lang w:bidi="fa-IR"/>
+        </w:rPr>
+        <w:t xml:space="preserve">محدودیت یا </w:t>
+      </w:r>
+      <w:r>
+        <w:rPr>
+          <w:rFonts w:cs="B Nazanin" w:hint="cs"/>
+          <w:sz w:val="28"/>
+          <w:szCs w:val="28"/>
+          <w:rtl/>
+          <w:lang w:bidi="fa-IR"/>
+        </w:rPr>
+        <w:t xml:space="preserve">حکمی که همیشه </w:t>
+      </w:r>
+      <w:proofErr w:type="spellStart"/>
+      <w:r>
+        <w:rPr>
+          <w:rFonts w:cs="B Nazanin" w:hint="cs"/>
+          <w:sz w:val="28"/>
+          <w:szCs w:val="28"/>
+          <w:rtl/>
+          <w:lang w:bidi="fa-IR"/>
+        </w:rPr>
+        <w:t>برقراره</w:t>
+      </w:r>
+      <w:proofErr w:type="spellEnd"/>
+      <w:r>
+        <w:rPr>
+          <w:rFonts w:cs="B Nazanin" w:hint="cs"/>
+          <w:sz w:val="28"/>
+          <w:szCs w:val="28"/>
+          <w:rtl/>
+          <w:lang w:bidi="fa-IR"/>
+        </w:rPr>
+        <w:t xml:space="preserve"> (قرارداد ثابت)</w:t>
+      </w:r>
+      <w:r>
+        <w:rPr>
+          <w:rFonts w:cs="B Nazanin" w:hint="cs"/>
+          <w:sz w:val="28"/>
+          <w:szCs w:val="28"/>
+          <w:rtl/>
+          <w:lang w:bidi="fa-IR"/>
+        </w:rPr>
+        <w:t xml:space="preserve">. مثلا اگه </w:t>
+      </w:r>
+      <w:proofErr w:type="spellStart"/>
+      <w:r>
+        <w:rPr>
+          <w:rFonts w:cs="B Nazanin" w:hint="cs"/>
+          <w:sz w:val="28"/>
+          <w:szCs w:val="28"/>
+          <w:rtl/>
+          <w:lang w:bidi="fa-IR"/>
+        </w:rPr>
+        <w:t>یه</w:t>
+      </w:r>
+      <w:proofErr w:type="spellEnd"/>
+      <w:r>
+        <w:rPr>
+          <w:rFonts w:cs="B Nazanin" w:hint="cs"/>
+          <w:sz w:val="28"/>
+          <w:szCs w:val="28"/>
+          <w:rtl/>
+          <w:lang w:bidi="fa-IR"/>
+        </w:rPr>
+        <w:t xml:space="preserve"> کلاس داریم که داخلش </w:t>
+      </w:r>
+      <w:proofErr w:type="spellStart"/>
+      <w:r>
+        <w:rPr>
+          <w:rFonts w:cs="B Nazanin" w:hint="cs"/>
+          <w:sz w:val="28"/>
+          <w:szCs w:val="28"/>
+          <w:rtl/>
+          <w:lang w:bidi="fa-IR"/>
+        </w:rPr>
+        <w:t>یه</w:t>
+      </w:r>
+      <w:proofErr w:type="spellEnd"/>
+      <w:r>
+        <w:rPr>
+          <w:rFonts w:cs="B Nazanin" w:hint="cs"/>
+          <w:sz w:val="28"/>
+          <w:szCs w:val="28"/>
+          <w:rtl/>
+          <w:lang w:bidi="fa-IR"/>
+        </w:rPr>
+        <w:t xml:space="preserve"> لیست تعریف شده که </w:t>
+      </w:r>
+      <w:proofErr w:type="spellStart"/>
+      <w:r>
+        <w:rPr>
+          <w:rFonts w:cs="B Nazanin"/>
+          <w:sz w:val="28"/>
+          <w:szCs w:val="28"/>
+          <w:lang w:bidi="fa-IR"/>
+        </w:rPr>
+        <w:t>maxCapacity</w:t>
+      </w:r>
+      <w:proofErr w:type="spellEnd"/>
+      <w:r>
+        <w:rPr>
+          <w:rFonts w:cs="B Nazanin"/>
+          <w:sz w:val="28"/>
+          <w:szCs w:val="28"/>
+          <w:lang w:bidi="fa-IR"/>
+        </w:rPr>
+        <w:t xml:space="preserve"> = 10</w:t>
+      </w:r>
+      <w:r>
+        <w:rPr>
+          <w:rFonts w:cs="B Nazanin" w:hint="cs"/>
+          <w:sz w:val="28"/>
+          <w:szCs w:val="28"/>
+          <w:rtl/>
+          <w:lang w:bidi="fa-IR"/>
+        </w:rPr>
+        <w:t xml:space="preserve"> </w:t>
+      </w:r>
+      <w:proofErr w:type="spellStart"/>
+      <w:r>
+        <w:rPr>
+          <w:rFonts w:cs="B Nazanin" w:hint="cs"/>
+          <w:sz w:val="28"/>
+          <w:szCs w:val="28"/>
+          <w:rtl/>
+          <w:lang w:bidi="fa-IR"/>
+        </w:rPr>
+        <w:t>داره</w:t>
+      </w:r>
+      <w:proofErr w:type="spellEnd"/>
+      <w:r>
+        <w:rPr>
+          <w:rFonts w:cs="B Nazanin" w:hint="cs"/>
+          <w:sz w:val="28"/>
+          <w:szCs w:val="28"/>
+          <w:rtl/>
+          <w:lang w:bidi="fa-IR"/>
+        </w:rPr>
+        <w:t xml:space="preserve">، اولا توی تمامی حالات باید این شرط همیشه برقرار باشه و ثانیا نباید کلاس فرزند </w:t>
+      </w:r>
+      <w:proofErr w:type="spellStart"/>
+      <w:r>
+        <w:rPr>
+          <w:rFonts w:cs="B Nazanin" w:hint="cs"/>
+          <w:sz w:val="28"/>
+          <w:szCs w:val="28"/>
+          <w:rtl/>
+          <w:lang w:bidi="fa-IR"/>
+        </w:rPr>
+        <w:t>بتونه</w:t>
+      </w:r>
+      <w:proofErr w:type="spellEnd"/>
+      <w:r>
+        <w:rPr>
+          <w:rFonts w:cs="B Nazanin" w:hint="cs"/>
+          <w:sz w:val="28"/>
+          <w:szCs w:val="28"/>
+          <w:rtl/>
+          <w:lang w:bidi="fa-IR"/>
+        </w:rPr>
+        <w:t xml:space="preserve"> این </w:t>
+      </w:r>
+      <w:r>
+        <w:rPr>
+          <w:rFonts w:cs="B Nazanin" w:hint="cs"/>
+          <w:sz w:val="28"/>
+          <w:szCs w:val="28"/>
+          <w:rtl/>
+          <w:lang w:bidi="fa-IR"/>
+        </w:rPr>
+        <w:t xml:space="preserve">شرط رو تغییر بده. پس اگه </w:t>
+      </w:r>
+      <w:proofErr w:type="spellStart"/>
+      <w:r>
+        <w:rPr>
+          <w:rFonts w:cs="B Nazanin" w:hint="cs"/>
+          <w:sz w:val="28"/>
+          <w:szCs w:val="28"/>
+          <w:rtl/>
+          <w:lang w:bidi="fa-IR"/>
+        </w:rPr>
+        <w:t>یه</w:t>
+      </w:r>
+      <w:proofErr w:type="spellEnd"/>
+      <w:r>
+        <w:rPr>
+          <w:rFonts w:cs="B Nazanin" w:hint="cs"/>
+          <w:sz w:val="28"/>
+          <w:szCs w:val="28"/>
+          <w:rtl/>
+          <w:lang w:bidi="fa-IR"/>
+        </w:rPr>
+        <w:t xml:space="preserve"> کلاس فرزند بیاد و این مقدار رو به مثلا ۲۰ تغییر بده،‌ انگار رفتار کلاس والد رو تغییر داده.</w:t>
+      </w:r>
+      <w:r>
+        <w:rPr>
+          <w:rFonts w:cs="B Nazanin"/>
+          <w:sz w:val="28"/>
+          <w:szCs w:val="28"/>
+          <w:rtl/>
+          <w:lang w:bidi="fa-IR"/>
+        </w:rPr>
+        <w:br/>
+      </w:r>
+      <w:r>
+        <w:rPr>
+          <w:rFonts w:cs="B Nazanin"/>
+          <w:sz w:val="28"/>
+          <w:szCs w:val="28"/>
+          <w:lang w:bidi="fa-IR"/>
+        </w:rPr>
+        <w:t>constraint</w:t>
+      </w:r>
+      <w:r>
+        <w:rPr>
+          <w:rFonts w:cs="B Nazanin" w:hint="cs"/>
+          <w:sz w:val="28"/>
+          <w:szCs w:val="28"/>
+          <w:rtl/>
+          <w:lang w:bidi="fa-IR"/>
+        </w:rPr>
+        <w:t xml:space="preserve"> اما میشه </w:t>
+      </w:r>
+      <w:proofErr w:type="spellStart"/>
+      <w:r>
+        <w:rPr>
+          <w:rFonts w:cs="B Nazanin" w:hint="cs"/>
+          <w:sz w:val="28"/>
+          <w:szCs w:val="28"/>
+          <w:rtl/>
+          <w:lang w:bidi="fa-IR"/>
+        </w:rPr>
+        <w:t>یه</w:t>
+      </w:r>
+      <w:proofErr w:type="spellEnd"/>
+      <w:r>
+        <w:rPr>
+          <w:rFonts w:cs="B Nazanin" w:hint="cs"/>
+          <w:sz w:val="28"/>
+          <w:szCs w:val="28"/>
+          <w:rtl/>
+          <w:lang w:bidi="fa-IR"/>
+        </w:rPr>
+        <w:t xml:space="preserve"> شرطی</w:t>
+      </w:r>
+      <w:r>
+        <w:rPr>
+          <w:rFonts w:cs="B Nazanin" w:hint="cs"/>
+          <w:sz w:val="28"/>
+          <w:szCs w:val="28"/>
+          <w:rtl/>
+          <w:lang w:bidi="fa-IR"/>
+        </w:rPr>
+        <w:t xml:space="preserve"> یا محدودیتی</w:t>
+      </w:r>
+      <w:r>
+        <w:rPr>
+          <w:rFonts w:cs="B Nazanin" w:hint="cs"/>
+          <w:sz w:val="28"/>
+          <w:szCs w:val="28"/>
+          <w:rtl/>
+          <w:lang w:bidi="fa-IR"/>
+        </w:rPr>
+        <w:t xml:space="preserve"> که به مرور زمان ممکنه تغییر کنه (قرارداد متغیر). همون </w:t>
+      </w:r>
+      <w:proofErr w:type="spellStart"/>
+      <w:r>
+        <w:rPr>
+          <w:rFonts w:cs="B Nazanin"/>
+          <w:sz w:val="28"/>
+          <w:szCs w:val="28"/>
+          <w:lang w:bidi="fa-IR"/>
+        </w:rPr>
+        <w:t>maxCapacity</w:t>
+      </w:r>
+      <w:proofErr w:type="spellEnd"/>
+      <w:r>
+        <w:rPr>
+          <w:rFonts w:cs="B Nazanin" w:hint="cs"/>
+          <w:sz w:val="28"/>
+          <w:szCs w:val="28"/>
+          <w:rtl/>
+          <w:lang w:bidi="fa-IR"/>
+        </w:rPr>
+        <w:t xml:space="preserve"> رو الان فرض کنیم که قابل ست کردن باشه و از طریق </w:t>
+      </w:r>
+      <w:r>
+        <w:rPr>
+          <w:rFonts w:cs="B Nazanin"/>
+          <w:sz w:val="28"/>
+          <w:szCs w:val="28"/>
+          <w:lang w:bidi="fa-IR"/>
+        </w:rPr>
+        <w:t>constructor</w:t>
+      </w:r>
+      <w:r>
+        <w:rPr>
+          <w:rFonts w:cs="B Nazanin" w:hint="cs"/>
+          <w:sz w:val="28"/>
+          <w:szCs w:val="28"/>
+          <w:rtl/>
+          <w:lang w:bidi="fa-IR"/>
+        </w:rPr>
+        <w:t xml:space="preserve"> کلاس بشه اینکار رو کرد. حالا اگه کلاس فرزند بیاد و </w:t>
+      </w:r>
+      <w:proofErr w:type="spellStart"/>
+      <w:r>
+        <w:rPr>
+          <w:rFonts w:cs="B Nazanin" w:hint="cs"/>
+          <w:sz w:val="28"/>
+          <w:szCs w:val="28"/>
+          <w:rtl/>
+          <w:lang w:bidi="fa-IR"/>
+        </w:rPr>
+        <w:t>یه</w:t>
+      </w:r>
+      <w:proofErr w:type="spellEnd"/>
+      <w:r>
+        <w:rPr>
+          <w:rFonts w:cs="B Nazanin" w:hint="cs"/>
+          <w:sz w:val="28"/>
+          <w:szCs w:val="28"/>
+          <w:rtl/>
+          <w:lang w:bidi="fa-IR"/>
+        </w:rPr>
+        <w:t xml:space="preserve"> متد </w:t>
+      </w:r>
+      <w:proofErr w:type="spellStart"/>
+      <w:r>
+        <w:rPr>
+          <w:rFonts w:cs="B Nazanin"/>
+          <w:sz w:val="28"/>
+          <w:szCs w:val="28"/>
+          <w:lang w:bidi="fa-IR"/>
+        </w:rPr>
+        <w:t>SetCapacity</w:t>
+      </w:r>
+      <w:proofErr w:type="spellEnd"/>
+      <w:r>
+        <w:rPr>
+          <w:rFonts w:cs="B Nazanin" w:hint="cs"/>
+          <w:sz w:val="28"/>
+          <w:szCs w:val="28"/>
+          <w:rtl/>
+          <w:lang w:bidi="fa-IR"/>
+        </w:rPr>
+        <w:t xml:space="preserve"> تعریف کنه که </w:t>
+      </w:r>
+      <w:r>
+        <w:rPr>
+          <w:rFonts w:cs="B Nazanin" w:hint="cs"/>
+          <w:sz w:val="28"/>
+          <w:szCs w:val="28"/>
+          <w:rtl/>
+          <w:lang w:bidi="fa-IR"/>
+        </w:rPr>
+        <w:t xml:space="preserve">از طریق این متد هم بشه </w:t>
+      </w:r>
+      <w:proofErr w:type="spellStart"/>
+      <w:r>
+        <w:rPr>
+          <w:rFonts w:cs="B Nazanin"/>
+          <w:sz w:val="28"/>
+          <w:szCs w:val="28"/>
+          <w:lang w:bidi="fa-IR"/>
+        </w:rPr>
+        <w:t>maxCapacity</w:t>
+      </w:r>
+      <w:proofErr w:type="spellEnd"/>
+      <w:r>
+        <w:rPr>
+          <w:rFonts w:cs="B Nazanin" w:hint="cs"/>
+          <w:sz w:val="28"/>
+          <w:szCs w:val="28"/>
+          <w:rtl/>
+          <w:lang w:bidi="fa-IR"/>
+        </w:rPr>
+        <w:t xml:space="preserve"> رو تغییر داد، اونوقت این قاعده نقض میشه چرا که </w:t>
+      </w:r>
+      <w:proofErr w:type="spellStart"/>
+      <w:r>
+        <w:rPr>
+          <w:rFonts w:cs="B Nazanin"/>
+          <w:sz w:val="28"/>
+          <w:szCs w:val="28"/>
+          <w:lang w:bidi="fa-IR"/>
+        </w:rPr>
+        <w:t>maxCapacity</w:t>
+      </w:r>
+      <w:proofErr w:type="spellEnd"/>
+      <w:r>
+        <w:rPr>
+          <w:rFonts w:cs="B Nazanin" w:hint="cs"/>
+          <w:sz w:val="28"/>
+          <w:szCs w:val="28"/>
+          <w:rtl/>
+          <w:lang w:bidi="fa-IR"/>
+        </w:rPr>
+        <w:t xml:space="preserve"> </w:t>
+      </w:r>
+      <w:proofErr w:type="spellStart"/>
+      <w:r>
+        <w:rPr>
+          <w:rFonts w:cs="B Nazanin" w:hint="cs"/>
+          <w:sz w:val="28"/>
+          <w:szCs w:val="28"/>
+          <w:rtl/>
+          <w:lang w:bidi="fa-IR"/>
+        </w:rPr>
+        <w:t>قراره</w:t>
+      </w:r>
+      <w:proofErr w:type="spellEnd"/>
+      <w:r>
+        <w:rPr>
+          <w:rFonts w:cs="B Nazanin" w:hint="cs"/>
+          <w:sz w:val="28"/>
+          <w:szCs w:val="28"/>
+          <w:rtl/>
+          <w:lang w:bidi="fa-IR"/>
+        </w:rPr>
+        <w:t xml:space="preserve"> فقط </w:t>
+      </w:r>
+      <w:proofErr w:type="spellStart"/>
+      <w:r>
+        <w:rPr>
+          <w:rFonts w:cs="B Nazanin" w:hint="cs"/>
+          <w:sz w:val="28"/>
+          <w:szCs w:val="28"/>
+          <w:rtl/>
+          <w:lang w:bidi="fa-IR"/>
+        </w:rPr>
+        <w:t>یه</w:t>
+      </w:r>
+      <w:proofErr w:type="spellEnd"/>
+      <w:r>
+        <w:rPr>
+          <w:rFonts w:cs="B Nazanin" w:hint="cs"/>
+          <w:sz w:val="28"/>
+          <w:szCs w:val="28"/>
+          <w:rtl/>
+          <w:lang w:bidi="fa-IR"/>
+        </w:rPr>
+        <w:t xml:space="preserve"> بار و اونم زمان </w:t>
+      </w:r>
+      <w:r>
+        <w:rPr>
+          <w:rFonts w:cs="B Nazanin"/>
+          <w:sz w:val="28"/>
+          <w:szCs w:val="28"/>
+          <w:lang w:bidi="fa-IR"/>
+        </w:rPr>
+        <w:t>instantiation</w:t>
+      </w:r>
+      <w:r>
+        <w:rPr>
+          <w:rFonts w:cs="B Nazanin" w:hint="cs"/>
+          <w:sz w:val="28"/>
+          <w:szCs w:val="28"/>
+          <w:rtl/>
+          <w:lang w:bidi="fa-IR"/>
+        </w:rPr>
+        <w:t xml:space="preserve"> </w:t>
+      </w:r>
+      <w:proofErr w:type="spellStart"/>
+      <w:r>
+        <w:rPr>
+          <w:rFonts w:cs="B Nazanin" w:hint="cs"/>
+          <w:sz w:val="28"/>
+          <w:szCs w:val="28"/>
+          <w:rtl/>
+          <w:lang w:bidi="fa-IR"/>
+        </w:rPr>
+        <w:t>مقداردهی</w:t>
+      </w:r>
+      <w:proofErr w:type="spellEnd"/>
+      <w:r>
+        <w:rPr>
+          <w:rFonts w:cs="B Nazanin" w:hint="cs"/>
+          <w:sz w:val="28"/>
+          <w:szCs w:val="28"/>
+          <w:rtl/>
+          <w:lang w:bidi="fa-IR"/>
+        </w:rPr>
+        <w:t xml:space="preserve"> بشه نه اینکه هر زمان دیگه ای این امکان (از طریق </w:t>
+      </w:r>
+      <w:proofErr w:type="spellStart"/>
+      <w:r>
+        <w:rPr>
+          <w:rFonts w:cs="B Nazanin" w:hint="cs"/>
+          <w:sz w:val="28"/>
+          <w:szCs w:val="28"/>
+          <w:rtl/>
+          <w:lang w:bidi="fa-IR"/>
+        </w:rPr>
+        <w:t>متدی</w:t>
+      </w:r>
+      <w:proofErr w:type="spellEnd"/>
+      <w:r>
+        <w:rPr>
+          <w:rFonts w:cs="B Nazanin" w:hint="cs"/>
+          <w:sz w:val="28"/>
+          <w:szCs w:val="28"/>
+          <w:rtl/>
+          <w:lang w:bidi="fa-IR"/>
+        </w:rPr>
+        <w:t xml:space="preserve"> مثل همون </w:t>
+      </w:r>
+      <w:proofErr w:type="spellStart"/>
+      <w:r>
+        <w:rPr>
+          <w:rFonts w:cs="B Nazanin"/>
+          <w:sz w:val="28"/>
+          <w:szCs w:val="28"/>
+          <w:lang w:bidi="fa-IR"/>
+        </w:rPr>
+        <w:t>SetCapacity</w:t>
+      </w:r>
+      <w:proofErr w:type="spellEnd"/>
+      <w:r>
+        <w:rPr>
+          <w:rFonts w:cs="B Nazanin" w:hint="cs"/>
+          <w:sz w:val="28"/>
+          <w:szCs w:val="28"/>
+          <w:rtl/>
+          <w:lang w:bidi="fa-IR"/>
+        </w:rPr>
+        <w:t>) برقرار باشه.</w:t>
+      </w:r>
+    </w:p>
+    <w:p>
+      <w:pPr>
+        <w:pStyle w:val="ListParagraph"/>
+        <w:numPr>
+          <w:ilvl w:val="2"/>
+          <w:numId w:val="1"/>
+        </w:numPr>
+        <w:bidi/>
+        <w:rPr>
+          <w:rFonts w:cs="B Nazanin"/>
+          <w:sz w:val="28"/>
+          <w:szCs w:val="28"/>
+          <w:lang w:bidi="fa-IR"/>
+        </w:rPr>
+      </w:pPr>
+      <w:r>
+        <w:rPr>
+          <w:rFonts w:cs="B Nazanin" w:hint="cs"/>
+          <w:sz w:val="28"/>
+          <w:szCs w:val="28"/>
+          <w:rtl/>
+          <w:lang w:bidi="fa-IR"/>
+        </w:rPr>
+        <w:t xml:space="preserve">پس در واقع هر دو قاعده دارن </w:t>
+      </w:r>
+      <w:proofErr w:type="spellStart"/>
+      <w:r>
+        <w:rPr>
+          <w:rFonts w:cs="B Nazanin" w:hint="cs"/>
+          <w:sz w:val="28"/>
+          <w:szCs w:val="28"/>
+          <w:rtl/>
+          <w:lang w:bidi="fa-IR"/>
+        </w:rPr>
+        <w:t>یه</w:t>
+      </w:r>
+      <w:proofErr w:type="spellEnd"/>
+      <w:r>
+        <w:rPr>
+          <w:rFonts w:cs="B Nazanin" w:hint="cs"/>
+          <w:sz w:val="28"/>
+          <w:szCs w:val="28"/>
+          <w:rtl/>
+          <w:lang w:bidi="fa-IR"/>
+        </w:rPr>
+        <w:t xml:space="preserve"> مسئله رو میگن اما </w:t>
+      </w:r>
+      <w:proofErr w:type="spellStart"/>
+      <w:r>
+        <w:rPr>
+          <w:rFonts w:cs="B Nazanin" w:hint="cs"/>
+          <w:sz w:val="28"/>
+          <w:szCs w:val="28"/>
+          <w:rtl/>
+          <w:lang w:bidi="fa-IR"/>
+        </w:rPr>
+        <w:t>یکیشون</w:t>
+      </w:r>
+      <w:proofErr w:type="spellEnd"/>
+      <w:r>
+        <w:rPr>
+          <w:rFonts w:cs="B Nazanin" w:hint="cs"/>
+          <w:sz w:val="28"/>
+          <w:szCs w:val="28"/>
+          <w:rtl/>
+          <w:lang w:bidi="fa-IR"/>
+        </w:rPr>
+        <w:t xml:space="preserve"> به صورت ثابت هست و دیگری متغیر.</w:t>
+      </w:r>
+    </w:p>
+    <w:p>
+      <w:pPr>
+        <w:rPr>
+          <w:rFonts w:cs="B Nazanin"/>
+          <w:sz w:val="28"/>
+          <w:szCs w:val="28"/>
+          <w:rtl/>
+          <w:lang w:bidi="fa-IR"/>
+        </w:rPr>
+      </w:pPr>
+      <w:r>
+        <w:rPr>
+          <w:rFonts w:cs="Times New Roman"/>
+          <w:sz w:val="28"/>
+          <w:szCs w:val="28"/>
+          <w:rtl/>
+          <w:lang w:bidi="fa-IR"/>
+        </w:rPr>
+        <w:br w:type="page"/>
+      </w:r>
+    </w:p>
+    <w:p>
+      <w:pPr>
+        <w:pStyle w:val="ListParagraph"/>
+        <w:numPr>
+          <w:ilvl w:val="0"/>
+          <w:numId w:val="1"/>
+        </w:numPr>
+        <w:bidi/>
+        <w:rPr>
+          <w:rFonts w:cs="B Nazanin"/>
+          <w:sz w:val="28"/>
+          <w:szCs w:val="28"/>
+          <w:lang w:bidi="fa-IR"/>
+        </w:rPr>
+      </w:pPr>
     </w:p>
     <w:sectPr>
       <w:pgSz w:w="12240" w:h="15840"/>
@@ -5607,7 +11571,6 @@
   <w:style w:type="character" w:default="1" w:styleId="DefaultParagraphFont">
     <w:name w:val="Default Paragraph Font"/>
     <w:uiPriority w:val="1"/>
-    <w:semiHidden/>
     <w:unhideWhenUsed/>
   </w:style>
   <w:style w:type="table" w:default="1" w:styleId="TableNormal">
